--- a/static/profiling format/Profiling-template.docx
+++ b/static/profiling format/Profiling-template.docx
@@ -10,127 +10,16 @@
         <mc:AlternateContent>
           <mc:Choice Requires="wps">
             <w:drawing>
-              <wp:anchor distT="0" distB="0" distL="114300" distR="114300" simplePos="0" relativeHeight="251666432" behindDoc="0" locked="0" layoutInCell="1" allowOverlap="1" wp14:anchorId="35E36326" wp14:editId="0D6C590F">
+              <wp:anchor distT="0" distB="0" distL="114300" distR="114300" simplePos="0" relativeHeight="251663360" behindDoc="0" locked="0" layoutInCell="1" allowOverlap="1" wp14:anchorId="6EC32262" wp14:editId="1E5732C4">
                 <wp:simplePos x="0" y="0"/>
-                <wp:positionH relativeFrom="column">
-                  <wp:posOffset>1401501</wp:posOffset>
+                <wp:positionH relativeFrom="margin">
+                  <wp:posOffset>-120581</wp:posOffset>
                 </wp:positionH>
                 <wp:positionV relativeFrom="paragraph">
-                  <wp:posOffset>-889153</wp:posOffset>
+                  <wp:posOffset>-602901</wp:posOffset>
                 </wp:positionV>
-                <wp:extent cx="738554" cy="250825"/>
-                <wp:effectExtent l="0" t="0" r="4445" b="0"/>
-                <wp:wrapNone/>
-                <wp:docPr id="244988383" name="Text Box 5"/>
-                <wp:cNvGraphicFramePr/>
-                <a:graphic xmlns:a="http://schemas.openxmlformats.org/drawingml/2006/main">
-                  <a:graphicData uri="http://schemas.microsoft.com/office/word/2010/wordprocessingShape">
-                    <wps:wsp>
-                      <wps:cNvSpPr txBox="1"/>
-                      <wps:spPr>
-                        <a:xfrm>
-                          <a:off x="0" y="0"/>
-                          <a:ext cx="738554" cy="250825"/>
-                        </a:xfrm>
-                        <a:prstGeom prst="rect">
-                          <a:avLst/>
-                        </a:prstGeom>
-                        <a:solidFill>
-                          <a:schemeClr val="lt1"/>
-                        </a:solidFill>
-                        <a:ln w="6350">
-                          <a:noFill/>
-                        </a:ln>
-                      </wps:spPr>
-                      <wps:txbx>
-                        <w:txbxContent>
-                          <w:p>
-                            <w:pPr>
-                              <w:spacing w:line="240" w:lineRule="auto"/>
-                              <w:jc w:val="both"/>
-                              <w:rPr>
-                                <w:sz w:val="16"/>
-                                <w:szCs w:val="16"/>
-                              </w:rPr>
-                            </w:pPr>
-                            <w:r>
-                              <w:rPr>
-                                <w:sz w:val="16"/>
-                                <w:szCs w:val="16"/>
-                              </w:rPr>
-                              <w:t>#. Brgy</w:t>
-                            </w:r>
-                          </w:p>
-                        </w:txbxContent>
-                      </wps:txbx>
-                      <wps:bodyPr rot="0" spcFirstLastPara="0" vertOverflow="overflow" horzOverflow="overflow" vert="horz" wrap="square" lIns="91440" tIns="45720" rIns="91440" bIns="45720" numCol="1" spcCol="0" rtlCol="0" fromWordArt="0" anchor="t" anchorCtr="0" forceAA="0" compatLnSpc="1">
-                        <a:prstTxWarp prst="textNoShape">
-                          <a:avLst/>
-                        </a:prstTxWarp>
-                        <a:noAutofit/>
-                      </wps:bodyPr>
-                    </wps:wsp>
-                  </a:graphicData>
-                </a:graphic>
-                <wp14:sizeRelH relativeFrom="margin">
-                  <wp14:pctWidth>0</wp14:pctWidth>
-                </wp14:sizeRelH>
-                <wp14:sizeRelV relativeFrom="margin">
-                  <wp14:pctHeight>0</wp14:pctHeight>
-                </wp14:sizeRelV>
-              </wp:anchor>
-            </w:drawing>
-          </mc:Choice>
-          <mc:Fallback>
-            <w:pict>
-              <v:shapetype w14:anchorId="35E36326" id="_x0000_t202" coordsize="21600,21600" o:spt="202" path="m,l,21600r21600,l21600,xe">
-                <v:stroke joinstyle="miter"/>
-                <v:path gradientshapeok="t" o:connecttype="rect"/>
-              </v:shapetype>
-              <v:shape id="Text Box 5" o:spid="_x0000_s1026" type="#_x0000_t202" style="position:absolute;margin-left:110.35pt;margin-top:-70pt;width:58.15pt;height:19.75pt;z-index:251666432;visibility:visible;mso-wrap-style:square;mso-width-percent:0;mso-height-percent:0;mso-wrap-distance-left:9pt;mso-wrap-distance-top:0;mso-wrap-distance-right:9pt;mso-wrap-distance-bottom:0;mso-position-horizontal:absolute;mso-position-horizontal-relative:text;mso-position-vertical:absolute;mso-position-vertical-relative:text;mso-width-percent:0;mso-height-percent:0;mso-width-relative:margin;mso-height-relative:margin;v-text-anchor:top" o:gfxdata="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" fillcolor="white [3201]" stroked="f" strokeweight=".5pt">
-                <v:textbox>
-                  <w:txbxContent>
-                    <w:p>
-                      <w:pPr>
-                        <w:spacing w:line="240" w:lineRule="auto"/>
-                        <w:jc w:val="both"/>
-                        <w:rPr>
-                          <w:sz w:val="16"/>
-                          <w:szCs w:val="16"/>
-                        </w:rPr>
-                      </w:pPr>
-                      <w:r>
-                        <w:rPr>
-                          <w:sz w:val="16"/>
-                          <w:szCs w:val="16"/>
-                        </w:rPr>
-                        <w:t>#. Brgy</w:t>
-                      </w:r>
-                    </w:p>
-                  </w:txbxContent>
-                </v:textbox>
-              </v:shape>
-            </w:pict>
-          </mc:Fallback>
-        </mc:AlternateContent>
-      </w:r>
-      <w:r>
-        <w:rPr>
-          <w:noProof/>
-        </w:rPr>
-        <mc:AlternateContent>
-          <mc:Choice Requires="wps">
-            <w:drawing>
-              <wp:anchor distT="0" distB="0" distL="114300" distR="114300" simplePos="0" relativeHeight="251663360" behindDoc="0" locked="0" layoutInCell="1" allowOverlap="1" wp14:anchorId="6EC32262" wp14:editId="109B8F48">
-                <wp:simplePos x="0" y="0"/>
-                <wp:positionH relativeFrom="margin">
-                  <wp:posOffset>-130628</wp:posOffset>
-                </wp:positionH>
-                <wp:positionV relativeFrom="paragraph">
-                  <wp:posOffset>-648119</wp:posOffset>
-                </wp:positionV>
-                <wp:extent cx="2221530" cy="1289050"/>
-                <wp:effectExtent l="0" t="0" r="0" b="6350"/>
+                <wp:extent cx="2211181" cy="1243832"/>
+                <wp:effectExtent l="0" t="0" r="0" b="0"/>
                 <wp:wrapNone/>
                 <wp:docPr id="394719150" name="Text Box 4"/>
                 <wp:cNvGraphicFramePr/>
@@ -141,7 +30,7 @@
                       <wps:spPr>
                         <a:xfrm>
                           <a:off x="0" y="0"/>
-                          <a:ext cx="2221530" cy="1289050"/>
+                          <a:ext cx="2211181" cy="1243832"/>
                         </a:xfrm>
                         <a:prstGeom prst="rect">
                           <a:avLst/>
@@ -180,95 +69,138 @@
                                 <w:szCs w:val="12"/>
                               </w:rPr>
                             </w:pPr>
+                            <w:proofErr w:type="gramStart"/>
                             <w:r>
                               <w:rPr>
                                 <w:sz w:val="12"/>
                                 <w:szCs w:val="12"/>
                               </w:rPr>
-                              <w:t xml:space="preserve">Birthdate:_________      </w:t>
-                            </w:r>
-                          </w:p>
-                          <w:p>
-                            <w:pPr>
-                              <w:spacing w:line="240" w:lineRule="auto"/>
+                              <w:t>Birthdate:_</w:t>
+                            </w:r>
+                            <w:proofErr w:type="gramEnd"/>
+                            <w:r>
                               <w:rPr>
                                 <w:sz w:val="12"/>
                                 <w:szCs w:val="12"/>
                               </w:rPr>
-                            </w:pPr>
-                            <w:r>
+                              <w:t xml:space="preserve">________      </w:t>
+                            </w:r>
+                          </w:p>
+                          <w:p>
+                            <w:pPr>
+                              <w:spacing w:line="240" w:lineRule="auto"/>
                               <w:rPr>
                                 <w:sz w:val="12"/>
                                 <w:szCs w:val="12"/>
                               </w:rPr>
-                              <w:t>Age: _____ Gender:</w:t>
-                            </w:r>
+                            </w:pPr>
                             <w:r>
                               <w:rPr>
                                 <w:sz w:val="12"/>
                                 <w:szCs w:val="12"/>
                               </w:rPr>
-                              <w:t>_____</w:t>
-                            </w:r>
-                          </w:p>
-                          <w:p>
-                            <w:pPr>
-                              <w:spacing w:line="240" w:lineRule="auto"/>
+                              <w:t xml:space="preserve">Age: _____ </w:t>
+                            </w:r>
+                            <w:proofErr w:type="gramStart"/>
+                            <w:r>
                               <w:rPr>
                                 <w:sz w:val="12"/>
                                 <w:szCs w:val="12"/>
                               </w:rPr>
-                            </w:pPr>
+                              <w:t>Gender:</w:t>
+                            </w:r>
                             <w:r>
                               <w:rPr>
                                 <w:sz w:val="12"/>
                                 <w:szCs w:val="12"/>
                               </w:rPr>
-                              <w:t>Contact</w:t>
-                            </w:r>
+                              <w:t>_</w:t>
+                            </w:r>
+                            <w:proofErr w:type="gramEnd"/>
                             <w:r>
                               <w:rPr>
                                 <w:sz w:val="12"/>
                                 <w:szCs w:val="12"/>
                               </w:rPr>
-                              <w:t xml:space="preserve"> </w:t>
-                            </w:r>
-                            <w:r>
+                              <w:t>____</w:t>
+                            </w:r>
+                          </w:p>
+                          <w:p>
+                            <w:pPr>
+                              <w:spacing w:line="240" w:lineRule="auto"/>
                               <w:rPr>
                                 <w:sz w:val="12"/>
                                 <w:szCs w:val="12"/>
                               </w:rPr>
-                              <w:t>No:</w:t>
-                            </w:r>
+                            </w:pPr>
                             <w:r>
                               <w:rPr>
                                 <w:sz w:val="12"/>
                                 <w:szCs w:val="12"/>
                               </w:rPr>
-                              <w:t xml:space="preserve">_______ </w:t>
-                            </w:r>
-                          </w:p>
-                          <w:p>
-                            <w:pPr>
-                              <w:spacing w:line="240" w:lineRule="auto"/>
+                              <w:t>Contact</w:t>
+                            </w:r>
+                            <w:r>
                               <w:rPr>
                                 <w:sz w:val="12"/>
                                 <w:szCs w:val="12"/>
                               </w:rPr>
-                            </w:pPr>
+                              <w:t xml:space="preserve"> </w:t>
+                            </w:r>
+                            <w:proofErr w:type="gramStart"/>
                             <w:r>
                               <w:rPr>
                                 <w:sz w:val="12"/>
                                 <w:szCs w:val="12"/>
                               </w:rPr>
-                              <w:t>Address:</w:t>
+                              <w:t>No:</w:t>
                             </w:r>
                             <w:r>
                               <w:rPr>
                                 <w:sz w:val="12"/>
                                 <w:szCs w:val="12"/>
                               </w:rPr>
-                              <w:t>___</w:t>
+                              <w:t>_</w:t>
+                            </w:r>
+                            <w:proofErr w:type="gramEnd"/>
+                            <w:r>
+                              <w:rPr>
+                                <w:sz w:val="12"/>
+                                <w:szCs w:val="12"/>
+                              </w:rPr>
+                              <w:t xml:space="preserve">______ </w:t>
+                            </w:r>
+                          </w:p>
+                          <w:p>
+                            <w:pPr>
+                              <w:spacing w:line="240" w:lineRule="auto"/>
+                              <w:rPr>
+                                <w:sz w:val="12"/>
+                                <w:szCs w:val="12"/>
+                              </w:rPr>
+                            </w:pPr>
+                            <w:proofErr w:type="gramStart"/>
+                            <w:r>
+                              <w:rPr>
+                                <w:sz w:val="12"/>
+                                <w:szCs w:val="12"/>
+                              </w:rPr>
+                              <w:t>Address:</w:t>
+                            </w:r>
+                            <w:r>
+                              <w:rPr>
+                                <w:sz w:val="12"/>
+                                <w:szCs w:val="12"/>
+                              </w:rPr>
+                              <w:t>_</w:t>
+                            </w:r>
+                            <w:proofErr w:type="gramEnd"/>
+                            <w:r>
+                              <w:rPr>
+                                <w:sz w:val="12"/>
+                                <w:szCs w:val="12"/>
+                              </w:rPr>
+                              <w:t>__</w:t>
                             </w:r>
                             <w:r>
                               <w:rPr>
@@ -315,7 +247,11 @@
           </mc:Choice>
           <mc:Fallback>
             <w:pict>
-              <v:shape w14:anchorId="6EC32262" id="Text Box 4" o:spid="_x0000_s1027" type="#_x0000_t202" style="position:absolute;margin-left:-10.3pt;margin-top:-51.05pt;width:174.9pt;height:101.5pt;z-index:251663360;visibility:visible;mso-wrap-style:square;mso-width-percent:0;mso-height-percent:0;mso-wrap-distance-left:9pt;mso-wrap-distance-top:0;mso-wrap-distance-right:9pt;mso-wrap-distance-bottom:0;mso-position-horizontal:absolute;mso-position-horizontal-relative:margin;mso-position-vertical:absolute;mso-position-vertical-relative:text;mso-width-percent:0;mso-height-percent:0;mso-width-relative:margin;mso-height-relative:margin;v-text-anchor:top" o:gfxdata="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" filled="f" stroked="f" strokeweight=".5pt">
+              <v:shapetype w14:anchorId="6EC32262" id="_x0000_t202" coordsize="21600,21600" o:spt="202" path="m,l,21600r21600,l21600,xe">
+                <v:stroke joinstyle="miter"/>
+                <v:path gradientshapeok="t" o:connecttype="rect"/>
+              </v:shapetype>
+              <v:shape id="Text Box 4" o:spid="_x0000_s1026" type="#_x0000_t202" style="position:absolute;margin-left:-9.5pt;margin-top:-47.45pt;width:174.1pt;height:97.95pt;z-index:251663360;visibility:visible;mso-wrap-style:square;mso-width-percent:0;mso-height-percent:0;mso-wrap-distance-left:9pt;mso-wrap-distance-top:0;mso-wrap-distance-right:9pt;mso-wrap-distance-bottom:0;mso-position-horizontal:absolute;mso-position-horizontal-relative:margin;mso-position-vertical:absolute;mso-position-vertical-relative:text;mso-width-percent:0;mso-height-percent:0;mso-width-relative:margin;mso-height-relative:margin;v-text-anchor:top" o:gfxdata="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" filled="f" stroked="f" strokeweight=".5pt">
                 <v:textbox>
                   <w:txbxContent>
                     <w:p>
@@ -345,95 +281,138 @@
                           <w:szCs w:val="12"/>
                         </w:rPr>
                       </w:pPr>
+                      <w:proofErr w:type="gramStart"/>
                       <w:r>
                         <w:rPr>
                           <w:sz w:val="12"/>
                           <w:szCs w:val="12"/>
                         </w:rPr>
-                        <w:t xml:space="preserve">Birthdate:_________      </w:t>
-                      </w:r>
-                    </w:p>
-                    <w:p>
-                      <w:pPr>
-                        <w:spacing w:line="240" w:lineRule="auto"/>
+                        <w:t>Birthdate:_</w:t>
+                      </w:r>
+                      <w:proofErr w:type="gramEnd"/>
+                      <w:r>
                         <w:rPr>
                           <w:sz w:val="12"/>
                           <w:szCs w:val="12"/>
                         </w:rPr>
-                      </w:pPr>
-                      <w:r>
+                        <w:t xml:space="preserve">________      </w:t>
+                      </w:r>
+                    </w:p>
+                    <w:p>
+                      <w:pPr>
+                        <w:spacing w:line="240" w:lineRule="auto"/>
                         <w:rPr>
                           <w:sz w:val="12"/>
                           <w:szCs w:val="12"/>
                         </w:rPr>
-                        <w:t>Age: _____ Gender:</w:t>
-                      </w:r>
+                      </w:pPr>
                       <w:r>
                         <w:rPr>
                           <w:sz w:val="12"/>
                           <w:szCs w:val="12"/>
                         </w:rPr>
-                        <w:t>_____</w:t>
-                      </w:r>
-                    </w:p>
-                    <w:p>
-                      <w:pPr>
-                        <w:spacing w:line="240" w:lineRule="auto"/>
+                        <w:t xml:space="preserve">Age: _____ </w:t>
+                      </w:r>
+                      <w:proofErr w:type="gramStart"/>
+                      <w:r>
                         <w:rPr>
                           <w:sz w:val="12"/>
                           <w:szCs w:val="12"/>
                         </w:rPr>
-                      </w:pPr>
+                        <w:t>Gender:</w:t>
+                      </w:r>
                       <w:r>
                         <w:rPr>
                           <w:sz w:val="12"/>
                           <w:szCs w:val="12"/>
                         </w:rPr>
-                        <w:t>Contact</w:t>
-                      </w:r>
+                        <w:t>_</w:t>
+                      </w:r>
+                      <w:proofErr w:type="gramEnd"/>
                       <w:r>
                         <w:rPr>
                           <w:sz w:val="12"/>
                           <w:szCs w:val="12"/>
                         </w:rPr>
-                        <w:t xml:space="preserve"> </w:t>
-                      </w:r>
-                      <w:r>
+                        <w:t>____</w:t>
+                      </w:r>
+                    </w:p>
+                    <w:p>
+                      <w:pPr>
+                        <w:spacing w:line="240" w:lineRule="auto"/>
                         <w:rPr>
                           <w:sz w:val="12"/>
                           <w:szCs w:val="12"/>
                         </w:rPr>
-                        <w:t>No:</w:t>
-                      </w:r>
+                      </w:pPr>
                       <w:r>
                         <w:rPr>
                           <w:sz w:val="12"/>
                           <w:szCs w:val="12"/>
                         </w:rPr>
-                        <w:t xml:space="preserve">_______ </w:t>
-                      </w:r>
-                    </w:p>
-                    <w:p>
-                      <w:pPr>
-                        <w:spacing w:line="240" w:lineRule="auto"/>
+                        <w:t>Contact</w:t>
+                      </w:r>
+                      <w:r>
                         <w:rPr>
                           <w:sz w:val="12"/>
                           <w:szCs w:val="12"/>
                         </w:rPr>
-                      </w:pPr>
+                        <w:t xml:space="preserve"> </w:t>
+                      </w:r>
+                      <w:proofErr w:type="gramStart"/>
                       <w:r>
                         <w:rPr>
                           <w:sz w:val="12"/>
                           <w:szCs w:val="12"/>
                         </w:rPr>
-                        <w:t>Address:</w:t>
+                        <w:t>No:</w:t>
                       </w:r>
                       <w:r>
                         <w:rPr>
                           <w:sz w:val="12"/>
                           <w:szCs w:val="12"/>
                         </w:rPr>
-                        <w:t>___</w:t>
+                        <w:t>_</w:t>
+                      </w:r>
+                      <w:proofErr w:type="gramEnd"/>
+                      <w:r>
+                        <w:rPr>
+                          <w:sz w:val="12"/>
+                          <w:szCs w:val="12"/>
+                        </w:rPr>
+                        <w:t xml:space="preserve">______ </w:t>
+                      </w:r>
+                    </w:p>
+                    <w:p>
+                      <w:pPr>
+                        <w:spacing w:line="240" w:lineRule="auto"/>
+                        <w:rPr>
+                          <w:sz w:val="12"/>
+                          <w:szCs w:val="12"/>
+                        </w:rPr>
+                      </w:pPr>
+                      <w:proofErr w:type="gramStart"/>
+                      <w:r>
+                        <w:rPr>
+                          <w:sz w:val="12"/>
+                          <w:szCs w:val="12"/>
+                        </w:rPr>
+                        <w:t>Address:</w:t>
+                      </w:r>
+                      <w:r>
+                        <w:rPr>
+                          <w:sz w:val="12"/>
+                          <w:szCs w:val="12"/>
+                        </w:rPr>
+                        <w:t>_</w:t>
+                      </w:r>
+                      <w:proofErr w:type="gramEnd"/>
+                      <w:r>
+                        <w:rPr>
+                          <w:sz w:val="12"/>
+                          <w:szCs w:val="12"/>
+                        </w:rPr>
+                        <w:t>__</w:t>
                       </w:r>
                       <w:r>
                         <w:rPr>
@@ -473,13 +452,13 @@
         <mc:AlternateContent>
           <mc:Choice Requires="wps">
             <w:drawing>
-              <wp:anchor distT="0" distB="0" distL="114300" distR="114300" simplePos="0" relativeHeight="251660288" behindDoc="0" locked="0" layoutInCell="1" allowOverlap="1" wp14:anchorId="216F2174" wp14:editId="64DD7FCA">
+              <wp:anchor distT="0" distB="0" distL="114300" distR="114300" simplePos="0" relativeHeight="251660288" behindDoc="0" locked="0" layoutInCell="1" allowOverlap="1" wp14:anchorId="216F2174" wp14:editId="36E8EFD2">
                 <wp:simplePos x="0" y="0"/>
                 <wp:positionH relativeFrom="column">
-                  <wp:posOffset>-818459</wp:posOffset>
+                  <wp:posOffset>-802668</wp:posOffset>
                 </wp:positionH>
                 <wp:positionV relativeFrom="paragraph">
-                  <wp:posOffset>-431723</wp:posOffset>
+                  <wp:posOffset>-315609</wp:posOffset>
                 </wp:positionV>
                 <wp:extent cx="673239" cy="718457"/>
                 <wp:effectExtent l="0" t="0" r="12700" b="24765"/>
@@ -548,9 +527,134 @@
           </mc:Choice>
           <mc:Fallback>
             <w:pict>
-              <v:rect w14:anchorId="0B7D4465" id="Rectangle 2" o:spid="_x0000_s1026" style="position:absolute;margin-left:-64.45pt;margin-top:-34pt;width:53pt;height:56.55pt;z-index:251660288;visibility:visible;mso-wrap-style:square;mso-width-percent:0;mso-height-percent:0;mso-wrap-distance-left:9pt;mso-wrap-distance-top:0;mso-wrap-distance-right:9pt;mso-wrap-distance-bottom:0;mso-position-horizontal:absolute;mso-position-horizontal-relative:text;mso-position-vertical:absolute;mso-position-vertical-relative:text;mso-width-percent:0;mso-height-percent:0;mso-width-relative:margin;mso-height-relative:margin;v-text-anchor:middle" o:gfxdata="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" strokecolor="#09101d [484]" strokeweight="1pt">
+              <v:rect w14:anchorId="02410D32" id="Rectangle 2" o:spid="_x0000_s1026" style="position:absolute;margin-left:-63.2pt;margin-top:-24.85pt;width:53pt;height:56.55pt;z-index:251660288;visibility:visible;mso-wrap-style:square;mso-width-percent:0;mso-height-percent:0;mso-wrap-distance-left:9pt;mso-wrap-distance-top:0;mso-wrap-distance-right:9pt;mso-wrap-distance-bottom:0;mso-position-horizontal:absolute;mso-position-horizontal-relative:text;mso-position-vertical:absolute;mso-position-vertical-relative:text;mso-width-percent:0;mso-height-percent:0;mso-width-relative:margin;mso-height-relative:margin;v-text-anchor:middle" o:gfxdata="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" strokecolor="#09101d [484]" strokeweight="1pt">
                 <v:fill r:id="rId6" o:title="" recolor="t" rotate="t" type="frame"/>
               </v:rect>
+            </w:pict>
+          </mc:Fallback>
+        </mc:AlternateContent>
+      </w:r>
+      <w:r>
+        <w:rPr>
+          <w:noProof/>
+        </w:rPr>
+        <mc:AlternateContent>
+          <mc:Choice Requires="wps">
+            <w:drawing>
+              <wp:anchor distT="0" distB="0" distL="114300" distR="114300" simplePos="0" relativeHeight="251666432" behindDoc="0" locked="0" layoutInCell="1" allowOverlap="1" wp14:anchorId="35E36326" wp14:editId="48C5547E">
+                <wp:simplePos x="0" y="0"/>
+                <wp:positionH relativeFrom="column">
+                  <wp:posOffset>1401501</wp:posOffset>
+                </wp:positionH>
+                <wp:positionV relativeFrom="paragraph">
+                  <wp:posOffset>-889153</wp:posOffset>
+                </wp:positionV>
+                <wp:extent cx="738554" cy="250825"/>
+                <wp:effectExtent l="0" t="0" r="4445" b="0"/>
+                <wp:wrapNone/>
+                <wp:docPr id="244988383" name="Text Box 5"/>
+                <wp:cNvGraphicFramePr/>
+                <a:graphic xmlns:a="http://schemas.openxmlformats.org/drawingml/2006/main">
+                  <a:graphicData uri="http://schemas.microsoft.com/office/word/2010/wordprocessingShape">
+                    <wps:wsp>
+                      <wps:cNvSpPr txBox="1"/>
+                      <wps:spPr>
+                        <a:xfrm>
+                          <a:off x="0" y="0"/>
+                          <a:ext cx="738554" cy="250825"/>
+                        </a:xfrm>
+                        <a:prstGeom prst="rect">
+                          <a:avLst/>
+                        </a:prstGeom>
+                        <a:solidFill>
+                          <a:schemeClr val="lt1"/>
+                        </a:solidFill>
+                        <a:ln w="6350">
+                          <a:noFill/>
+                        </a:ln>
+                      </wps:spPr>
+                      <wps:txbx>
+                        <w:txbxContent>
+                          <w:p>
+                            <w:pPr>
+                              <w:spacing w:line="240" w:lineRule="auto"/>
+                              <w:jc w:val="both"/>
+                              <w:rPr>
+                                <w:sz w:val="16"/>
+                                <w:szCs w:val="16"/>
+                              </w:rPr>
+                            </w:pPr>
+                            <w:r>
+                              <w:rPr>
+                                <w:sz w:val="16"/>
+                                <w:szCs w:val="16"/>
+                              </w:rPr>
+                              <w:t xml:space="preserve">#. </w:t>
+                            </w:r>
+                            <w:proofErr w:type="spellStart"/>
+                            <w:r>
+                              <w:rPr>
+                                <w:sz w:val="16"/>
+                                <w:szCs w:val="16"/>
+                              </w:rPr>
+                              <w:t>Brgy</w:t>
+                            </w:r>
+                            <w:proofErr w:type="spellEnd"/>
+                          </w:p>
+                        </w:txbxContent>
+                      </wps:txbx>
+                      <wps:bodyPr rot="0" spcFirstLastPara="0" vertOverflow="overflow" horzOverflow="overflow" vert="horz" wrap="square" lIns="91440" tIns="45720" rIns="91440" bIns="45720" numCol="1" spcCol="0" rtlCol="0" fromWordArt="0" anchor="t" anchorCtr="0" forceAA="0" compatLnSpc="1">
+                        <a:prstTxWarp prst="textNoShape">
+                          <a:avLst/>
+                        </a:prstTxWarp>
+                        <a:noAutofit/>
+                      </wps:bodyPr>
+                    </wps:wsp>
+                  </a:graphicData>
+                </a:graphic>
+                <wp14:sizeRelH relativeFrom="margin">
+                  <wp14:pctWidth>0</wp14:pctWidth>
+                </wp14:sizeRelH>
+                <wp14:sizeRelV relativeFrom="margin">
+                  <wp14:pctHeight>0</wp14:pctHeight>
+                </wp14:sizeRelV>
+              </wp:anchor>
+            </w:drawing>
+          </mc:Choice>
+          <mc:Fallback>
+            <w:pict>
+              <v:shape w14:anchorId="35E36326" id="Text Box 5" o:spid="_x0000_s1027" type="#_x0000_t202" style="position:absolute;margin-left:110.35pt;margin-top:-70pt;width:58.15pt;height:19.75pt;z-index:251666432;visibility:visible;mso-wrap-style:square;mso-width-percent:0;mso-height-percent:0;mso-wrap-distance-left:9pt;mso-wrap-distance-top:0;mso-wrap-distance-right:9pt;mso-wrap-distance-bottom:0;mso-position-horizontal:absolute;mso-position-horizontal-relative:text;mso-position-vertical:absolute;mso-position-vertical-relative:text;mso-width-percent:0;mso-height-percent:0;mso-width-relative:margin;mso-height-relative:margin;v-text-anchor:top" o:gfxdata="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" fillcolor="white [3201]" stroked="f" strokeweight=".5pt">
+                <v:textbox>
+                  <w:txbxContent>
+                    <w:p>
+                      <w:pPr>
+                        <w:spacing w:line="240" w:lineRule="auto"/>
+                        <w:jc w:val="both"/>
+                        <w:rPr>
+                          <w:sz w:val="16"/>
+                          <w:szCs w:val="16"/>
+                        </w:rPr>
+                      </w:pPr>
+                      <w:r>
+                        <w:rPr>
+                          <w:sz w:val="16"/>
+                          <w:szCs w:val="16"/>
+                        </w:rPr>
+                        <w:t xml:space="preserve">#. </w:t>
+                      </w:r>
+                      <w:proofErr w:type="spellStart"/>
+                      <w:r>
+                        <w:rPr>
+                          <w:sz w:val="16"/>
+                          <w:szCs w:val="16"/>
+                        </w:rPr>
+                        <w:t>Brgy</w:t>
+                      </w:r>
+                      <w:proofErr w:type="spellEnd"/>
+                    </w:p>
+                  </w:txbxContent>
+                </v:textbox>
+              </v:shape>
             </w:pict>
           </mc:Fallback>
         </mc:AlternateContent>
@@ -807,33 +911,84 @@
                                 <w:szCs w:val="18"/>
                               </w:rPr>
                             </w:pPr>
-                            <w:r>
-                              <w:rPr>
-                                <w:b/>
-                                <w:bCs/>
-                                <w:sz w:val="18"/>
-                                <w:szCs w:val="18"/>
-                              </w:rPr>
-                              <w:t>Precint number</w:t>
-                            </w:r>
-                          </w:p>
-                          <w:p>
-                            <w:pPr>
-                              <w:rPr>
-                                <w:b/>
-                                <w:bCs/>
-                                <w:sz w:val="18"/>
-                                <w:szCs w:val="18"/>
-                              </w:rPr>
-                            </w:pPr>
-                            <w:r>
-                              <w:rPr>
-                                <w:b/>
-                                <w:bCs/>
-                                <w:sz w:val="18"/>
-                                <w:szCs w:val="18"/>
-                              </w:rPr>
-                              <w:t>EXPO APP: Double-click start-expo.bat (or: cd pgso-app &amp; npx expo start</w:t>
+                            <w:proofErr w:type="spellStart"/>
+                            <w:r>
+                              <w:rPr>
+                                <w:b/>
+                                <w:bCs/>
+                                <w:sz w:val="18"/>
+                                <w:szCs w:val="18"/>
+                              </w:rPr>
+                              <w:t>Precint</w:t>
+                            </w:r>
+                            <w:proofErr w:type="spellEnd"/>
+                            <w:r>
+                              <w:rPr>
+                                <w:b/>
+                                <w:bCs/>
+                                <w:sz w:val="18"/>
+                                <w:szCs w:val="18"/>
+                              </w:rPr>
+                              <w:t xml:space="preserve"> number</w:t>
+                            </w:r>
+                          </w:p>
+                          <w:p>
+                            <w:pPr>
+                              <w:rPr>
+                                <w:b/>
+                                <w:bCs/>
+                                <w:sz w:val="18"/>
+                                <w:szCs w:val="18"/>
+                              </w:rPr>
+                            </w:pPr>
+                            <w:r>
+                              <w:rPr>
+                                <w:b/>
+                                <w:bCs/>
+                                <w:sz w:val="18"/>
+                                <w:szCs w:val="18"/>
+                              </w:rPr>
+                              <w:t xml:space="preserve">EXPO APP: Double-click start-expo.bat (or: cd </w:t>
+                            </w:r>
+                            <w:proofErr w:type="spellStart"/>
+                            <w:r>
+                              <w:rPr>
+                                <w:b/>
+                                <w:bCs/>
+                                <w:sz w:val="18"/>
+                                <w:szCs w:val="18"/>
+                              </w:rPr>
+                              <w:t>pgso</w:t>
+                            </w:r>
+                            <w:proofErr w:type="spellEnd"/>
+                            <w:r>
+                              <w:rPr>
+                                <w:b/>
+                                <w:bCs/>
+                                <w:sz w:val="18"/>
+                                <w:szCs w:val="18"/>
+                              </w:rPr>
+                              <w:t xml:space="preserve">-app &amp; </w:t>
+                            </w:r>
+                            <w:proofErr w:type="spellStart"/>
+                            <w:r>
+                              <w:rPr>
+                                <w:b/>
+                                <w:bCs/>
+                                <w:sz w:val="18"/>
+                                <w:szCs w:val="18"/>
+                              </w:rPr>
+                              <w:t>npx</w:t>
+                            </w:r>
+                            <w:proofErr w:type="spellEnd"/>
+                            <w:r>
+                              <w:rPr>
+                                <w:b/>
+                                <w:bCs/>
+                                <w:sz w:val="18"/>
+                                <w:szCs w:val="18"/>
+                              </w:rPr>
+                              <w:t xml:space="preserve"> expo start</w:t>
                             </w:r>
                           </w:p>
                           <w:p>
@@ -881,26 +1036,86 @@
                                 <w:sz w:val="18"/>
                                 <w:szCs w:val="18"/>
                               </w:rPr>
-                              <w:t>Set API_BASE_URL in pgso-app/config.js to: http://192.168.1.32:8000</w:t>
-                            </w:r>
-                          </w:p>
-                          <w:p>
-                            <w:pPr>
-                              <w:rPr>
-                                <w:b/>
-                                <w:bCs/>
-                                <w:sz w:val="18"/>
-                                <w:szCs w:val="18"/>
-                              </w:rPr>
-                            </w:pPr>
-                            <w:r>
-                              <w:rPr>
-                                <w:b/>
-                                <w:bCs/>
-                                <w:sz w:val="18"/>
-                                <w:szCs w:val="18"/>
-                              </w:rPr>
-                              <w:t>CRITICAL: Include  http://  and  :8000</w:t>
+                              <w:t xml:space="preserve">Set API_BASE_URL in </w:t>
+                            </w:r>
+                            <w:proofErr w:type="spellStart"/>
+                            <w:r>
+                              <w:rPr>
+                                <w:b/>
+                                <w:bCs/>
+                                <w:sz w:val="18"/>
+                                <w:szCs w:val="18"/>
+                              </w:rPr>
+                              <w:t>pgso</w:t>
+                            </w:r>
+                            <w:proofErr w:type="spellEnd"/>
+                            <w:r>
+                              <w:rPr>
+                                <w:b/>
+                                <w:bCs/>
+                                <w:sz w:val="18"/>
+                                <w:szCs w:val="18"/>
+                              </w:rPr>
+                              <w:t>-app/config.js to: http://192.168.1.32:8000</w:t>
+                            </w:r>
+                          </w:p>
+                          <w:p>
+                            <w:pPr>
+                              <w:rPr>
+                                <w:b/>
+                                <w:bCs/>
+                                <w:sz w:val="18"/>
+                                <w:szCs w:val="18"/>
+                              </w:rPr>
+                            </w:pPr>
+                            <w:r>
+                              <w:rPr>
+                                <w:b/>
+                                <w:bCs/>
+                                <w:sz w:val="18"/>
+                                <w:szCs w:val="18"/>
+                              </w:rPr>
+                              <w:t xml:space="preserve">CRITICAL: </w:t>
+                            </w:r>
+                            <w:proofErr w:type="gramStart"/>
+                            <w:r>
+                              <w:rPr>
+                                <w:b/>
+                                <w:bCs/>
+                                <w:sz w:val="18"/>
+                                <w:szCs w:val="18"/>
+                              </w:rPr>
+                              <w:t>Include  http</w:t>
+                            </w:r>
+                            <w:proofErr w:type="gramEnd"/>
+                            <w:r>
+                              <w:rPr>
+                                <w:b/>
+                                <w:bCs/>
+                                <w:sz w:val="18"/>
+                                <w:szCs w:val="18"/>
+                              </w:rPr>
+                              <w:t>:/</w:t>
+                            </w:r>
+                            <w:proofErr w:type="gramStart"/>
+                            <w:r>
+                              <w:rPr>
+                                <w:b/>
+                                <w:bCs/>
+                                <w:sz w:val="18"/>
+                                <w:szCs w:val="18"/>
+                              </w:rPr>
+                              <w:t>/  and</w:t>
+                            </w:r>
+                            <w:proofErr w:type="gramEnd"/>
+                            <w:r>
+                              <w:rPr>
+                                <w:b/>
+                                <w:bCs/>
+                                <w:sz w:val="18"/>
+                                <w:szCs w:val="18"/>
+                              </w:rPr>
+                              <w:t xml:space="preserve">  :8000</w:t>
                             </w:r>
                           </w:p>
                           <w:p>
@@ -1016,8 +1231,19 @@
                                 <w:sz w:val="18"/>
                                 <w:szCs w:val="18"/>
                               </w:rPr>
-                              <w:t>Watching for file changes with StatReloader</w:t>
-                            </w:r>
+                              <w:t xml:space="preserve">Watching for file changes with </w:t>
+                            </w:r>
+                            <w:proofErr w:type="spellStart"/>
+                            <w:r>
+                              <w:rPr>
+                                <w:b/>
+                                <w:bCs/>
+                                <w:sz w:val="18"/>
+                                <w:szCs w:val="18"/>
+                              </w:rPr>
+                              <w:t>StatReloader</w:t>
+                            </w:r>
+                            <w:proofErr w:type="spellEnd"/>
                           </w:p>
                           <w:p>
                             <w:pPr>
@@ -1083,7 +1309,27 @@
                                 <w:sz w:val="18"/>
                                 <w:szCs w:val="18"/>
                               </w:rPr>
-                              <w:t>Exception in thread django-main-thread:</w:t>
+                              <w:t xml:space="preserve">Exception in thread </w:t>
+                            </w:r>
+                            <w:proofErr w:type="spellStart"/>
+                            <w:r>
+                              <w:rPr>
+                                <w:b/>
+                                <w:bCs/>
+                                <w:sz w:val="18"/>
+                                <w:szCs w:val="18"/>
+                              </w:rPr>
+                              <w:t>django</w:t>
+                            </w:r>
+                            <w:proofErr w:type="spellEnd"/>
+                            <w:r>
+                              <w:rPr>
+                                <w:b/>
+                                <w:bCs/>
+                                <w:sz w:val="18"/>
+                                <w:szCs w:val="18"/>
+                              </w:rPr>
+                              <w:t>-main-thread:</w:t>
                             </w:r>
                           </w:p>
                           <w:p>
@@ -1121,26 +1367,50 @@
                                 <w:sz w:val="18"/>
                                 <w:szCs w:val="18"/>
                               </w:rPr>
-                              <w:t>File "C:\Users\Bryan\AppData\Local\Programs\Python\Python314\Lib\site-packages\django\db\backends\base\base.py", line 279, in ensure_connection</w:t>
-                            </w:r>
-                          </w:p>
-                          <w:p>
-                            <w:pPr>
-                              <w:rPr>
-                                <w:b/>
-                                <w:bCs/>
-                                <w:sz w:val="18"/>
-                                <w:szCs w:val="18"/>
-                              </w:rPr>
-                            </w:pPr>
-                            <w:r>
-                              <w:rPr>
-                                <w:b/>
-                                <w:bCs/>
-                                <w:sz w:val="18"/>
-                                <w:szCs w:val="18"/>
-                              </w:rPr>
-                              <w:t>self.connect()</w:t>
+                              <w:t xml:space="preserve">File "C:\Users\Bryan\AppData\Local\Programs\Python\Python314\Lib\site-packages\django\db\backends\base\base.py", line 279, in </w:t>
+                            </w:r>
+                            <w:proofErr w:type="spellStart"/>
+                            <w:r>
+                              <w:rPr>
+                                <w:b/>
+                                <w:bCs/>
+                                <w:sz w:val="18"/>
+                                <w:szCs w:val="18"/>
+                              </w:rPr>
+                              <w:t>ensure_connection</w:t>
+                            </w:r>
+                            <w:proofErr w:type="spellEnd"/>
+                          </w:p>
+                          <w:p>
+                            <w:pPr>
+                              <w:rPr>
+                                <w:b/>
+                                <w:bCs/>
+                                <w:sz w:val="18"/>
+                                <w:szCs w:val="18"/>
+                              </w:rPr>
+                            </w:pPr>
+                            <w:proofErr w:type="spellStart"/>
+                            <w:proofErr w:type="gramStart"/>
+                            <w:r>
+                              <w:rPr>
+                                <w:b/>
+                                <w:bCs/>
+                                <w:sz w:val="18"/>
+                                <w:szCs w:val="18"/>
+                              </w:rPr>
+                              <w:t>self.connect</w:t>
+                            </w:r>
+                            <w:proofErr w:type="spellEnd"/>
+                            <w:proofErr w:type="gramEnd"/>
+                            <w:r>
+                              <w:rPr>
+                                <w:b/>
+                                <w:bCs/>
+                                <w:sz w:val="18"/>
+                                <w:szCs w:val="18"/>
+                              </w:rPr>
+                              <w:t>()</w:t>
                             </w:r>
                           </w:p>
                           <w:p>
@@ -1197,7 +1467,78 @@
                                 <w:sz w:val="18"/>
                                 <w:szCs w:val="18"/>
                               </w:rPr>
-                              <w:t>return func(*args, **kwargs)</w:t>
+                              <w:t xml:space="preserve">return </w:t>
+                            </w:r>
+                            <w:proofErr w:type="spellStart"/>
+                            <w:proofErr w:type="gramStart"/>
+                            <w:r>
+                              <w:rPr>
+                                <w:b/>
+                                <w:bCs/>
+                                <w:sz w:val="18"/>
+                                <w:szCs w:val="18"/>
+                              </w:rPr>
+                              <w:t>func</w:t>
+                            </w:r>
+                            <w:proofErr w:type="spellEnd"/>
+                            <w:r>
+                              <w:rPr>
+                                <w:b/>
+                                <w:bCs/>
+                                <w:sz w:val="18"/>
+                                <w:szCs w:val="18"/>
+                              </w:rPr>
+                              <w:t>(</w:t>
+                            </w:r>
+                            <w:proofErr w:type="gramEnd"/>
+                            <w:r>
+                              <w:rPr>
+                                <w:b/>
+                                <w:bCs/>
+                                <w:sz w:val="18"/>
+                                <w:szCs w:val="18"/>
+                              </w:rPr>
+                              <w:t>*</w:t>
+                            </w:r>
+                            <w:proofErr w:type="spellStart"/>
+                            <w:r>
+                              <w:rPr>
+                                <w:b/>
+                                <w:bCs/>
+                                <w:sz w:val="18"/>
+                                <w:szCs w:val="18"/>
+                              </w:rPr>
+                              <w:t>args</w:t>
+                            </w:r>
+                            <w:proofErr w:type="spellEnd"/>
+                            <w:r>
+                              <w:rPr>
+                                <w:b/>
+                                <w:bCs/>
+                                <w:sz w:val="18"/>
+                                <w:szCs w:val="18"/>
+                              </w:rPr>
+                              <w:t>, **</w:t>
+                            </w:r>
+                            <w:proofErr w:type="spellStart"/>
+                            <w:r>
+                              <w:rPr>
+                                <w:b/>
+                                <w:bCs/>
+                                <w:sz w:val="18"/>
+                                <w:szCs w:val="18"/>
+                              </w:rPr>
+                              <w:t>kwargs</w:t>
+                            </w:r>
+                            <w:proofErr w:type="spellEnd"/>
+                            <w:r>
+                              <w:rPr>
+                                <w:b/>
+                                <w:bCs/>
+                                <w:sz w:val="18"/>
+                                <w:szCs w:val="18"/>
+                              </w:rPr>
+                              <w:t>)</w:t>
                             </w:r>
                           </w:p>
                           <w:p>
@@ -1228,14 +1569,67 @@
                                 <w:szCs w:val="18"/>
                               </w:rPr>
                             </w:pPr>
-                            <w:r>
-                              <w:rPr>
-                                <w:b/>
-                                <w:bCs/>
-                                <w:sz w:val="18"/>
-                                <w:szCs w:val="18"/>
-                              </w:rPr>
-                              <w:t>self.connection = self.get_new_connection(conn_params)</w:t>
+                            <w:proofErr w:type="spellStart"/>
+                            <w:proofErr w:type="gramStart"/>
+                            <w:r>
+                              <w:rPr>
+                                <w:b/>
+                                <w:bCs/>
+                                <w:sz w:val="18"/>
+                                <w:szCs w:val="18"/>
+                              </w:rPr>
+                              <w:t>self.connection</w:t>
+                            </w:r>
+                            <w:proofErr w:type="spellEnd"/>
+                            <w:proofErr w:type="gramEnd"/>
+                            <w:r>
+                              <w:rPr>
+                                <w:b/>
+                                <w:bCs/>
+                                <w:sz w:val="18"/>
+                                <w:szCs w:val="18"/>
+                              </w:rPr>
+                              <w:t xml:space="preserve"> = </w:t>
+                            </w:r>
+                            <w:proofErr w:type="spellStart"/>
+                            <w:r>
+                              <w:rPr>
+                                <w:b/>
+                                <w:bCs/>
+                                <w:sz w:val="18"/>
+                                <w:szCs w:val="18"/>
+                              </w:rPr>
+                              <w:t>self.get_new_connection</w:t>
+                            </w:r>
+                            <w:proofErr w:type="spellEnd"/>
+                            <w:r>
+                              <w:rPr>
+                                <w:b/>
+                                <w:bCs/>
+                                <w:sz w:val="18"/>
+                                <w:szCs w:val="18"/>
+                              </w:rPr>
+                              <w:t>(</w:t>
+                            </w:r>
+                            <w:proofErr w:type="spellStart"/>
+                            <w:r>
+                              <w:rPr>
+                                <w:b/>
+                                <w:bCs/>
+                                <w:sz w:val="18"/>
+                                <w:szCs w:val="18"/>
+                              </w:rPr>
+                              <w:t>conn_params</w:t>
+                            </w:r>
+                            <w:proofErr w:type="spellEnd"/>
+                            <w:r>
+                              <w:rPr>
+                                <w:b/>
+                                <w:bCs/>
+                                <w:sz w:val="18"/>
+                                <w:szCs w:val="18"/>
+                              </w:rPr>
+                              <w:t>)</w:t>
                             </w:r>
                           </w:p>
                           <w:p>
@@ -1292,45 +1686,169 @@
                                 <w:sz w:val="18"/>
                                 <w:szCs w:val="18"/>
                               </w:rPr>
-                              <w:t>return func(*args, **kwargs)</w:t>
-                            </w:r>
-                          </w:p>
-                          <w:p>
-                            <w:pPr>
-                              <w:rPr>
-                                <w:b/>
-                                <w:bCs/>
-                                <w:sz w:val="18"/>
-                                <w:szCs w:val="18"/>
-                              </w:rPr>
-                            </w:pPr>
-                            <w:r>
-                              <w:rPr>
-                                <w:b/>
-                                <w:bCs/>
-                                <w:sz w:val="18"/>
-                                <w:szCs w:val="18"/>
-                              </w:rPr>
-                              <w:t>File "C:\Users\Bryan\AppData\Local\Programs\Python\Python314\Lib\site-packages\django\db\backends\postgresql\base.py", line 332, in get_new_connection</w:t>
-                            </w:r>
-                          </w:p>
-                          <w:p>
-                            <w:pPr>
-                              <w:rPr>
-                                <w:b/>
-                                <w:bCs/>
-                                <w:sz w:val="18"/>
-                                <w:szCs w:val="18"/>
-                              </w:rPr>
-                            </w:pPr>
-                            <w:r>
-                              <w:rPr>
-                                <w:b/>
-                                <w:bCs/>
-                                <w:sz w:val="18"/>
-                                <w:szCs w:val="18"/>
-                              </w:rPr>
-                              <w:t>connection = self.Database.connect(**conn_params)</w:t>
+                              <w:t xml:space="preserve">return </w:t>
+                            </w:r>
+                            <w:proofErr w:type="spellStart"/>
+                            <w:proofErr w:type="gramStart"/>
+                            <w:r>
+                              <w:rPr>
+                                <w:b/>
+                                <w:bCs/>
+                                <w:sz w:val="18"/>
+                                <w:szCs w:val="18"/>
+                              </w:rPr>
+                              <w:t>func</w:t>
+                            </w:r>
+                            <w:proofErr w:type="spellEnd"/>
+                            <w:r>
+                              <w:rPr>
+                                <w:b/>
+                                <w:bCs/>
+                                <w:sz w:val="18"/>
+                                <w:szCs w:val="18"/>
+                              </w:rPr>
+                              <w:t>(</w:t>
+                            </w:r>
+                            <w:proofErr w:type="gramEnd"/>
+                            <w:r>
+                              <w:rPr>
+                                <w:b/>
+                                <w:bCs/>
+                                <w:sz w:val="18"/>
+                                <w:szCs w:val="18"/>
+                              </w:rPr>
+                              <w:t>*</w:t>
+                            </w:r>
+                            <w:proofErr w:type="spellStart"/>
+                            <w:r>
+                              <w:rPr>
+                                <w:b/>
+                                <w:bCs/>
+                                <w:sz w:val="18"/>
+                                <w:szCs w:val="18"/>
+                              </w:rPr>
+                              <w:t>args</w:t>
+                            </w:r>
+                            <w:proofErr w:type="spellEnd"/>
+                            <w:r>
+                              <w:rPr>
+                                <w:b/>
+                                <w:bCs/>
+                                <w:sz w:val="18"/>
+                                <w:szCs w:val="18"/>
+                              </w:rPr>
+                              <w:t>, **</w:t>
+                            </w:r>
+                            <w:proofErr w:type="spellStart"/>
+                            <w:r>
+                              <w:rPr>
+                                <w:b/>
+                                <w:bCs/>
+                                <w:sz w:val="18"/>
+                                <w:szCs w:val="18"/>
+                              </w:rPr>
+                              <w:t>kwargs</w:t>
+                            </w:r>
+                            <w:proofErr w:type="spellEnd"/>
+                            <w:r>
+                              <w:rPr>
+                                <w:b/>
+                                <w:bCs/>
+                                <w:sz w:val="18"/>
+                                <w:szCs w:val="18"/>
+                              </w:rPr>
+                              <w:t>)</w:t>
+                            </w:r>
+                          </w:p>
+                          <w:p>
+                            <w:pPr>
+                              <w:rPr>
+                                <w:b/>
+                                <w:bCs/>
+                                <w:sz w:val="18"/>
+                                <w:szCs w:val="18"/>
+                              </w:rPr>
+                            </w:pPr>
+                            <w:r>
+                              <w:rPr>
+                                <w:b/>
+                                <w:bCs/>
+                                <w:sz w:val="18"/>
+                                <w:szCs w:val="18"/>
+                              </w:rPr>
+                              <w:t xml:space="preserve">File "C:\Users\Bryan\AppData\Local\Programs\Python\Python314\Lib\site-packages\django\db\backends\postgresql\base.py", line 332, in </w:t>
+                            </w:r>
+                            <w:proofErr w:type="spellStart"/>
+                            <w:r>
+                              <w:rPr>
+                                <w:b/>
+                                <w:bCs/>
+                                <w:sz w:val="18"/>
+                                <w:szCs w:val="18"/>
+                              </w:rPr>
+                              <w:t>get_new_connection</w:t>
+                            </w:r>
+                            <w:proofErr w:type="spellEnd"/>
+                          </w:p>
+                          <w:p>
+                            <w:pPr>
+                              <w:rPr>
+                                <w:b/>
+                                <w:bCs/>
+                                <w:sz w:val="18"/>
+                                <w:szCs w:val="18"/>
+                              </w:rPr>
+                            </w:pPr>
+                            <w:r>
+                              <w:rPr>
+                                <w:b/>
+                                <w:bCs/>
+                                <w:sz w:val="18"/>
+                                <w:szCs w:val="18"/>
+                              </w:rPr>
+                              <w:t xml:space="preserve">connection = </w:t>
+                            </w:r>
+                            <w:proofErr w:type="spellStart"/>
+                            <w:proofErr w:type="gramStart"/>
+                            <w:r>
+                              <w:rPr>
+                                <w:b/>
+                                <w:bCs/>
+                                <w:sz w:val="18"/>
+                                <w:szCs w:val="18"/>
+                              </w:rPr>
+                              <w:t>self.Database.connect</w:t>
+                            </w:r>
+                            <w:proofErr w:type="spellEnd"/>
+                            <w:proofErr w:type="gramEnd"/>
+                            <w:r>
+                              <w:rPr>
+                                <w:b/>
+                                <w:bCs/>
+                                <w:sz w:val="18"/>
+                                <w:szCs w:val="18"/>
+                              </w:rPr>
+                              <w:t>(**</w:t>
+                            </w:r>
+                            <w:proofErr w:type="spellStart"/>
+                            <w:r>
+                              <w:rPr>
+                                <w:b/>
+                                <w:bCs/>
+                                <w:sz w:val="18"/>
+                                <w:szCs w:val="18"/>
+                              </w:rPr>
+                              <w:t>conn_params</w:t>
+                            </w:r>
+                            <w:proofErr w:type="spellEnd"/>
+                            <w:r>
+                              <w:rPr>
+                                <w:b/>
+                                <w:bCs/>
+                                <w:sz w:val="18"/>
+                                <w:szCs w:val="18"/>
+                              </w:rPr>
+                              <w:t>)</w:t>
                             </w:r>
                           </w:p>
                           <w:p>
@@ -1368,7 +1886,98 @@
                                 <w:sz w:val="18"/>
                                 <w:szCs w:val="18"/>
                               </w:rPr>
-                              <w:t>conn = _connect(dsn, connection_factory=connection_factory, **kwasync)</w:t>
+                              <w:t>conn = _</w:t>
+                            </w:r>
+                            <w:proofErr w:type="gramStart"/>
+                            <w:r>
+                              <w:rPr>
+                                <w:b/>
+                                <w:bCs/>
+                                <w:sz w:val="18"/>
+                                <w:szCs w:val="18"/>
+                              </w:rPr>
+                              <w:t>connect(</w:t>
+                            </w:r>
+                            <w:proofErr w:type="spellStart"/>
+                            <w:proofErr w:type="gramEnd"/>
+                            <w:r>
+                              <w:rPr>
+                                <w:b/>
+                                <w:bCs/>
+                                <w:sz w:val="18"/>
+                                <w:szCs w:val="18"/>
+                              </w:rPr>
+                              <w:t>dsn</w:t>
+                            </w:r>
+                            <w:proofErr w:type="spellEnd"/>
+                            <w:r>
+                              <w:rPr>
+                                <w:b/>
+                                <w:bCs/>
+                                <w:sz w:val="18"/>
+                                <w:szCs w:val="18"/>
+                              </w:rPr>
+                              <w:t xml:space="preserve">, </w:t>
+                            </w:r>
+                            <w:proofErr w:type="spellStart"/>
+                            <w:r>
+                              <w:rPr>
+                                <w:b/>
+                                <w:bCs/>
+                                <w:sz w:val="18"/>
+                                <w:szCs w:val="18"/>
+                              </w:rPr>
+                              <w:t>connection_factory</w:t>
+                            </w:r>
+                            <w:proofErr w:type="spellEnd"/>
+                            <w:r>
+                              <w:rPr>
+                                <w:b/>
+                                <w:bCs/>
+                                <w:sz w:val="18"/>
+                                <w:szCs w:val="18"/>
+                              </w:rPr>
+                              <w:t>=</w:t>
+                            </w:r>
+                            <w:proofErr w:type="spellStart"/>
+                            <w:r>
+                              <w:rPr>
+                                <w:b/>
+                                <w:bCs/>
+                                <w:sz w:val="18"/>
+                                <w:szCs w:val="18"/>
+                              </w:rPr>
+                              <w:t>connection_factory</w:t>
+                            </w:r>
+                            <w:proofErr w:type="spellEnd"/>
+                            <w:r>
+                              <w:rPr>
+                                <w:b/>
+                                <w:bCs/>
+                                <w:sz w:val="18"/>
+                                <w:szCs w:val="18"/>
+                              </w:rPr>
+                              <w:t>, **</w:t>
+                            </w:r>
+                            <w:proofErr w:type="spellStart"/>
+                            <w:r>
+                              <w:rPr>
+                                <w:b/>
+                                <w:bCs/>
+                                <w:sz w:val="18"/>
+                                <w:szCs w:val="18"/>
+                              </w:rPr>
+                              <w:t>kwasync</w:t>
+                            </w:r>
+                            <w:proofErr w:type="spellEnd"/>
+                            <w:r>
+                              <w:rPr>
+                                <w:b/>
+                                <w:bCs/>
+                                <w:sz w:val="18"/>
+                                <w:szCs w:val="18"/>
+                              </w:rPr>
+                              <w:t>)</w:t>
                             </w:r>
                           </w:p>
                           <w:p>
@@ -1474,26 +2083,77 @@
                                 <w:sz w:val="18"/>
                                 <w:szCs w:val="18"/>
                               </w:rPr>
-                              <w:t>File "C:\Users\Bryan\AppData\Local\Programs\Python\Python314\Lib\threading.py", line 1081, in _bootstrap_inner</w:t>
-                            </w:r>
-                          </w:p>
-                          <w:p>
-                            <w:pPr>
-                              <w:rPr>
-                                <w:b/>
-                                <w:bCs/>
-                                <w:sz w:val="18"/>
-                                <w:szCs w:val="18"/>
-                              </w:rPr>
-                            </w:pPr>
-                            <w:r>
-                              <w:rPr>
-                                <w:b/>
-                                <w:bCs/>
-                                <w:sz w:val="18"/>
-                                <w:szCs w:val="18"/>
-                              </w:rPr>
-                              <w:t>self._context.run(self.run)</w:t>
+                              <w:t>File "C:\Users\Bryan\AppData\Local\Programs\Python\Python314\Lib\threading.py", line 1081, in _</w:t>
+                            </w:r>
+                            <w:proofErr w:type="spellStart"/>
+                            <w:r>
+                              <w:rPr>
+                                <w:b/>
+                                <w:bCs/>
+                                <w:sz w:val="18"/>
+                                <w:szCs w:val="18"/>
+                              </w:rPr>
+                              <w:t>bootstrap_inner</w:t>
+                            </w:r>
+                            <w:proofErr w:type="spellEnd"/>
+                          </w:p>
+                          <w:p>
+                            <w:pPr>
+                              <w:rPr>
+                                <w:b/>
+                                <w:bCs/>
+                                <w:sz w:val="18"/>
+                                <w:szCs w:val="18"/>
+                              </w:rPr>
+                            </w:pPr>
+                            <w:r>
+                              <w:rPr>
+                                <w:b/>
+                                <w:bCs/>
+                                <w:sz w:val="18"/>
+                                <w:szCs w:val="18"/>
+                              </w:rPr>
+                              <w:t>self._</w:t>
+                            </w:r>
+                            <w:proofErr w:type="spellStart"/>
+                            <w:r>
+                              <w:rPr>
+                                <w:b/>
+                                <w:bCs/>
+                                <w:sz w:val="18"/>
+                                <w:szCs w:val="18"/>
+                              </w:rPr>
+                              <w:t>context.run</w:t>
+                            </w:r>
+                            <w:proofErr w:type="spellEnd"/>
+                            <w:r>
+                              <w:rPr>
+                                <w:b/>
+                                <w:bCs/>
+                                <w:sz w:val="18"/>
+                                <w:szCs w:val="18"/>
+                              </w:rPr>
+                              <w:t>(</w:t>
+                            </w:r>
+                            <w:proofErr w:type="spellStart"/>
+                            <w:r>
+                              <w:rPr>
+                                <w:b/>
+                                <w:bCs/>
+                                <w:sz w:val="18"/>
+                                <w:szCs w:val="18"/>
+                              </w:rPr>
+                              <w:t>self.run</w:t>
+                            </w:r>
+                            <w:proofErr w:type="spellEnd"/>
+                            <w:r>
+                              <w:rPr>
+                                <w:b/>
+                                <w:bCs/>
+                                <w:sz w:val="18"/>
+                                <w:szCs w:val="18"/>
+                              </w:rPr>
+                              <w:t>)</w:t>
                             </w:r>
                           </w:p>
                           <w:p>
@@ -1543,14 +2203,98 @@
                                 <w:szCs w:val="18"/>
                               </w:rPr>
                             </w:pPr>
-                            <w:r>
-                              <w:rPr>
-                                <w:b/>
-                                <w:bCs/>
-                                <w:sz w:val="18"/>
-                                <w:szCs w:val="18"/>
-                              </w:rPr>
-                              <w:t>self._target(*self._args, **self._kwargs)</w:t>
+                            <w:proofErr w:type="spellStart"/>
+                            <w:proofErr w:type="gramStart"/>
+                            <w:r>
+                              <w:rPr>
+                                <w:b/>
+                                <w:bCs/>
+                                <w:sz w:val="18"/>
+                                <w:szCs w:val="18"/>
+                              </w:rPr>
+                              <w:t>self._target</w:t>
+                            </w:r>
+                            <w:proofErr w:type="spellEnd"/>
+                            <w:r>
+                              <w:rPr>
+                                <w:b/>
+                                <w:bCs/>
+                                <w:sz w:val="18"/>
+                                <w:szCs w:val="18"/>
+                              </w:rPr>
+                              <w:t>(</w:t>
+                            </w:r>
+                            <w:proofErr w:type="gramEnd"/>
+                            <w:r>
+                              <w:rPr>
+                                <w:b/>
+                                <w:bCs/>
+                                <w:sz w:val="18"/>
+                                <w:szCs w:val="18"/>
+                              </w:rPr>
+                              <w:t>*</w:t>
+                            </w:r>
+                            <w:proofErr w:type="gramStart"/>
+                            <w:r>
+                              <w:rPr>
+                                <w:b/>
+                                <w:bCs/>
+                                <w:sz w:val="18"/>
+                                <w:szCs w:val="18"/>
+                              </w:rPr>
+                              <w:t>self._</w:t>
+                            </w:r>
+                            <w:proofErr w:type="spellStart"/>
+                            <w:proofErr w:type="gramEnd"/>
+                            <w:r>
+                              <w:rPr>
+                                <w:b/>
+                                <w:bCs/>
+                                <w:sz w:val="18"/>
+                                <w:szCs w:val="18"/>
+                              </w:rPr>
+                              <w:t>args</w:t>
+                            </w:r>
+                            <w:proofErr w:type="spellEnd"/>
+                            <w:r>
+                              <w:rPr>
+                                <w:b/>
+                                <w:bCs/>
+                                <w:sz w:val="18"/>
+                                <w:szCs w:val="18"/>
+                              </w:rPr>
+                              <w:t>, **</w:t>
+                            </w:r>
+                            <w:proofErr w:type="gramStart"/>
+                            <w:r>
+                              <w:rPr>
+                                <w:b/>
+                                <w:bCs/>
+                                <w:sz w:val="18"/>
+                                <w:szCs w:val="18"/>
+                              </w:rPr>
+                              <w:t>self._</w:t>
+                            </w:r>
+                            <w:proofErr w:type="spellStart"/>
+                            <w:proofErr w:type="gramEnd"/>
+                            <w:r>
+                              <w:rPr>
+                                <w:b/>
+                                <w:bCs/>
+                                <w:sz w:val="18"/>
+                                <w:szCs w:val="18"/>
+                              </w:rPr>
+                              <w:t>kwargs</w:t>
+                            </w:r>
+                            <w:proofErr w:type="spellEnd"/>
+                            <w:r>
+                              <w:rPr>
+                                <w:b/>
+                                <w:bCs/>
+                                <w:sz w:val="18"/>
+                                <w:szCs w:val="18"/>
+                              </w:rPr>
+                              <w:t>)</w:t>
                             </w:r>
                           </w:p>
                           <w:p>
@@ -1600,14 +2344,76 @@
                                 <w:szCs w:val="18"/>
                               </w:rPr>
                             </w:pPr>
-                            <w:r>
-                              <w:rPr>
-                                <w:b/>
-                                <w:bCs/>
-                                <w:sz w:val="18"/>
-                                <w:szCs w:val="18"/>
-                              </w:rPr>
-                              <w:t>fn(*args, **kwargs)</w:t>
+                            <w:proofErr w:type="spellStart"/>
+                            <w:proofErr w:type="gramStart"/>
+                            <w:r>
+                              <w:rPr>
+                                <w:b/>
+                                <w:bCs/>
+                                <w:sz w:val="18"/>
+                                <w:szCs w:val="18"/>
+                              </w:rPr>
+                              <w:t>fn</w:t>
+                            </w:r>
+                            <w:proofErr w:type="spellEnd"/>
+                            <w:r>
+                              <w:rPr>
+                                <w:b/>
+                                <w:bCs/>
+                                <w:sz w:val="18"/>
+                                <w:szCs w:val="18"/>
+                              </w:rPr>
+                              <w:t>(</w:t>
+                            </w:r>
+                            <w:proofErr w:type="gramEnd"/>
+                            <w:r>
+                              <w:rPr>
+                                <w:b/>
+                                <w:bCs/>
+                                <w:sz w:val="18"/>
+                                <w:szCs w:val="18"/>
+                              </w:rPr>
+                              <w:t>*</w:t>
+                            </w:r>
+                            <w:proofErr w:type="spellStart"/>
+                            <w:r>
+                              <w:rPr>
+                                <w:b/>
+                                <w:bCs/>
+                                <w:sz w:val="18"/>
+                                <w:szCs w:val="18"/>
+                              </w:rPr>
+                              <w:t>args</w:t>
+                            </w:r>
+                            <w:proofErr w:type="spellEnd"/>
+                            <w:r>
+                              <w:rPr>
+                                <w:b/>
+                                <w:bCs/>
+                                <w:sz w:val="18"/>
+                                <w:szCs w:val="18"/>
+                              </w:rPr>
+                              <w:t>, **</w:t>
+                            </w:r>
+                            <w:proofErr w:type="spellStart"/>
+                            <w:r>
+                              <w:rPr>
+                                <w:b/>
+                                <w:bCs/>
+                                <w:sz w:val="18"/>
+                                <w:szCs w:val="18"/>
+                              </w:rPr>
+                              <w:t>kwargs</w:t>
+                            </w:r>
+                            <w:proofErr w:type="spellEnd"/>
+                            <w:r>
+                              <w:rPr>
+                                <w:b/>
+                                <w:bCs/>
+                                <w:sz w:val="18"/>
+                                <w:szCs w:val="18"/>
+                              </w:rPr>
+                              <w:t>)</w:t>
                             </w:r>
                           </w:p>
                           <w:p>
@@ -1645,26 +2451,79 @@
                                 <w:sz w:val="18"/>
                                 <w:szCs w:val="18"/>
                               </w:rPr>
-                              <w:t>File "C:\Users\Bryan\AppData\Local\Programs\Python\Python314\Lib\site-packages\django\core\management\commands\runserver.py", line 137, in inner_run</w:t>
-                            </w:r>
-                          </w:p>
-                          <w:p>
-                            <w:pPr>
-                              <w:rPr>
-                                <w:b/>
-                                <w:bCs/>
-                                <w:sz w:val="18"/>
-                                <w:szCs w:val="18"/>
-                              </w:rPr>
-                            </w:pPr>
-                            <w:r>
-                              <w:rPr>
-                                <w:b/>
-                                <w:bCs/>
-                                <w:sz w:val="18"/>
-                                <w:szCs w:val="18"/>
-                              </w:rPr>
-                              <w:t>self.check_migrations()</w:t>
+                              <w:t xml:space="preserve">File "C:\Users\Bryan\AppData\Local\Programs\Python\Python314\Lib\site-packages\django\core\management\commands\runserver.py", line 137, in </w:t>
+                            </w:r>
+                            <w:proofErr w:type="spellStart"/>
+                            <w:r>
+                              <w:rPr>
+                                <w:b/>
+                                <w:bCs/>
+                                <w:sz w:val="18"/>
+                                <w:szCs w:val="18"/>
+                              </w:rPr>
+                              <w:t>inner_run</w:t>
+                            </w:r>
+                            <w:proofErr w:type="spellEnd"/>
+                          </w:p>
+                          <w:p>
+                            <w:pPr>
+                              <w:rPr>
+                                <w:b/>
+                                <w:bCs/>
+                                <w:sz w:val="18"/>
+                                <w:szCs w:val="18"/>
+                              </w:rPr>
+                            </w:pPr>
+                            <w:proofErr w:type="spellStart"/>
+                            <w:proofErr w:type="gramStart"/>
+                            <w:r>
+                              <w:rPr>
+                                <w:b/>
+                                <w:bCs/>
+                                <w:sz w:val="18"/>
+                                <w:szCs w:val="18"/>
+                              </w:rPr>
+                              <w:t>self.check</w:t>
+                            </w:r>
+                            <w:proofErr w:type="gramEnd"/>
+                            <w:r>
+                              <w:rPr>
+                                <w:b/>
+                                <w:bCs/>
+                                <w:sz w:val="18"/>
+                                <w:szCs w:val="18"/>
+                              </w:rPr>
+                              <w:t>_</w:t>
+                            </w:r>
+                            <w:proofErr w:type="gramStart"/>
+                            <w:r>
+                              <w:rPr>
+                                <w:b/>
+                                <w:bCs/>
+                                <w:sz w:val="18"/>
+                                <w:szCs w:val="18"/>
+                              </w:rPr>
+                              <w:t>migrations</w:t>
+                            </w:r>
+                            <w:proofErr w:type="spellEnd"/>
+                            <w:r>
+                              <w:rPr>
+                                <w:b/>
+                                <w:bCs/>
+                                <w:sz w:val="18"/>
+                                <w:szCs w:val="18"/>
+                              </w:rPr>
+                              <w:t>(</w:t>
+                            </w:r>
+                            <w:proofErr w:type="gramEnd"/>
+                            <w:r>
+                              <w:rPr>
+                                <w:b/>
+                                <w:bCs/>
+                                <w:sz w:val="18"/>
+                                <w:szCs w:val="18"/>
+                              </w:rPr>
+                              <w:t>)</w:t>
                             </w:r>
                           </w:p>
                           <w:p>
@@ -1702,64 +2561,190 @@
                                 <w:sz w:val="18"/>
                                 <w:szCs w:val="18"/>
                               </w:rPr>
-                              <w:t>File "C:\Users\Bryan\AppData\Local\Programs\Python\Python314\Lib\site-packages\django\core\management\base.py", line 587, in check_migrations</w:t>
-                            </w:r>
-                          </w:p>
-                          <w:p>
-                            <w:pPr>
-                              <w:rPr>
-                                <w:b/>
-                                <w:bCs/>
-                                <w:sz w:val="18"/>
-                                <w:szCs w:val="18"/>
-                              </w:rPr>
-                            </w:pPr>
-                            <w:r>
-                              <w:rPr>
-                                <w:b/>
-                                <w:bCs/>
-                                <w:sz w:val="18"/>
-                                <w:szCs w:val="18"/>
-                              </w:rPr>
-                              <w:t>executor = MigrationExecutor(connections[DEFAULT_DB_ALIAS])</w:t>
-                            </w:r>
-                          </w:p>
-                          <w:p>
-                            <w:pPr>
-                              <w:rPr>
-                                <w:b/>
-                                <w:bCs/>
-                                <w:sz w:val="18"/>
-                                <w:szCs w:val="18"/>
-                              </w:rPr>
-                            </w:pPr>
-                            <w:r>
-                              <w:rPr>
-                                <w:b/>
-                                <w:bCs/>
-                                <w:sz w:val="18"/>
-                                <w:szCs w:val="18"/>
-                              </w:rPr>
-                              <w:t>File "C:\Users\Bryan\AppData\Local\Programs\Python\Python314\Lib\site-packages\django\db\migrations\executor.py", line 18, in __init__</w:t>
-                            </w:r>
-                          </w:p>
-                          <w:p>
-                            <w:pPr>
-                              <w:rPr>
-                                <w:b/>
-                                <w:bCs/>
-                                <w:sz w:val="18"/>
-                                <w:szCs w:val="18"/>
-                              </w:rPr>
-                            </w:pPr>
-                            <w:r>
-                              <w:rPr>
-                                <w:b/>
-                                <w:bCs/>
-                                <w:sz w:val="18"/>
-                                <w:szCs w:val="18"/>
-                              </w:rPr>
-                              <w:t>self.loader = MigrationLoader(self.connection)</w:t>
+                              <w:t xml:space="preserve">File "C:\Users\Bryan\AppData\Local\Programs\Python\Python314\Lib\site-packages\django\core\management\base.py", line 587, in </w:t>
+                            </w:r>
+                            <w:proofErr w:type="spellStart"/>
+                            <w:r>
+                              <w:rPr>
+                                <w:b/>
+                                <w:bCs/>
+                                <w:sz w:val="18"/>
+                                <w:szCs w:val="18"/>
+                              </w:rPr>
+                              <w:t>check_migrations</w:t>
+                            </w:r>
+                            <w:proofErr w:type="spellEnd"/>
+                          </w:p>
+                          <w:p>
+                            <w:pPr>
+                              <w:rPr>
+                                <w:b/>
+                                <w:bCs/>
+                                <w:sz w:val="18"/>
+                                <w:szCs w:val="18"/>
+                              </w:rPr>
+                            </w:pPr>
+                            <w:r>
+                              <w:rPr>
+                                <w:b/>
+                                <w:bCs/>
+                                <w:sz w:val="18"/>
+                                <w:szCs w:val="18"/>
+                              </w:rPr>
+                              <w:t xml:space="preserve">executor = </w:t>
+                            </w:r>
+                            <w:proofErr w:type="spellStart"/>
+                            <w:r>
+                              <w:rPr>
+                                <w:b/>
+                                <w:bCs/>
+                                <w:sz w:val="18"/>
+                                <w:szCs w:val="18"/>
+                              </w:rPr>
+                              <w:t>MigrationExecutor</w:t>
+                            </w:r>
+                            <w:proofErr w:type="spellEnd"/>
+                            <w:r>
+                              <w:rPr>
+                                <w:b/>
+                                <w:bCs/>
+                                <w:sz w:val="18"/>
+                                <w:szCs w:val="18"/>
+                              </w:rPr>
+                              <w:t>(</w:t>
+                            </w:r>
+                            <w:proofErr w:type="gramStart"/>
+                            <w:r>
+                              <w:rPr>
+                                <w:b/>
+                                <w:bCs/>
+                                <w:sz w:val="18"/>
+                                <w:szCs w:val="18"/>
+                              </w:rPr>
+                              <w:t>connections[</w:t>
+                            </w:r>
+                            <w:proofErr w:type="gramEnd"/>
+                            <w:r>
+                              <w:rPr>
+                                <w:b/>
+                                <w:bCs/>
+                                <w:sz w:val="18"/>
+                                <w:szCs w:val="18"/>
+                              </w:rPr>
+                              <w:t>DEFAULT_DB_ALIAS])</w:t>
+                            </w:r>
+                          </w:p>
+                          <w:p>
+                            <w:pPr>
+                              <w:rPr>
+                                <w:b/>
+                                <w:bCs/>
+                                <w:sz w:val="18"/>
+                                <w:szCs w:val="18"/>
+                              </w:rPr>
+                            </w:pPr>
+                            <w:r>
+                              <w:rPr>
+                                <w:b/>
+                                <w:bCs/>
+                                <w:sz w:val="18"/>
+                                <w:szCs w:val="18"/>
+                              </w:rPr>
+                              <w:t>File "C:\Users\Bryan\AppData\Local\Programs\Python\Python314\Lib\site-packages\django\db\migrations\executor.py", line 18, in __</w:t>
+                            </w:r>
+                            <w:proofErr w:type="spellStart"/>
+                            <w:r>
+                              <w:rPr>
+                                <w:b/>
+                                <w:bCs/>
+                                <w:sz w:val="18"/>
+                                <w:szCs w:val="18"/>
+                              </w:rPr>
+                              <w:t>init</w:t>
+                            </w:r>
+                            <w:proofErr w:type="spellEnd"/>
+                            <w:r>
+                              <w:rPr>
+                                <w:b/>
+                                <w:bCs/>
+                                <w:sz w:val="18"/>
+                                <w:szCs w:val="18"/>
+                              </w:rPr>
+                              <w:t>__</w:t>
+                            </w:r>
+                          </w:p>
+                          <w:p>
+                            <w:pPr>
+                              <w:rPr>
+                                <w:b/>
+                                <w:bCs/>
+                                <w:sz w:val="18"/>
+                                <w:szCs w:val="18"/>
+                              </w:rPr>
+                            </w:pPr>
+                            <w:proofErr w:type="spellStart"/>
+                            <w:proofErr w:type="gramStart"/>
+                            <w:r>
+                              <w:rPr>
+                                <w:b/>
+                                <w:bCs/>
+                                <w:sz w:val="18"/>
+                                <w:szCs w:val="18"/>
+                              </w:rPr>
+                              <w:t>self.loader</w:t>
+                            </w:r>
+                            <w:proofErr w:type="spellEnd"/>
+                            <w:proofErr w:type="gramEnd"/>
+                            <w:r>
+                              <w:rPr>
+                                <w:b/>
+                                <w:bCs/>
+                                <w:sz w:val="18"/>
+                                <w:szCs w:val="18"/>
+                              </w:rPr>
+                              <w:t xml:space="preserve"> = </w:t>
+                            </w:r>
+                            <w:proofErr w:type="spellStart"/>
+                            <w:r>
+                              <w:rPr>
+                                <w:b/>
+                                <w:bCs/>
+                                <w:sz w:val="18"/>
+                                <w:szCs w:val="18"/>
+                              </w:rPr>
+                              <w:t>MigrationLoader</w:t>
+                            </w:r>
+                            <w:proofErr w:type="spellEnd"/>
+                            <w:r>
+                              <w:rPr>
+                                <w:b/>
+                                <w:bCs/>
+                                <w:sz w:val="18"/>
+                                <w:szCs w:val="18"/>
+                              </w:rPr>
+                              <w:t>(</w:t>
+                            </w:r>
+                            <w:proofErr w:type="spellStart"/>
+                            <w:proofErr w:type="gramStart"/>
+                            <w:r>
+                              <w:rPr>
+                                <w:b/>
+                                <w:bCs/>
+                                <w:sz w:val="18"/>
+                                <w:szCs w:val="18"/>
+                              </w:rPr>
+                              <w:t>self.connection</w:t>
+                            </w:r>
+                            <w:proofErr w:type="spellEnd"/>
+                            <w:proofErr w:type="gramEnd"/>
+                            <w:r>
+                              <w:rPr>
+                                <w:b/>
+                                <w:bCs/>
+                                <w:sz w:val="18"/>
+                                <w:szCs w:val="18"/>
+                              </w:rPr>
+                              <w:t>)</w:t>
                             </w:r>
                           </w:p>
                           <w:p>
@@ -1797,26 +2782,88 @@
                                 <w:sz w:val="18"/>
                                 <w:szCs w:val="18"/>
                               </w:rPr>
-                              <w:t>File "C:\Users\Bryan\AppData\Local\Programs\Python\Python314\Lib\site-packages\django\db\migrations\loader.py", line 58, in __init__</w:t>
-                            </w:r>
-                          </w:p>
-                          <w:p>
-                            <w:pPr>
-                              <w:rPr>
-                                <w:b/>
-                                <w:bCs/>
-                                <w:sz w:val="18"/>
-                                <w:szCs w:val="18"/>
-                              </w:rPr>
-                            </w:pPr>
-                            <w:r>
-                              <w:rPr>
-                                <w:b/>
-                                <w:bCs/>
-                                <w:sz w:val="18"/>
-                                <w:szCs w:val="18"/>
-                              </w:rPr>
-                              <w:t>self.build_graph()</w:t>
+                              <w:t>File "C:\Users\Bryan\AppData\Local\Programs\Python\Python314\Lib\site-packages\django\db\migrations\loader.py", line 58, in __</w:t>
+                            </w:r>
+                            <w:proofErr w:type="spellStart"/>
+                            <w:r>
+                              <w:rPr>
+                                <w:b/>
+                                <w:bCs/>
+                                <w:sz w:val="18"/>
+                                <w:szCs w:val="18"/>
+                              </w:rPr>
+                              <w:t>init</w:t>
+                            </w:r>
+                            <w:proofErr w:type="spellEnd"/>
+                            <w:r>
+                              <w:rPr>
+                                <w:b/>
+                                <w:bCs/>
+                                <w:sz w:val="18"/>
+                                <w:szCs w:val="18"/>
+                              </w:rPr>
+                              <w:t>__</w:t>
+                            </w:r>
+                          </w:p>
+                          <w:p>
+                            <w:pPr>
+                              <w:rPr>
+                                <w:b/>
+                                <w:bCs/>
+                                <w:sz w:val="18"/>
+                                <w:szCs w:val="18"/>
+                              </w:rPr>
+                            </w:pPr>
+                            <w:proofErr w:type="spellStart"/>
+                            <w:proofErr w:type="gramStart"/>
+                            <w:r>
+                              <w:rPr>
+                                <w:b/>
+                                <w:bCs/>
+                                <w:sz w:val="18"/>
+                                <w:szCs w:val="18"/>
+                              </w:rPr>
+                              <w:t>self.build</w:t>
+                            </w:r>
+                            <w:proofErr w:type="gramEnd"/>
+                            <w:r>
+                              <w:rPr>
+                                <w:b/>
+                                <w:bCs/>
+                                <w:sz w:val="18"/>
+                                <w:szCs w:val="18"/>
+                              </w:rPr>
+                              <w:t>_</w:t>
+                            </w:r>
+                            <w:proofErr w:type="gramStart"/>
+                            <w:r>
+                              <w:rPr>
+                                <w:b/>
+                                <w:bCs/>
+                                <w:sz w:val="18"/>
+                                <w:szCs w:val="18"/>
+                              </w:rPr>
+                              <w:t>graph</w:t>
+                            </w:r>
+                            <w:proofErr w:type="spellEnd"/>
+                            <w:r>
+                              <w:rPr>
+                                <w:b/>
+                                <w:bCs/>
+                                <w:sz w:val="18"/>
+                                <w:szCs w:val="18"/>
+                              </w:rPr>
+                              <w:t>(</w:t>
+                            </w:r>
+                            <w:proofErr w:type="gramEnd"/>
+                            <w:r>
+                              <w:rPr>
+                                <w:b/>
+                                <w:bCs/>
+                                <w:sz w:val="18"/>
+                                <w:szCs w:val="18"/>
+                              </w:rPr>
+                              <w:t>)</w:t>
                             </w:r>
                           </w:p>
                           <w:p>
@@ -1854,26 +2901,110 @@
                                 <w:sz w:val="18"/>
                                 <w:szCs w:val="18"/>
                               </w:rPr>
-                              <w:t>File "C:\Users\Bryan\AppData\Local\Programs\Python\Python314\Lib\site-packages\django\db\migrations\loader.py", line 235, in build_graph</w:t>
-                            </w:r>
-                          </w:p>
-                          <w:p>
-                            <w:pPr>
-                              <w:rPr>
-                                <w:b/>
-                                <w:bCs/>
-                                <w:sz w:val="18"/>
-                                <w:szCs w:val="18"/>
-                              </w:rPr>
-                            </w:pPr>
-                            <w:r>
-                              <w:rPr>
-                                <w:b/>
-                                <w:bCs/>
-                                <w:sz w:val="18"/>
-                                <w:szCs w:val="18"/>
-                              </w:rPr>
-                              <w:t>self.applied_migrations = recorder.applied_migrations()</w:t>
+                              <w:t xml:space="preserve">File "C:\Users\Bryan\AppData\Local\Programs\Python\Python314\Lib\site-packages\django\db\migrations\loader.py", line 235, in </w:t>
+                            </w:r>
+                            <w:proofErr w:type="spellStart"/>
+                            <w:r>
+                              <w:rPr>
+                                <w:b/>
+                                <w:bCs/>
+                                <w:sz w:val="18"/>
+                                <w:szCs w:val="18"/>
+                              </w:rPr>
+                              <w:t>build_graph</w:t>
+                            </w:r>
+                            <w:proofErr w:type="spellEnd"/>
+                          </w:p>
+                          <w:p>
+                            <w:pPr>
+                              <w:rPr>
+                                <w:b/>
+                                <w:bCs/>
+                                <w:sz w:val="18"/>
+                                <w:szCs w:val="18"/>
+                              </w:rPr>
+                            </w:pPr>
+                            <w:proofErr w:type="spellStart"/>
+                            <w:proofErr w:type="gramStart"/>
+                            <w:r>
+                              <w:rPr>
+                                <w:b/>
+                                <w:bCs/>
+                                <w:sz w:val="18"/>
+                                <w:szCs w:val="18"/>
+                              </w:rPr>
+                              <w:t>self.applied</w:t>
+                            </w:r>
+                            <w:proofErr w:type="gramEnd"/>
+                            <w:r>
+                              <w:rPr>
+                                <w:b/>
+                                <w:bCs/>
+                                <w:sz w:val="18"/>
+                                <w:szCs w:val="18"/>
+                              </w:rPr>
+                              <w:t>_migrations</w:t>
+                            </w:r>
+                            <w:proofErr w:type="spellEnd"/>
+                            <w:r>
+                              <w:rPr>
+                                <w:b/>
+                                <w:bCs/>
+                                <w:sz w:val="18"/>
+                                <w:szCs w:val="18"/>
+                              </w:rPr>
+                              <w:t xml:space="preserve"> = </w:t>
+                            </w:r>
+                            <w:proofErr w:type="spellStart"/>
+                            <w:proofErr w:type="gramStart"/>
+                            <w:r>
+                              <w:rPr>
+                                <w:b/>
+                                <w:bCs/>
+                                <w:sz w:val="18"/>
+                                <w:szCs w:val="18"/>
+                              </w:rPr>
+                              <w:t>recorder.applied</w:t>
+                            </w:r>
+                            <w:proofErr w:type="gramEnd"/>
+                            <w:r>
+                              <w:rPr>
+                                <w:b/>
+                                <w:bCs/>
+                                <w:sz w:val="18"/>
+                                <w:szCs w:val="18"/>
+                              </w:rPr>
+                              <w:t>_</w:t>
+                            </w:r>
+                            <w:proofErr w:type="gramStart"/>
+                            <w:r>
+                              <w:rPr>
+                                <w:b/>
+                                <w:bCs/>
+                                <w:sz w:val="18"/>
+                                <w:szCs w:val="18"/>
+                              </w:rPr>
+                              <w:t>migrations</w:t>
+                            </w:r>
+                            <w:proofErr w:type="spellEnd"/>
+                            <w:r>
+                              <w:rPr>
+                                <w:b/>
+                                <w:bCs/>
+                                <w:sz w:val="18"/>
+                                <w:szCs w:val="18"/>
+                              </w:rPr>
+                              <w:t>(</w:t>
+                            </w:r>
+                            <w:proofErr w:type="gramEnd"/>
+                            <w:r>
+                              <w:rPr>
+                                <w:b/>
+                                <w:bCs/>
+                                <w:sz w:val="18"/>
+                                <w:szCs w:val="18"/>
+                              </w:rPr>
+                              <w:t>)</w:t>
                             </w:r>
                           </w:p>
                           <w:p>
@@ -1911,26 +3042,77 @@
                                 <w:sz w:val="18"/>
                                 <w:szCs w:val="18"/>
                               </w:rPr>
-                              <w:t>File "C:\Users\Bryan\AppData\Local\Programs\Python\Python314\Lib\site-packages\django\db\migrations\recorder.py", line 89, in applied_migrations</w:t>
-                            </w:r>
-                          </w:p>
-                          <w:p>
-                            <w:pPr>
-                              <w:rPr>
-                                <w:b/>
-                                <w:bCs/>
-                                <w:sz w:val="18"/>
-                                <w:szCs w:val="18"/>
-                              </w:rPr>
-                            </w:pPr>
-                            <w:r>
-                              <w:rPr>
-                                <w:b/>
-                                <w:bCs/>
-                                <w:sz w:val="18"/>
-                                <w:szCs w:val="18"/>
-                              </w:rPr>
-                              <w:t>if self.has_table():</w:t>
+                              <w:t xml:space="preserve">File "C:\Users\Bryan\AppData\Local\Programs\Python\Python314\Lib\site-packages\django\db\migrations\recorder.py", line 89, in </w:t>
+                            </w:r>
+                            <w:proofErr w:type="spellStart"/>
+                            <w:r>
+                              <w:rPr>
+                                <w:b/>
+                                <w:bCs/>
+                                <w:sz w:val="18"/>
+                                <w:szCs w:val="18"/>
+                              </w:rPr>
+                              <w:t>applied_migrations</w:t>
+                            </w:r>
+                            <w:proofErr w:type="spellEnd"/>
+                          </w:p>
+                          <w:p>
+                            <w:pPr>
+                              <w:rPr>
+                                <w:b/>
+                                <w:bCs/>
+                                <w:sz w:val="18"/>
+                                <w:szCs w:val="18"/>
+                              </w:rPr>
+                            </w:pPr>
+                            <w:r>
+                              <w:rPr>
+                                <w:b/>
+                                <w:bCs/>
+                                <w:sz w:val="18"/>
+                                <w:szCs w:val="18"/>
+                              </w:rPr>
+                              <w:t xml:space="preserve">if </w:t>
+                            </w:r>
+                            <w:proofErr w:type="spellStart"/>
+                            <w:r>
+                              <w:rPr>
+                                <w:b/>
+                                <w:bCs/>
+                                <w:sz w:val="18"/>
+                                <w:szCs w:val="18"/>
+                              </w:rPr>
+                              <w:t>self.has_</w:t>
+                            </w:r>
+                            <w:proofErr w:type="gramStart"/>
+                            <w:r>
+                              <w:rPr>
+                                <w:b/>
+                                <w:bCs/>
+                                <w:sz w:val="18"/>
+                                <w:szCs w:val="18"/>
+                              </w:rPr>
+                              <w:t>table</w:t>
+                            </w:r>
+                            <w:proofErr w:type="spellEnd"/>
+                            <w:r>
+                              <w:rPr>
+                                <w:b/>
+                                <w:bCs/>
+                                <w:sz w:val="18"/>
+                                <w:szCs w:val="18"/>
+                              </w:rPr>
+                              <w:t>(</w:t>
+                            </w:r>
+                            <w:proofErr w:type="gramEnd"/>
+                            <w:r>
+                              <w:rPr>
+                                <w:b/>
+                                <w:bCs/>
+                                <w:sz w:val="18"/>
+                                <w:szCs w:val="18"/>
+                              </w:rPr>
+                              <w:t>):</w:t>
                             </w:r>
                           </w:p>
                           <w:p>
@@ -1968,26 +3150,88 @@
                                 <w:sz w:val="18"/>
                                 <w:szCs w:val="18"/>
                               </w:rPr>
-                              <w:t>File "C:\Users\Bryan\AppData\Local\Programs\Python\Python314\Lib\site-packages\django\db\migrations\recorder.py", line 63, in has_table</w:t>
-                            </w:r>
-                          </w:p>
-                          <w:p>
-                            <w:pPr>
-                              <w:rPr>
-                                <w:b/>
-                                <w:bCs/>
-                                <w:sz w:val="18"/>
-                                <w:szCs w:val="18"/>
-                              </w:rPr>
-                            </w:pPr>
-                            <w:r>
-                              <w:rPr>
-                                <w:b/>
-                                <w:bCs/>
-                                <w:sz w:val="18"/>
-                                <w:szCs w:val="18"/>
-                              </w:rPr>
-                              <w:t>with self.connection.cursor() as cursor:</w:t>
+                              <w:t xml:space="preserve">File "C:\Users\Bryan\AppData\Local\Programs\Python\Python314\Lib\site-packages\django\db\migrations\recorder.py", line 63, in </w:t>
+                            </w:r>
+                            <w:proofErr w:type="spellStart"/>
+                            <w:r>
+                              <w:rPr>
+                                <w:b/>
+                                <w:bCs/>
+                                <w:sz w:val="18"/>
+                                <w:szCs w:val="18"/>
+                              </w:rPr>
+                              <w:t>has_table</w:t>
+                            </w:r>
+                            <w:proofErr w:type="spellEnd"/>
+                          </w:p>
+                          <w:p>
+                            <w:pPr>
+                              <w:rPr>
+                                <w:b/>
+                                <w:bCs/>
+                                <w:sz w:val="18"/>
+                                <w:szCs w:val="18"/>
+                              </w:rPr>
+                            </w:pPr>
+                            <w:r>
+                              <w:rPr>
+                                <w:b/>
+                                <w:bCs/>
+                                <w:sz w:val="18"/>
+                                <w:szCs w:val="18"/>
+                              </w:rPr>
+                              <w:t xml:space="preserve">with </w:t>
+                            </w:r>
+                            <w:proofErr w:type="spellStart"/>
+                            <w:proofErr w:type="gramStart"/>
+                            <w:r>
+                              <w:rPr>
+                                <w:b/>
+                                <w:bCs/>
+                                <w:sz w:val="18"/>
+                                <w:szCs w:val="18"/>
+                              </w:rPr>
+                              <w:t>self.connection</w:t>
+                            </w:r>
+                            <w:proofErr w:type="gramEnd"/>
+                            <w:r>
+                              <w:rPr>
+                                <w:b/>
+                                <w:bCs/>
+                                <w:sz w:val="18"/>
+                                <w:szCs w:val="18"/>
+                              </w:rPr>
+                              <w:t>.</w:t>
+                            </w:r>
+                            <w:proofErr w:type="gramStart"/>
+                            <w:r>
+                              <w:rPr>
+                                <w:b/>
+                                <w:bCs/>
+                                <w:sz w:val="18"/>
+                                <w:szCs w:val="18"/>
+                              </w:rPr>
+                              <w:t>cursor</w:t>
+                            </w:r>
+                            <w:proofErr w:type="spellEnd"/>
+                            <w:r>
+                              <w:rPr>
+                                <w:b/>
+                                <w:bCs/>
+                                <w:sz w:val="18"/>
+                                <w:szCs w:val="18"/>
+                              </w:rPr>
+                              <w:t>(</w:t>
+                            </w:r>
+                            <w:proofErr w:type="gramEnd"/>
+                            <w:r>
+                              <w:rPr>
+                                <w:b/>
+                                <w:bCs/>
+                                <w:sz w:val="18"/>
+                                <w:szCs w:val="18"/>
+                              </w:rPr>
+                              <w:t>) as cursor:</w:t>
                             </w:r>
                           </w:p>
                           <w:p>
@@ -2044,7 +3288,78 @@
                                 <w:sz w:val="18"/>
                                 <w:szCs w:val="18"/>
                               </w:rPr>
-                              <w:t>return func(*args, **kwargs)</w:t>
+                              <w:t xml:space="preserve">return </w:t>
+                            </w:r>
+                            <w:proofErr w:type="spellStart"/>
+                            <w:proofErr w:type="gramStart"/>
+                            <w:r>
+                              <w:rPr>
+                                <w:b/>
+                                <w:bCs/>
+                                <w:sz w:val="18"/>
+                                <w:szCs w:val="18"/>
+                              </w:rPr>
+                              <w:t>func</w:t>
+                            </w:r>
+                            <w:proofErr w:type="spellEnd"/>
+                            <w:r>
+                              <w:rPr>
+                                <w:b/>
+                                <w:bCs/>
+                                <w:sz w:val="18"/>
+                                <w:szCs w:val="18"/>
+                              </w:rPr>
+                              <w:t>(</w:t>
+                            </w:r>
+                            <w:proofErr w:type="gramEnd"/>
+                            <w:r>
+                              <w:rPr>
+                                <w:b/>
+                                <w:bCs/>
+                                <w:sz w:val="18"/>
+                                <w:szCs w:val="18"/>
+                              </w:rPr>
+                              <w:t>*</w:t>
+                            </w:r>
+                            <w:proofErr w:type="spellStart"/>
+                            <w:r>
+                              <w:rPr>
+                                <w:b/>
+                                <w:bCs/>
+                                <w:sz w:val="18"/>
+                                <w:szCs w:val="18"/>
+                              </w:rPr>
+                              <w:t>args</w:t>
+                            </w:r>
+                            <w:proofErr w:type="spellEnd"/>
+                            <w:r>
+                              <w:rPr>
+                                <w:b/>
+                                <w:bCs/>
+                                <w:sz w:val="18"/>
+                                <w:szCs w:val="18"/>
+                              </w:rPr>
+                              <w:t>, **</w:t>
+                            </w:r>
+                            <w:proofErr w:type="spellStart"/>
+                            <w:r>
+                              <w:rPr>
+                                <w:b/>
+                                <w:bCs/>
+                                <w:sz w:val="18"/>
+                                <w:szCs w:val="18"/>
+                              </w:rPr>
+                              <w:t>kwargs</w:t>
+                            </w:r>
+                            <w:proofErr w:type="spellEnd"/>
+                            <w:r>
+                              <w:rPr>
+                                <w:b/>
+                                <w:bCs/>
+                                <w:sz w:val="18"/>
+                                <w:szCs w:val="18"/>
+                              </w:rPr>
+                              <w:t>)</w:t>
                             </w:r>
                           </w:p>
                           <w:p>
@@ -2082,7 +3397,38 @@
                                 <w:sz w:val="18"/>
                                 <w:szCs w:val="18"/>
                               </w:rPr>
-                              <w:t>return self._cursor()</w:t>
+                              <w:t xml:space="preserve">return </w:t>
+                            </w:r>
+                            <w:proofErr w:type="spellStart"/>
+                            <w:proofErr w:type="gramStart"/>
+                            <w:r>
+                              <w:rPr>
+                                <w:b/>
+                                <w:bCs/>
+                                <w:sz w:val="18"/>
+                                <w:szCs w:val="18"/>
+                              </w:rPr>
+                              <w:t>self._cursor</w:t>
+                            </w:r>
+                            <w:proofErr w:type="spellEnd"/>
+                            <w:r>
+                              <w:rPr>
+                                <w:b/>
+                                <w:bCs/>
+                                <w:sz w:val="18"/>
+                                <w:szCs w:val="18"/>
+                              </w:rPr>
+                              <w:t>(</w:t>
+                            </w:r>
+                            <w:proofErr w:type="gramEnd"/>
+                            <w:r>
+                              <w:rPr>
+                                <w:b/>
+                                <w:bCs/>
+                                <w:sz w:val="18"/>
+                                <w:szCs w:val="18"/>
+                              </w:rPr>
+                              <w:t>)</w:t>
                             </w:r>
                           </w:p>
                           <w:p>
@@ -2132,14 +3478,56 @@
                                 <w:szCs w:val="18"/>
                               </w:rPr>
                             </w:pPr>
-                            <w:r>
-                              <w:rPr>
-                                <w:b/>
-                                <w:bCs/>
-                                <w:sz w:val="18"/>
-                                <w:szCs w:val="18"/>
-                              </w:rPr>
-                              <w:t>self.ensure_connection()</w:t>
+                            <w:proofErr w:type="spellStart"/>
+                            <w:proofErr w:type="gramStart"/>
+                            <w:r>
+                              <w:rPr>
+                                <w:b/>
+                                <w:bCs/>
+                                <w:sz w:val="18"/>
+                                <w:szCs w:val="18"/>
+                              </w:rPr>
+                              <w:t>self.ensure</w:t>
+                            </w:r>
+                            <w:proofErr w:type="gramEnd"/>
+                            <w:r>
+                              <w:rPr>
+                                <w:b/>
+                                <w:bCs/>
+                                <w:sz w:val="18"/>
+                                <w:szCs w:val="18"/>
+                              </w:rPr>
+                              <w:t>_</w:t>
+                            </w:r>
+                            <w:proofErr w:type="gramStart"/>
+                            <w:r>
+                              <w:rPr>
+                                <w:b/>
+                                <w:bCs/>
+                                <w:sz w:val="18"/>
+                                <w:szCs w:val="18"/>
+                              </w:rPr>
+                              <w:t>connection</w:t>
+                            </w:r>
+                            <w:proofErr w:type="spellEnd"/>
+                            <w:r>
+                              <w:rPr>
+                                <w:b/>
+                                <w:bCs/>
+                                <w:sz w:val="18"/>
+                                <w:szCs w:val="18"/>
+                              </w:rPr>
+                              <w:t>(</w:t>
+                            </w:r>
+                            <w:proofErr w:type="gramEnd"/>
+                            <w:r>
+                              <w:rPr>
+                                <w:b/>
+                                <w:bCs/>
+                                <w:sz w:val="18"/>
+                                <w:szCs w:val="18"/>
+                              </w:rPr>
+                              <w:t>)</w:t>
                             </w:r>
                           </w:p>
                           <w:p>
@@ -2196,45 +3584,158 @@
                                 <w:sz w:val="18"/>
                                 <w:szCs w:val="18"/>
                               </w:rPr>
-                              <w:t>return func(*args, **kwargs)</w:t>
-                            </w:r>
-                          </w:p>
-                          <w:p>
-                            <w:pPr>
-                              <w:rPr>
-                                <w:b/>
-                                <w:bCs/>
-                                <w:sz w:val="18"/>
-                                <w:szCs w:val="18"/>
-                              </w:rPr>
-                            </w:pPr>
-                            <w:r>
-                              <w:rPr>
-                                <w:b/>
-                                <w:bCs/>
-                                <w:sz w:val="18"/>
-                                <w:szCs w:val="18"/>
-                              </w:rPr>
-                              <w:t>File "C:\Users\Bryan\AppData\Local\Programs\Python\Python314\Lib\site-packages\django\db\backends\base\base.py", line 278, in ensure_connection</w:t>
-                            </w:r>
-                          </w:p>
-                          <w:p>
-                            <w:pPr>
-                              <w:rPr>
-                                <w:b/>
-                                <w:bCs/>
-                                <w:sz w:val="18"/>
-                                <w:szCs w:val="18"/>
-                              </w:rPr>
-                            </w:pPr>
-                            <w:r>
-                              <w:rPr>
-                                <w:b/>
-                                <w:bCs/>
-                                <w:sz w:val="18"/>
-                                <w:szCs w:val="18"/>
-                              </w:rPr>
-                              <w:t>with self.wrap_database_errors:</w:t>
+                              <w:t xml:space="preserve">return </w:t>
+                            </w:r>
+                            <w:proofErr w:type="spellStart"/>
+                            <w:proofErr w:type="gramStart"/>
+                            <w:r>
+                              <w:rPr>
+                                <w:b/>
+                                <w:bCs/>
+                                <w:sz w:val="18"/>
+                                <w:szCs w:val="18"/>
+                              </w:rPr>
+                              <w:t>func</w:t>
+                            </w:r>
+                            <w:proofErr w:type="spellEnd"/>
+                            <w:r>
+                              <w:rPr>
+                                <w:b/>
+                                <w:bCs/>
+                                <w:sz w:val="18"/>
+                                <w:szCs w:val="18"/>
+                              </w:rPr>
+                              <w:t>(</w:t>
+                            </w:r>
+                            <w:proofErr w:type="gramEnd"/>
+                            <w:r>
+                              <w:rPr>
+                                <w:b/>
+                                <w:bCs/>
+                                <w:sz w:val="18"/>
+                                <w:szCs w:val="18"/>
+                              </w:rPr>
+                              <w:t>*</w:t>
+                            </w:r>
+                            <w:proofErr w:type="spellStart"/>
+                            <w:r>
+                              <w:rPr>
+                                <w:b/>
+                                <w:bCs/>
+                                <w:sz w:val="18"/>
+                                <w:szCs w:val="18"/>
+                              </w:rPr>
+                              <w:t>args</w:t>
+                            </w:r>
+                            <w:proofErr w:type="spellEnd"/>
+                            <w:r>
+                              <w:rPr>
+                                <w:b/>
+                                <w:bCs/>
+                                <w:sz w:val="18"/>
+                                <w:szCs w:val="18"/>
+                              </w:rPr>
+                              <w:t>, **</w:t>
+                            </w:r>
+                            <w:proofErr w:type="spellStart"/>
+                            <w:r>
+                              <w:rPr>
+                                <w:b/>
+                                <w:bCs/>
+                                <w:sz w:val="18"/>
+                                <w:szCs w:val="18"/>
+                              </w:rPr>
+                              <w:t>kwargs</w:t>
+                            </w:r>
+                            <w:proofErr w:type="spellEnd"/>
+                            <w:r>
+                              <w:rPr>
+                                <w:b/>
+                                <w:bCs/>
+                                <w:sz w:val="18"/>
+                                <w:szCs w:val="18"/>
+                              </w:rPr>
+                              <w:t>)</w:t>
+                            </w:r>
+                          </w:p>
+                          <w:p>
+                            <w:pPr>
+                              <w:rPr>
+                                <w:b/>
+                                <w:bCs/>
+                                <w:sz w:val="18"/>
+                                <w:szCs w:val="18"/>
+                              </w:rPr>
+                            </w:pPr>
+                            <w:r>
+                              <w:rPr>
+                                <w:b/>
+                                <w:bCs/>
+                                <w:sz w:val="18"/>
+                                <w:szCs w:val="18"/>
+                              </w:rPr>
+                              <w:t xml:space="preserve">File "C:\Users\Bryan\AppData\Local\Programs\Python\Python314\Lib\site-packages\django\db\backends\base\base.py", line 278, in </w:t>
+                            </w:r>
+                            <w:proofErr w:type="spellStart"/>
+                            <w:r>
+                              <w:rPr>
+                                <w:b/>
+                                <w:bCs/>
+                                <w:sz w:val="18"/>
+                                <w:szCs w:val="18"/>
+                              </w:rPr>
+                              <w:t>ensure_connection</w:t>
+                            </w:r>
+                            <w:proofErr w:type="spellEnd"/>
+                          </w:p>
+                          <w:p>
+                            <w:pPr>
+                              <w:rPr>
+                                <w:b/>
+                                <w:bCs/>
+                                <w:sz w:val="18"/>
+                                <w:szCs w:val="18"/>
+                              </w:rPr>
+                            </w:pPr>
+                            <w:r>
+                              <w:rPr>
+                                <w:b/>
+                                <w:bCs/>
+                                <w:sz w:val="18"/>
+                                <w:szCs w:val="18"/>
+                              </w:rPr>
+                              <w:t xml:space="preserve">with </w:t>
+                            </w:r>
+                            <w:proofErr w:type="spellStart"/>
+                            <w:proofErr w:type="gramStart"/>
+                            <w:r>
+                              <w:rPr>
+                                <w:b/>
+                                <w:bCs/>
+                                <w:sz w:val="18"/>
+                                <w:szCs w:val="18"/>
+                              </w:rPr>
+                              <w:t>self.wrap</w:t>
+                            </w:r>
+                            <w:proofErr w:type="gramEnd"/>
+                            <w:r>
+                              <w:rPr>
+                                <w:b/>
+                                <w:bCs/>
+                                <w:sz w:val="18"/>
+                                <w:szCs w:val="18"/>
+                              </w:rPr>
+                              <w:t>_database_errors</w:t>
+                            </w:r>
+                            <w:proofErr w:type="spellEnd"/>
+                            <w:r>
+                              <w:rPr>
+                                <w:b/>
+                                <w:bCs/>
+                                <w:sz w:val="18"/>
+                                <w:szCs w:val="18"/>
+                              </w:rPr>
+                              <w:t>:</w:t>
                             </w:r>
                           </w:p>
                           <w:p>
@@ -2291,45 +3792,120 @@
                                 <w:sz w:val="18"/>
                                 <w:szCs w:val="18"/>
                               </w:rPr>
-                              <w:t>raise dj_exc_value.with_traceback(traceback) from exc_value</w:t>
-                            </w:r>
-                          </w:p>
-                          <w:p>
-                            <w:pPr>
-                              <w:rPr>
-                                <w:b/>
-                                <w:bCs/>
-                                <w:sz w:val="18"/>
-                                <w:szCs w:val="18"/>
-                              </w:rPr>
-                            </w:pPr>
-                            <w:r>
-                              <w:rPr>
-                                <w:b/>
-                                <w:bCs/>
-                                <w:sz w:val="18"/>
-                                <w:szCs w:val="18"/>
-                              </w:rPr>
-                              <w:t>File "C:\Users\Bryan\AppData\Local\Programs\Python\Python314\Lib\site-packages\django\db\backends\base\base.py", line 279, in ensure_connection</w:t>
-                            </w:r>
-                          </w:p>
-                          <w:p>
-                            <w:pPr>
-                              <w:rPr>
-                                <w:b/>
-                                <w:bCs/>
-                                <w:sz w:val="18"/>
-                                <w:szCs w:val="18"/>
-                              </w:rPr>
-                            </w:pPr>
-                            <w:r>
-                              <w:rPr>
-                                <w:b/>
-                                <w:bCs/>
-                                <w:sz w:val="18"/>
-                                <w:szCs w:val="18"/>
-                              </w:rPr>
-                              <w:t>self.connect()</w:t>
+                              <w:t xml:space="preserve">raise </w:t>
+                            </w:r>
+                            <w:proofErr w:type="spellStart"/>
+                            <w:r>
+                              <w:rPr>
+                                <w:b/>
+                                <w:bCs/>
+                                <w:sz w:val="18"/>
+                                <w:szCs w:val="18"/>
+                              </w:rPr>
+                              <w:t>dj_exc_</w:t>
+                            </w:r>
+                            <w:proofErr w:type="gramStart"/>
+                            <w:r>
+                              <w:rPr>
+                                <w:b/>
+                                <w:bCs/>
+                                <w:sz w:val="18"/>
+                                <w:szCs w:val="18"/>
+                              </w:rPr>
+                              <w:t>value.with</w:t>
+                            </w:r>
+                            <w:proofErr w:type="gramEnd"/>
+                            <w:r>
+                              <w:rPr>
+                                <w:b/>
+                                <w:bCs/>
+                                <w:sz w:val="18"/>
+                                <w:szCs w:val="18"/>
+                              </w:rPr>
+                              <w:t>_traceback</w:t>
+                            </w:r>
+                            <w:proofErr w:type="spellEnd"/>
+                            <w:r>
+                              <w:rPr>
+                                <w:b/>
+                                <w:bCs/>
+                                <w:sz w:val="18"/>
+                                <w:szCs w:val="18"/>
+                              </w:rPr>
+                              <w:t xml:space="preserve">(traceback) from </w:t>
+                            </w:r>
+                            <w:proofErr w:type="spellStart"/>
+                            <w:r>
+                              <w:rPr>
+                                <w:b/>
+                                <w:bCs/>
+                                <w:sz w:val="18"/>
+                                <w:szCs w:val="18"/>
+                              </w:rPr>
+                              <w:t>exc_value</w:t>
+                            </w:r>
+                            <w:proofErr w:type="spellEnd"/>
+                          </w:p>
+                          <w:p>
+                            <w:pPr>
+                              <w:rPr>
+                                <w:b/>
+                                <w:bCs/>
+                                <w:sz w:val="18"/>
+                                <w:szCs w:val="18"/>
+                              </w:rPr>
+                            </w:pPr>
+                            <w:r>
+                              <w:rPr>
+                                <w:b/>
+                                <w:bCs/>
+                                <w:sz w:val="18"/>
+                                <w:szCs w:val="18"/>
+                              </w:rPr>
+                              <w:t xml:space="preserve">File "C:\Users\Bryan\AppData\Local\Programs\Python\Python314\Lib\site-packages\django\db\backends\base\base.py", line 279, in </w:t>
+                            </w:r>
+                            <w:proofErr w:type="spellStart"/>
+                            <w:r>
+                              <w:rPr>
+                                <w:b/>
+                                <w:bCs/>
+                                <w:sz w:val="18"/>
+                                <w:szCs w:val="18"/>
+                              </w:rPr>
+                              <w:t>ensure_connection</w:t>
+                            </w:r>
+                            <w:proofErr w:type="spellEnd"/>
+                          </w:p>
+                          <w:p>
+                            <w:pPr>
+                              <w:rPr>
+                                <w:b/>
+                                <w:bCs/>
+                                <w:sz w:val="18"/>
+                                <w:szCs w:val="18"/>
+                              </w:rPr>
+                            </w:pPr>
+                            <w:proofErr w:type="spellStart"/>
+                            <w:proofErr w:type="gramStart"/>
+                            <w:r>
+                              <w:rPr>
+                                <w:b/>
+                                <w:bCs/>
+                                <w:sz w:val="18"/>
+                                <w:szCs w:val="18"/>
+                              </w:rPr>
+                              <w:t>self.connect</w:t>
+                            </w:r>
+                            <w:proofErr w:type="spellEnd"/>
+                            <w:proofErr w:type="gramEnd"/>
+                            <w:r>
+                              <w:rPr>
+                                <w:b/>
+                                <w:bCs/>
+                                <w:sz w:val="18"/>
+                                <w:szCs w:val="18"/>
+                              </w:rPr>
+                              <w:t>()</w:t>
                             </w:r>
                           </w:p>
                           <w:p>
@@ -2386,7 +3962,78 @@
                                 <w:sz w:val="18"/>
                                 <w:szCs w:val="18"/>
                               </w:rPr>
-                              <w:t>return func(*args, **kwargs)</w:t>
+                              <w:t xml:space="preserve">return </w:t>
+                            </w:r>
+                            <w:proofErr w:type="spellStart"/>
+                            <w:proofErr w:type="gramStart"/>
+                            <w:r>
+                              <w:rPr>
+                                <w:b/>
+                                <w:bCs/>
+                                <w:sz w:val="18"/>
+                                <w:szCs w:val="18"/>
+                              </w:rPr>
+                              <w:t>func</w:t>
+                            </w:r>
+                            <w:proofErr w:type="spellEnd"/>
+                            <w:r>
+                              <w:rPr>
+                                <w:b/>
+                                <w:bCs/>
+                                <w:sz w:val="18"/>
+                                <w:szCs w:val="18"/>
+                              </w:rPr>
+                              <w:t>(</w:t>
+                            </w:r>
+                            <w:proofErr w:type="gramEnd"/>
+                            <w:r>
+                              <w:rPr>
+                                <w:b/>
+                                <w:bCs/>
+                                <w:sz w:val="18"/>
+                                <w:szCs w:val="18"/>
+                              </w:rPr>
+                              <w:t>*</w:t>
+                            </w:r>
+                            <w:proofErr w:type="spellStart"/>
+                            <w:r>
+                              <w:rPr>
+                                <w:b/>
+                                <w:bCs/>
+                                <w:sz w:val="18"/>
+                                <w:szCs w:val="18"/>
+                              </w:rPr>
+                              <w:t>args</w:t>
+                            </w:r>
+                            <w:proofErr w:type="spellEnd"/>
+                            <w:r>
+                              <w:rPr>
+                                <w:b/>
+                                <w:bCs/>
+                                <w:sz w:val="18"/>
+                                <w:szCs w:val="18"/>
+                              </w:rPr>
+                              <w:t>, **</w:t>
+                            </w:r>
+                            <w:proofErr w:type="spellStart"/>
+                            <w:r>
+                              <w:rPr>
+                                <w:b/>
+                                <w:bCs/>
+                                <w:sz w:val="18"/>
+                                <w:szCs w:val="18"/>
+                              </w:rPr>
+                              <w:t>kwargs</w:t>
+                            </w:r>
+                            <w:proofErr w:type="spellEnd"/>
+                            <w:r>
+                              <w:rPr>
+                                <w:b/>
+                                <w:bCs/>
+                                <w:sz w:val="18"/>
+                                <w:szCs w:val="18"/>
+                              </w:rPr>
+                              <w:t>)</w:t>
                             </w:r>
                           </w:p>
                           <w:p>
@@ -2417,14 +4064,67 @@
                                 <w:szCs w:val="18"/>
                               </w:rPr>
                             </w:pPr>
-                            <w:r>
-                              <w:rPr>
-                                <w:b/>
-                                <w:bCs/>
-                                <w:sz w:val="18"/>
-                                <w:szCs w:val="18"/>
-                              </w:rPr>
-                              <w:t>self.connection = self.get_new_connection(conn_params)</w:t>
+                            <w:proofErr w:type="spellStart"/>
+                            <w:proofErr w:type="gramStart"/>
+                            <w:r>
+                              <w:rPr>
+                                <w:b/>
+                                <w:bCs/>
+                                <w:sz w:val="18"/>
+                                <w:szCs w:val="18"/>
+                              </w:rPr>
+                              <w:t>self.connection</w:t>
+                            </w:r>
+                            <w:proofErr w:type="spellEnd"/>
+                            <w:proofErr w:type="gramEnd"/>
+                            <w:r>
+                              <w:rPr>
+                                <w:b/>
+                                <w:bCs/>
+                                <w:sz w:val="18"/>
+                                <w:szCs w:val="18"/>
+                              </w:rPr>
+                              <w:t xml:space="preserve"> = </w:t>
+                            </w:r>
+                            <w:proofErr w:type="spellStart"/>
+                            <w:r>
+                              <w:rPr>
+                                <w:b/>
+                                <w:bCs/>
+                                <w:sz w:val="18"/>
+                                <w:szCs w:val="18"/>
+                              </w:rPr>
+                              <w:t>self.get_new_connection</w:t>
+                            </w:r>
+                            <w:proofErr w:type="spellEnd"/>
+                            <w:r>
+                              <w:rPr>
+                                <w:b/>
+                                <w:bCs/>
+                                <w:sz w:val="18"/>
+                                <w:szCs w:val="18"/>
+                              </w:rPr>
+                              <w:t>(</w:t>
+                            </w:r>
+                            <w:proofErr w:type="spellStart"/>
+                            <w:r>
+                              <w:rPr>
+                                <w:b/>
+                                <w:bCs/>
+                                <w:sz w:val="18"/>
+                                <w:szCs w:val="18"/>
+                              </w:rPr>
+                              <w:t>conn_params</w:t>
+                            </w:r>
+                            <w:proofErr w:type="spellEnd"/>
+                            <w:r>
+                              <w:rPr>
+                                <w:b/>
+                                <w:bCs/>
+                                <w:sz w:val="18"/>
+                                <w:szCs w:val="18"/>
+                              </w:rPr>
+                              <w:t>)</w:t>
                             </w:r>
                           </w:p>
                           <w:p>
@@ -2481,45 +4181,169 @@
                                 <w:sz w:val="18"/>
                                 <w:szCs w:val="18"/>
                               </w:rPr>
-                              <w:t>return func(*args, **kwargs)</w:t>
-                            </w:r>
-                          </w:p>
-                          <w:p>
-                            <w:pPr>
-                              <w:rPr>
-                                <w:b/>
-                                <w:bCs/>
-                                <w:sz w:val="18"/>
-                                <w:szCs w:val="18"/>
-                              </w:rPr>
-                            </w:pPr>
-                            <w:r>
-                              <w:rPr>
-                                <w:b/>
-                                <w:bCs/>
-                                <w:sz w:val="18"/>
-                                <w:szCs w:val="18"/>
-                              </w:rPr>
-                              <w:t>File "C:\Users\Bryan\AppData\Local\Programs\Python\Python314\Lib\site-packages\django\db\backends\postgresql\base.py", line 332, in get_new_connection</w:t>
-                            </w:r>
-                          </w:p>
-                          <w:p>
-                            <w:pPr>
-                              <w:rPr>
-                                <w:b/>
-                                <w:bCs/>
-                                <w:sz w:val="18"/>
-                                <w:szCs w:val="18"/>
-                              </w:rPr>
-                            </w:pPr>
-                            <w:r>
-                              <w:rPr>
-                                <w:b/>
-                                <w:bCs/>
-                                <w:sz w:val="18"/>
-                                <w:szCs w:val="18"/>
-                              </w:rPr>
-                              <w:t>connection = self.Database.connect(**conn_params)</w:t>
+                              <w:t xml:space="preserve">return </w:t>
+                            </w:r>
+                            <w:proofErr w:type="spellStart"/>
+                            <w:proofErr w:type="gramStart"/>
+                            <w:r>
+                              <w:rPr>
+                                <w:b/>
+                                <w:bCs/>
+                                <w:sz w:val="18"/>
+                                <w:szCs w:val="18"/>
+                              </w:rPr>
+                              <w:t>func</w:t>
+                            </w:r>
+                            <w:proofErr w:type="spellEnd"/>
+                            <w:r>
+                              <w:rPr>
+                                <w:b/>
+                                <w:bCs/>
+                                <w:sz w:val="18"/>
+                                <w:szCs w:val="18"/>
+                              </w:rPr>
+                              <w:t>(</w:t>
+                            </w:r>
+                            <w:proofErr w:type="gramEnd"/>
+                            <w:r>
+                              <w:rPr>
+                                <w:b/>
+                                <w:bCs/>
+                                <w:sz w:val="18"/>
+                                <w:szCs w:val="18"/>
+                              </w:rPr>
+                              <w:t>*</w:t>
+                            </w:r>
+                            <w:proofErr w:type="spellStart"/>
+                            <w:r>
+                              <w:rPr>
+                                <w:b/>
+                                <w:bCs/>
+                                <w:sz w:val="18"/>
+                                <w:szCs w:val="18"/>
+                              </w:rPr>
+                              <w:t>args</w:t>
+                            </w:r>
+                            <w:proofErr w:type="spellEnd"/>
+                            <w:r>
+                              <w:rPr>
+                                <w:b/>
+                                <w:bCs/>
+                                <w:sz w:val="18"/>
+                                <w:szCs w:val="18"/>
+                              </w:rPr>
+                              <w:t>, **</w:t>
+                            </w:r>
+                            <w:proofErr w:type="spellStart"/>
+                            <w:r>
+                              <w:rPr>
+                                <w:b/>
+                                <w:bCs/>
+                                <w:sz w:val="18"/>
+                                <w:szCs w:val="18"/>
+                              </w:rPr>
+                              <w:t>kwargs</w:t>
+                            </w:r>
+                            <w:proofErr w:type="spellEnd"/>
+                            <w:r>
+                              <w:rPr>
+                                <w:b/>
+                                <w:bCs/>
+                                <w:sz w:val="18"/>
+                                <w:szCs w:val="18"/>
+                              </w:rPr>
+                              <w:t>)</w:t>
+                            </w:r>
+                          </w:p>
+                          <w:p>
+                            <w:pPr>
+                              <w:rPr>
+                                <w:b/>
+                                <w:bCs/>
+                                <w:sz w:val="18"/>
+                                <w:szCs w:val="18"/>
+                              </w:rPr>
+                            </w:pPr>
+                            <w:r>
+                              <w:rPr>
+                                <w:b/>
+                                <w:bCs/>
+                                <w:sz w:val="18"/>
+                                <w:szCs w:val="18"/>
+                              </w:rPr>
+                              <w:t xml:space="preserve">File "C:\Users\Bryan\AppData\Local\Programs\Python\Python314\Lib\site-packages\django\db\backends\postgresql\base.py", line 332, in </w:t>
+                            </w:r>
+                            <w:proofErr w:type="spellStart"/>
+                            <w:r>
+                              <w:rPr>
+                                <w:b/>
+                                <w:bCs/>
+                                <w:sz w:val="18"/>
+                                <w:szCs w:val="18"/>
+                              </w:rPr>
+                              <w:t>get_new_connection</w:t>
+                            </w:r>
+                            <w:proofErr w:type="spellEnd"/>
+                          </w:p>
+                          <w:p>
+                            <w:pPr>
+                              <w:rPr>
+                                <w:b/>
+                                <w:bCs/>
+                                <w:sz w:val="18"/>
+                                <w:szCs w:val="18"/>
+                              </w:rPr>
+                            </w:pPr>
+                            <w:r>
+                              <w:rPr>
+                                <w:b/>
+                                <w:bCs/>
+                                <w:sz w:val="18"/>
+                                <w:szCs w:val="18"/>
+                              </w:rPr>
+                              <w:t xml:space="preserve">connection = </w:t>
+                            </w:r>
+                            <w:proofErr w:type="spellStart"/>
+                            <w:proofErr w:type="gramStart"/>
+                            <w:r>
+                              <w:rPr>
+                                <w:b/>
+                                <w:bCs/>
+                                <w:sz w:val="18"/>
+                                <w:szCs w:val="18"/>
+                              </w:rPr>
+                              <w:t>self.Database.connect</w:t>
+                            </w:r>
+                            <w:proofErr w:type="spellEnd"/>
+                            <w:proofErr w:type="gramEnd"/>
+                            <w:r>
+                              <w:rPr>
+                                <w:b/>
+                                <w:bCs/>
+                                <w:sz w:val="18"/>
+                                <w:szCs w:val="18"/>
+                              </w:rPr>
+                              <w:t>(**</w:t>
+                            </w:r>
+                            <w:proofErr w:type="spellStart"/>
+                            <w:r>
+                              <w:rPr>
+                                <w:b/>
+                                <w:bCs/>
+                                <w:sz w:val="18"/>
+                                <w:szCs w:val="18"/>
+                              </w:rPr>
+                              <w:t>conn_params</w:t>
+                            </w:r>
+                            <w:proofErr w:type="spellEnd"/>
+                            <w:r>
+                              <w:rPr>
+                                <w:b/>
+                                <w:bCs/>
+                                <w:sz w:val="18"/>
+                                <w:szCs w:val="18"/>
+                              </w:rPr>
+                              <w:t>)</w:t>
                             </w:r>
                           </w:p>
                           <w:p>
@@ -2557,27 +4381,160 @@
                                 <w:sz w:val="18"/>
                                 <w:szCs w:val="18"/>
                               </w:rPr>
-                              <w:t>conn = _connect(dsn, connection_factory=connection_factory, **kwasync)</w:t>
-                            </w:r>
-                          </w:p>
-                          <w:p>
-                            <w:pPr>
-                              <w:rPr>
-                                <w:b/>
-                                <w:bCs/>
-                                <w:sz w:val="18"/>
-                                <w:szCs w:val="18"/>
-                              </w:rPr>
-                            </w:pPr>
-                            <w:r>
-                              <w:rPr>
-                                <w:b/>
-                                <w:bCs/>
-                                <w:sz w:val="18"/>
-                                <w:szCs w:val="18"/>
-                              </w:rPr>
-                              <w:t>django.db.utils.OperationalError: could not translate host name "aws-1-ap-northeast-1.pooler.supabase.com" to address: Name or service not knownmber</w:t>
-                            </w:r>
+                              <w:t>conn = _</w:t>
+                            </w:r>
+                            <w:proofErr w:type="gramStart"/>
+                            <w:r>
+                              <w:rPr>
+                                <w:b/>
+                                <w:bCs/>
+                                <w:sz w:val="18"/>
+                                <w:szCs w:val="18"/>
+                              </w:rPr>
+                              <w:t>connect(</w:t>
+                            </w:r>
+                            <w:proofErr w:type="spellStart"/>
+                            <w:proofErr w:type="gramEnd"/>
+                            <w:r>
+                              <w:rPr>
+                                <w:b/>
+                                <w:bCs/>
+                                <w:sz w:val="18"/>
+                                <w:szCs w:val="18"/>
+                              </w:rPr>
+                              <w:t>dsn</w:t>
+                            </w:r>
+                            <w:proofErr w:type="spellEnd"/>
+                            <w:r>
+                              <w:rPr>
+                                <w:b/>
+                                <w:bCs/>
+                                <w:sz w:val="18"/>
+                                <w:szCs w:val="18"/>
+                              </w:rPr>
+                              <w:t xml:space="preserve">, </w:t>
+                            </w:r>
+                            <w:proofErr w:type="spellStart"/>
+                            <w:r>
+                              <w:rPr>
+                                <w:b/>
+                                <w:bCs/>
+                                <w:sz w:val="18"/>
+                                <w:szCs w:val="18"/>
+                              </w:rPr>
+                              <w:t>connection_factory</w:t>
+                            </w:r>
+                            <w:proofErr w:type="spellEnd"/>
+                            <w:r>
+                              <w:rPr>
+                                <w:b/>
+                                <w:bCs/>
+                                <w:sz w:val="18"/>
+                                <w:szCs w:val="18"/>
+                              </w:rPr>
+                              <w:t>=</w:t>
+                            </w:r>
+                            <w:proofErr w:type="spellStart"/>
+                            <w:r>
+                              <w:rPr>
+                                <w:b/>
+                                <w:bCs/>
+                                <w:sz w:val="18"/>
+                                <w:szCs w:val="18"/>
+                              </w:rPr>
+                              <w:t>connection_factory</w:t>
+                            </w:r>
+                            <w:proofErr w:type="spellEnd"/>
+                            <w:r>
+                              <w:rPr>
+                                <w:b/>
+                                <w:bCs/>
+                                <w:sz w:val="18"/>
+                                <w:szCs w:val="18"/>
+                              </w:rPr>
+                              <w:t>, **</w:t>
+                            </w:r>
+                            <w:proofErr w:type="spellStart"/>
+                            <w:r>
+                              <w:rPr>
+                                <w:b/>
+                                <w:bCs/>
+                                <w:sz w:val="18"/>
+                                <w:szCs w:val="18"/>
+                              </w:rPr>
+                              <w:t>kwasync</w:t>
+                            </w:r>
+                            <w:proofErr w:type="spellEnd"/>
+                            <w:r>
+                              <w:rPr>
+                                <w:b/>
+                                <w:bCs/>
+                                <w:sz w:val="18"/>
+                                <w:szCs w:val="18"/>
+                              </w:rPr>
+                              <w:t>)</w:t>
+                            </w:r>
+                          </w:p>
+                          <w:p>
+                            <w:pPr>
+                              <w:rPr>
+                                <w:b/>
+                                <w:bCs/>
+                                <w:sz w:val="18"/>
+                                <w:szCs w:val="18"/>
+                              </w:rPr>
+                            </w:pPr>
+                            <w:proofErr w:type="spellStart"/>
+                            <w:r>
+                              <w:rPr>
+                                <w:b/>
+                                <w:bCs/>
+                                <w:sz w:val="18"/>
+                                <w:szCs w:val="18"/>
+                              </w:rPr>
+                              <w:t>django.</w:t>
+                            </w:r>
+                            <w:proofErr w:type="gramStart"/>
+                            <w:r>
+                              <w:rPr>
+                                <w:b/>
+                                <w:bCs/>
+                                <w:sz w:val="18"/>
+                                <w:szCs w:val="18"/>
+                              </w:rPr>
+                              <w:t>db.utils</w:t>
+                            </w:r>
+                            <w:proofErr w:type="gramEnd"/>
+                            <w:r>
+                              <w:rPr>
+                                <w:b/>
+                                <w:bCs/>
+                                <w:sz w:val="18"/>
+                                <w:szCs w:val="18"/>
+                              </w:rPr>
+                              <w:t>.OperationalError</w:t>
+                            </w:r>
+                            <w:proofErr w:type="spellEnd"/>
+                            <w:r>
+                              <w:rPr>
+                                <w:b/>
+                                <w:bCs/>
+                                <w:sz w:val="18"/>
+                                <w:szCs w:val="18"/>
+                              </w:rPr>
+                              <w:t xml:space="preserve">: could not translate host name "aws-1-ap-northeast-1.pooler.supabase.com" to address: Name or service not </w:t>
+                            </w:r>
+                            <w:proofErr w:type="spellStart"/>
+                            <w:r>
+                              <w:rPr>
+                                <w:b/>
+                                <w:bCs/>
+                                <w:sz w:val="18"/>
+                                <w:szCs w:val="18"/>
+                              </w:rPr>
+                              <w:t>knownmber</w:t>
+                            </w:r>
+                            <w:proofErr w:type="spellEnd"/>
                           </w:p>
                         </w:txbxContent>
                       </wps:txbx>
@@ -2614,33 +4571,84 @@
                           <w:szCs w:val="18"/>
                         </w:rPr>
                       </w:pPr>
-                      <w:r>
-                        <w:rPr>
-                          <w:b/>
-                          <w:bCs/>
-                          <w:sz w:val="18"/>
-                          <w:szCs w:val="18"/>
-                        </w:rPr>
-                        <w:t>Precint number</w:t>
-                      </w:r>
-                    </w:p>
-                    <w:p>
-                      <w:pPr>
-                        <w:rPr>
-                          <w:b/>
-                          <w:bCs/>
-                          <w:sz w:val="18"/>
-                          <w:szCs w:val="18"/>
-                        </w:rPr>
-                      </w:pPr>
-                      <w:r>
-                        <w:rPr>
-                          <w:b/>
-                          <w:bCs/>
-                          <w:sz w:val="18"/>
-                          <w:szCs w:val="18"/>
-                        </w:rPr>
-                        <w:t>EXPO APP: Double-click start-expo.bat (or: cd pgso-app &amp; npx expo start</w:t>
+                      <w:proofErr w:type="spellStart"/>
+                      <w:r>
+                        <w:rPr>
+                          <w:b/>
+                          <w:bCs/>
+                          <w:sz w:val="18"/>
+                          <w:szCs w:val="18"/>
+                        </w:rPr>
+                        <w:t>Precint</w:t>
+                      </w:r>
+                      <w:proofErr w:type="spellEnd"/>
+                      <w:r>
+                        <w:rPr>
+                          <w:b/>
+                          <w:bCs/>
+                          <w:sz w:val="18"/>
+                          <w:szCs w:val="18"/>
+                        </w:rPr>
+                        <w:t xml:space="preserve"> number</w:t>
+                      </w:r>
+                    </w:p>
+                    <w:p>
+                      <w:pPr>
+                        <w:rPr>
+                          <w:b/>
+                          <w:bCs/>
+                          <w:sz w:val="18"/>
+                          <w:szCs w:val="18"/>
+                        </w:rPr>
+                      </w:pPr>
+                      <w:r>
+                        <w:rPr>
+                          <w:b/>
+                          <w:bCs/>
+                          <w:sz w:val="18"/>
+                          <w:szCs w:val="18"/>
+                        </w:rPr>
+                        <w:t xml:space="preserve">EXPO APP: Double-click start-expo.bat (or: cd </w:t>
+                      </w:r>
+                      <w:proofErr w:type="spellStart"/>
+                      <w:r>
+                        <w:rPr>
+                          <w:b/>
+                          <w:bCs/>
+                          <w:sz w:val="18"/>
+                          <w:szCs w:val="18"/>
+                        </w:rPr>
+                        <w:t>pgso</w:t>
+                      </w:r>
+                      <w:proofErr w:type="spellEnd"/>
+                      <w:r>
+                        <w:rPr>
+                          <w:b/>
+                          <w:bCs/>
+                          <w:sz w:val="18"/>
+                          <w:szCs w:val="18"/>
+                        </w:rPr>
+                        <w:t xml:space="preserve">-app &amp; </w:t>
+                      </w:r>
+                      <w:proofErr w:type="spellStart"/>
+                      <w:r>
+                        <w:rPr>
+                          <w:b/>
+                          <w:bCs/>
+                          <w:sz w:val="18"/>
+                          <w:szCs w:val="18"/>
+                        </w:rPr>
+                        <w:t>npx</w:t>
+                      </w:r>
+                      <w:proofErr w:type="spellEnd"/>
+                      <w:r>
+                        <w:rPr>
+                          <w:b/>
+                          <w:bCs/>
+                          <w:sz w:val="18"/>
+                          <w:szCs w:val="18"/>
+                        </w:rPr>
+                        <w:t xml:space="preserve"> expo start</w:t>
                       </w:r>
                     </w:p>
                     <w:p>
@@ -2688,26 +4696,86 @@
                           <w:sz w:val="18"/>
                           <w:szCs w:val="18"/>
                         </w:rPr>
-                        <w:t>Set API_BASE_URL in pgso-app/config.js to: http://192.168.1.32:8000</w:t>
-                      </w:r>
-                    </w:p>
-                    <w:p>
-                      <w:pPr>
-                        <w:rPr>
-                          <w:b/>
-                          <w:bCs/>
-                          <w:sz w:val="18"/>
-                          <w:szCs w:val="18"/>
-                        </w:rPr>
-                      </w:pPr>
-                      <w:r>
-                        <w:rPr>
-                          <w:b/>
-                          <w:bCs/>
-                          <w:sz w:val="18"/>
-                          <w:szCs w:val="18"/>
-                        </w:rPr>
-                        <w:t>CRITICAL: Include  http://  and  :8000</w:t>
+                        <w:t xml:space="preserve">Set API_BASE_URL in </w:t>
+                      </w:r>
+                      <w:proofErr w:type="spellStart"/>
+                      <w:r>
+                        <w:rPr>
+                          <w:b/>
+                          <w:bCs/>
+                          <w:sz w:val="18"/>
+                          <w:szCs w:val="18"/>
+                        </w:rPr>
+                        <w:t>pgso</w:t>
+                      </w:r>
+                      <w:proofErr w:type="spellEnd"/>
+                      <w:r>
+                        <w:rPr>
+                          <w:b/>
+                          <w:bCs/>
+                          <w:sz w:val="18"/>
+                          <w:szCs w:val="18"/>
+                        </w:rPr>
+                        <w:t>-app/config.js to: http://192.168.1.32:8000</w:t>
+                      </w:r>
+                    </w:p>
+                    <w:p>
+                      <w:pPr>
+                        <w:rPr>
+                          <w:b/>
+                          <w:bCs/>
+                          <w:sz w:val="18"/>
+                          <w:szCs w:val="18"/>
+                        </w:rPr>
+                      </w:pPr>
+                      <w:r>
+                        <w:rPr>
+                          <w:b/>
+                          <w:bCs/>
+                          <w:sz w:val="18"/>
+                          <w:szCs w:val="18"/>
+                        </w:rPr>
+                        <w:t xml:space="preserve">CRITICAL: </w:t>
+                      </w:r>
+                      <w:proofErr w:type="gramStart"/>
+                      <w:r>
+                        <w:rPr>
+                          <w:b/>
+                          <w:bCs/>
+                          <w:sz w:val="18"/>
+                          <w:szCs w:val="18"/>
+                        </w:rPr>
+                        <w:t>Include  http</w:t>
+                      </w:r>
+                      <w:proofErr w:type="gramEnd"/>
+                      <w:r>
+                        <w:rPr>
+                          <w:b/>
+                          <w:bCs/>
+                          <w:sz w:val="18"/>
+                          <w:szCs w:val="18"/>
+                        </w:rPr>
+                        <w:t>:/</w:t>
+                      </w:r>
+                      <w:proofErr w:type="gramStart"/>
+                      <w:r>
+                        <w:rPr>
+                          <w:b/>
+                          <w:bCs/>
+                          <w:sz w:val="18"/>
+                          <w:szCs w:val="18"/>
+                        </w:rPr>
+                        <w:t>/  and</w:t>
+                      </w:r>
+                      <w:proofErr w:type="gramEnd"/>
+                      <w:r>
+                        <w:rPr>
+                          <w:b/>
+                          <w:bCs/>
+                          <w:sz w:val="18"/>
+                          <w:szCs w:val="18"/>
+                        </w:rPr>
+                        <w:t xml:space="preserve">  :8000</w:t>
                       </w:r>
                     </w:p>
                     <w:p>
@@ -2823,8 +4891,19 @@
                           <w:sz w:val="18"/>
                           <w:szCs w:val="18"/>
                         </w:rPr>
-                        <w:t>Watching for file changes with StatReloader</w:t>
-                      </w:r>
+                        <w:t xml:space="preserve">Watching for file changes with </w:t>
+                      </w:r>
+                      <w:proofErr w:type="spellStart"/>
+                      <w:r>
+                        <w:rPr>
+                          <w:b/>
+                          <w:bCs/>
+                          <w:sz w:val="18"/>
+                          <w:szCs w:val="18"/>
+                        </w:rPr>
+                        <w:t>StatReloader</w:t>
+                      </w:r>
+                      <w:proofErr w:type="spellEnd"/>
                     </w:p>
                     <w:p>
                       <w:pPr>
@@ -2890,7 +4969,27 @@
                           <w:sz w:val="18"/>
                           <w:szCs w:val="18"/>
                         </w:rPr>
-                        <w:t>Exception in thread django-main-thread:</w:t>
+                        <w:t xml:space="preserve">Exception in thread </w:t>
+                      </w:r>
+                      <w:proofErr w:type="spellStart"/>
+                      <w:r>
+                        <w:rPr>
+                          <w:b/>
+                          <w:bCs/>
+                          <w:sz w:val="18"/>
+                          <w:szCs w:val="18"/>
+                        </w:rPr>
+                        <w:t>django</w:t>
+                      </w:r>
+                      <w:proofErr w:type="spellEnd"/>
+                      <w:r>
+                        <w:rPr>
+                          <w:b/>
+                          <w:bCs/>
+                          <w:sz w:val="18"/>
+                          <w:szCs w:val="18"/>
+                        </w:rPr>
+                        <w:t>-main-thread:</w:t>
                       </w:r>
                     </w:p>
                     <w:p>
@@ -2928,26 +5027,50 @@
                           <w:sz w:val="18"/>
                           <w:szCs w:val="18"/>
                         </w:rPr>
-                        <w:t>File "C:\Users\Bryan\AppData\Local\Programs\Python\Python314\Lib\site-packages\django\db\backends\base\base.py", line 279, in ensure_connection</w:t>
-                      </w:r>
-                    </w:p>
-                    <w:p>
-                      <w:pPr>
-                        <w:rPr>
-                          <w:b/>
-                          <w:bCs/>
-                          <w:sz w:val="18"/>
-                          <w:szCs w:val="18"/>
-                        </w:rPr>
-                      </w:pPr>
-                      <w:r>
-                        <w:rPr>
-                          <w:b/>
-                          <w:bCs/>
-                          <w:sz w:val="18"/>
-                          <w:szCs w:val="18"/>
-                        </w:rPr>
-                        <w:t>self.connect()</w:t>
+                        <w:t xml:space="preserve">File "C:\Users\Bryan\AppData\Local\Programs\Python\Python314\Lib\site-packages\django\db\backends\base\base.py", line 279, in </w:t>
+                      </w:r>
+                      <w:proofErr w:type="spellStart"/>
+                      <w:r>
+                        <w:rPr>
+                          <w:b/>
+                          <w:bCs/>
+                          <w:sz w:val="18"/>
+                          <w:szCs w:val="18"/>
+                        </w:rPr>
+                        <w:t>ensure_connection</w:t>
+                      </w:r>
+                      <w:proofErr w:type="spellEnd"/>
+                    </w:p>
+                    <w:p>
+                      <w:pPr>
+                        <w:rPr>
+                          <w:b/>
+                          <w:bCs/>
+                          <w:sz w:val="18"/>
+                          <w:szCs w:val="18"/>
+                        </w:rPr>
+                      </w:pPr>
+                      <w:proofErr w:type="spellStart"/>
+                      <w:proofErr w:type="gramStart"/>
+                      <w:r>
+                        <w:rPr>
+                          <w:b/>
+                          <w:bCs/>
+                          <w:sz w:val="18"/>
+                          <w:szCs w:val="18"/>
+                        </w:rPr>
+                        <w:t>self.connect</w:t>
+                      </w:r>
+                      <w:proofErr w:type="spellEnd"/>
+                      <w:proofErr w:type="gramEnd"/>
+                      <w:r>
+                        <w:rPr>
+                          <w:b/>
+                          <w:bCs/>
+                          <w:sz w:val="18"/>
+                          <w:szCs w:val="18"/>
+                        </w:rPr>
+                        <w:t>()</w:t>
                       </w:r>
                     </w:p>
                     <w:p>
@@ -3004,7 +5127,78 @@
                           <w:sz w:val="18"/>
                           <w:szCs w:val="18"/>
                         </w:rPr>
-                        <w:t>return func(*args, **kwargs)</w:t>
+                        <w:t xml:space="preserve">return </w:t>
+                      </w:r>
+                      <w:proofErr w:type="spellStart"/>
+                      <w:proofErr w:type="gramStart"/>
+                      <w:r>
+                        <w:rPr>
+                          <w:b/>
+                          <w:bCs/>
+                          <w:sz w:val="18"/>
+                          <w:szCs w:val="18"/>
+                        </w:rPr>
+                        <w:t>func</w:t>
+                      </w:r>
+                      <w:proofErr w:type="spellEnd"/>
+                      <w:r>
+                        <w:rPr>
+                          <w:b/>
+                          <w:bCs/>
+                          <w:sz w:val="18"/>
+                          <w:szCs w:val="18"/>
+                        </w:rPr>
+                        <w:t>(</w:t>
+                      </w:r>
+                      <w:proofErr w:type="gramEnd"/>
+                      <w:r>
+                        <w:rPr>
+                          <w:b/>
+                          <w:bCs/>
+                          <w:sz w:val="18"/>
+                          <w:szCs w:val="18"/>
+                        </w:rPr>
+                        <w:t>*</w:t>
+                      </w:r>
+                      <w:proofErr w:type="spellStart"/>
+                      <w:r>
+                        <w:rPr>
+                          <w:b/>
+                          <w:bCs/>
+                          <w:sz w:val="18"/>
+                          <w:szCs w:val="18"/>
+                        </w:rPr>
+                        <w:t>args</w:t>
+                      </w:r>
+                      <w:proofErr w:type="spellEnd"/>
+                      <w:r>
+                        <w:rPr>
+                          <w:b/>
+                          <w:bCs/>
+                          <w:sz w:val="18"/>
+                          <w:szCs w:val="18"/>
+                        </w:rPr>
+                        <w:t>, **</w:t>
+                      </w:r>
+                      <w:proofErr w:type="spellStart"/>
+                      <w:r>
+                        <w:rPr>
+                          <w:b/>
+                          <w:bCs/>
+                          <w:sz w:val="18"/>
+                          <w:szCs w:val="18"/>
+                        </w:rPr>
+                        <w:t>kwargs</w:t>
+                      </w:r>
+                      <w:proofErr w:type="spellEnd"/>
+                      <w:r>
+                        <w:rPr>
+                          <w:b/>
+                          <w:bCs/>
+                          <w:sz w:val="18"/>
+                          <w:szCs w:val="18"/>
+                        </w:rPr>
+                        <w:t>)</w:t>
                       </w:r>
                     </w:p>
                     <w:p>
@@ -3035,14 +5229,67 @@
                           <w:szCs w:val="18"/>
                         </w:rPr>
                       </w:pPr>
-                      <w:r>
-                        <w:rPr>
-                          <w:b/>
-                          <w:bCs/>
-                          <w:sz w:val="18"/>
-                          <w:szCs w:val="18"/>
-                        </w:rPr>
-                        <w:t>self.connection = self.get_new_connection(conn_params)</w:t>
+                      <w:proofErr w:type="spellStart"/>
+                      <w:proofErr w:type="gramStart"/>
+                      <w:r>
+                        <w:rPr>
+                          <w:b/>
+                          <w:bCs/>
+                          <w:sz w:val="18"/>
+                          <w:szCs w:val="18"/>
+                        </w:rPr>
+                        <w:t>self.connection</w:t>
+                      </w:r>
+                      <w:proofErr w:type="spellEnd"/>
+                      <w:proofErr w:type="gramEnd"/>
+                      <w:r>
+                        <w:rPr>
+                          <w:b/>
+                          <w:bCs/>
+                          <w:sz w:val="18"/>
+                          <w:szCs w:val="18"/>
+                        </w:rPr>
+                        <w:t xml:space="preserve"> = </w:t>
+                      </w:r>
+                      <w:proofErr w:type="spellStart"/>
+                      <w:r>
+                        <w:rPr>
+                          <w:b/>
+                          <w:bCs/>
+                          <w:sz w:val="18"/>
+                          <w:szCs w:val="18"/>
+                        </w:rPr>
+                        <w:t>self.get_new_connection</w:t>
+                      </w:r>
+                      <w:proofErr w:type="spellEnd"/>
+                      <w:r>
+                        <w:rPr>
+                          <w:b/>
+                          <w:bCs/>
+                          <w:sz w:val="18"/>
+                          <w:szCs w:val="18"/>
+                        </w:rPr>
+                        <w:t>(</w:t>
+                      </w:r>
+                      <w:proofErr w:type="spellStart"/>
+                      <w:r>
+                        <w:rPr>
+                          <w:b/>
+                          <w:bCs/>
+                          <w:sz w:val="18"/>
+                          <w:szCs w:val="18"/>
+                        </w:rPr>
+                        <w:t>conn_params</w:t>
+                      </w:r>
+                      <w:proofErr w:type="spellEnd"/>
+                      <w:r>
+                        <w:rPr>
+                          <w:b/>
+                          <w:bCs/>
+                          <w:sz w:val="18"/>
+                          <w:szCs w:val="18"/>
+                        </w:rPr>
+                        <w:t>)</w:t>
                       </w:r>
                     </w:p>
                     <w:p>
@@ -3099,45 +5346,169 @@
                           <w:sz w:val="18"/>
                           <w:szCs w:val="18"/>
                         </w:rPr>
-                        <w:t>return func(*args, **kwargs)</w:t>
-                      </w:r>
-                    </w:p>
-                    <w:p>
-                      <w:pPr>
-                        <w:rPr>
-                          <w:b/>
-                          <w:bCs/>
-                          <w:sz w:val="18"/>
-                          <w:szCs w:val="18"/>
-                        </w:rPr>
-                      </w:pPr>
-                      <w:r>
-                        <w:rPr>
-                          <w:b/>
-                          <w:bCs/>
-                          <w:sz w:val="18"/>
-                          <w:szCs w:val="18"/>
-                        </w:rPr>
-                        <w:t>File "C:\Users\Bryan\AppData\Local\Programs\Python\Python314\Lib\site-packages\django\db\backends\postgresql\base.py", line 332, in get_new_connection</w:t>
-                      </w:r>
-                    </w:p>
-                    <w:p>
-                      <w:pPr>
-                        <w:rPr>
-                          <w:b/>
-                          <w:bCs/>
-                          <w:sz w:val="18"/>
-                          <w:szCs w:val="18"/>
-                        </w:rPr>
-                      </w:pPr>
-                      <w:r>
-                        <w:rPr>
-                          <w:b/>
-                          <w:bCs/>
-                          <w:sz w:val="18"/>
-                          <w:szCs w:val="18"/>
-                        </w:rPr>
-                        <w:t>connection = self.Database.connect(**conn_params)</w:t>
+                        <w:t xml:space="preserve">return </w:t>
+                      </w:r>
+                      <w:proofErr w:type="spellStart"/>
+                      <w:proofErr w:type="gramStart"/>
+                      <w:r>
+                        <w:rPr>
+                          <w:b/>
+                          <w:bCs/>
+                          <w:sz w:val="18"/>
+                          <w:szCs w:val="18"/>
+                        </w:rPr>
+                        <w:t>func</w:t>
+                      </w:r>
+                      <w:proofErr w:type="spellEnd"/>
+                      <w:r>
+                        <w:rPr>
+                          <w:b/>
+                          <w:bCs/>
+                          <w:sz w:val="18"/>
+                          <w:szCs w:val="18"/>
+                        </w:rPr>
+                        <w:t>(</w:t>
+                      </w:r>
+                      <w:proofErr w:type="gramEnd"/>
+                      <w:r>
+                        <w:rPr>
+                          <w:b/>
+                          <w:bCs/>
+                          <w:sz w:val="18"/>
+                          <w:szCs w:val="18"/>
+                        </w:rPr>
+                        <w:t>*</w:t>
+                      </w:r>
+                      <w:proofErr w:type="spellStart"/>
+                      <w:r>
+                        <w:rPr>
+                          <w:b/>
+                          <w:bCs/>
+                          <w:sz w:val="18"/>
+                          <w:szCs w:val="18"/>
+                        </w:rPr>
+                        <w:t>args</w:t>
+                      </w:r>
+                      <w:proofErr w:type="spellEnd"/>
+                      <w:r>
+                        <w:rPr>
+                          <w:b/>
+                          <w:bCs/>
+                          <w:sz w:val="18"/>
+                          <w:szCs w:val="18"/>
+                        </w:rPr>
+                        <w:t>, **</w:t>
+                      </w:r>
+                      <w:proofErr w:type="spellStart"/>
+                      <w:r>
+                        <w:rPr>
+                          <w:b/>
+                          <w:bCs/>
+                          <w:sz w:val="18"/>
+                          <w:szCs w:val="18"/>
+                        </w:rPr>
+                        <w:t>kwargs</w:t>
+                      </w:r>
+                      <w:proofErr w:type="spellEnd"/>
+                      <w:r>
+                        <w:rPr>
+                          <w:b/>
+                          <w:bCs/>
+                          <w:sz w:val="18"/>
+                          <w:szCs w:val="18"/>
+                        </w:rPr>
+                        <w:t>)</w:t>
+                      </w:r>
+                    </w:p>
+                    <w:p>
+                      <w:pPr>
+                        <w:rPr>
+                          <w:b/>
+                          <w:bCs/>
+                          <w:sz w:val="18"/>
+                          <w:szCs w:val="18"/>
+                        </w:rPr>
+                      </w:pPr>
+                      <w:r>
+                        <w:rPr>
+                          <w:b/>
+                          <w:bCs/>
+                          <w:sz w:val="18"/>
+                          <w:szCs w:val="18"/>
+                        </w:rPr>
+                        <w:t xml:space="preserve">File "C:\Users\Bryan\AppData\Local\Programs\Python\Python314\Lib\site-packages\django\db\backends\postgresql\base.py", line 332, in </w:t>
+                      </w:r>
+                      <w:proofErr w:type="spellStart"/>
+                      <w:r>
+                        <w:rPr>
+                          <w:b/>
+                          <w:bCs/>
+                          <w:sz w:val="18"/>
+                          <w:szCs w:val="18"/>
+                        </w:rPr>
+                        <w:t>get_new_connection</w:t>
+                      </w:r>
+                      <w:proofErr w:type="spellEnd"/>
+                    </w:p>
+                    <w:p>
+                      <w:pPr>
+                        <w:rPr>
+                          <w:b/>
+                          <w:bCs/>
+                          <w:sz w:val="18"/>
+                          <w:szCs w:val="18"/>
+                        </w:rPr>
+                      </w:pPr>
+                      <w:r>
+                        <w:rPr>
+                          <w:b/>
+                          <w:bCs/>
+                          <w:sz w:val="18"/>
+                          <w:szCs w:val="18"/>
+                        </w:rPr>
+                        <w:t xml:space="preserve">connection = </w:t>
+                      </w:r>
+                      <w:proofErr w:type="spellStart"/>
+                      <w:proofErr w:type="gramStart"/>
+                      <w:r>
+                        <w:rPr>
+                          <w:b/>
+                          <w:bCs/>
+                          <w:sz w:val="18"/>
+                          <w:szCs w:val="18"/>
+                        </w:rPr>
+                        <w:t>self.Database.connect</w:t>
+                      </w:r>
+                      <w:proofErr w:type="spellEnd"/>
+                      <w:proofErr w:type="gramEnd"/>
+                      <w:r>
+                        <w:rPr>
+                          <w:b/>
+                          <w:bCs/>
+                          <w:sz w:val="18"/>
+                          <w:szCs w:val="18"/>
+                        </w:rPr>
+                        <w:t>(**</w:t>
+                      </w:r>
+                      <w:proofErr w:type="spellStart"/>
+                      <w:r>
+                        <w:rPr>
+                          <w:b/>
+                          <w:bCs/>
+                          <w:sz w:val="18"/>
+                          <w:szCs w:val="18"/>
+                        </w:rPr>
+                        <w:t>conn_params</w:t>
+                      </w:r>
+                      <w:proofErr w:type="spellEnd"/>
+                      <w:r>
+                        <w:rPr>
+                          <w:b/>
+                          <w:bCs/>
+                          <w:sz w:val="18"/>
+                          <w:szCs w:val="18"/>
+                        </w:rPr>
+                        <w:t>)</w:t>
                       </w:r>
                     </w:p>
                     <w:p>
@@ -3175,7 +5546,98 @@
                           <w:sz w:val="18"/>
                           <w:szCs w:val="18"/>
                         </w:rPr>
-                        <w:t>conn = _connect(dsn, connection_factory=connection_factory, **kwasync)</w:t>
+                        <w:t>conn = _</w:t>
+                      </w:r>
+                      <w:proofErr w:type="gramStart"/>
+                      <w:r>
+                        <w:rPr>
+                          <w:b/>
+                          <w:bCs/>
+                          <w:sz w:val="18"/>
+                          <w:szCs w:val="18"/>
+                        </w:rPr>
+                        <w:t>connect(</w:t>
+                      </w:r>
+                      <w:proofErr w:type="spellStart"/>
+                      <w:proofErr w:type="gramEnd"/>
+                      <w:r>
+                        <w:rPr>
+                          <w:b/>
+                          <w:bCs/>
+                          <w:sz w:val="18"/>
+                          <w:szCs w:val="18"/>
+                        </w:rPr>
+                        <w:t>dsn</w:t>
+                      </w:r>
+                      <w:proofErr w:type="spellEnd"/>
+                      <w:r>
+                        <w:rPr>
+                          <w:b/>
+                          <w:bCs/>
+                          <w:sz w:val="18"/>
+                          <w:szCs w:val="18"/>
+                        </w:rPr>
+                        <w:t xml:space="preserve">, </w:t>
+                      </w:r>
+                      <w:proofErr w:type="spellStart"/>
+                      <w:r>
+                        <w:rPr>
+                          <w:b/>
+                          <w:bCs/>
+                          <w:sz w:val="18"/>
+                          <w:szCs w:val="18"/>
+                        </w:rPr>
+                        <w:t>connection_factory</w:t>
+                      </w:r>
+                      <w:proofErr w:type="spellEnd"/>
+                      <w:r>
+                        <w:rPr>
+                          <w:b/>
+                          <w:bCs/>
+                          <w:sz w:val="18"/>
+                          <w:szCs w:val="18"/>
+                        </w:rPr>
+                        <w:t>=</w:t>
+                      </w:r>
+                      <w:proofErr w:type="spellStart"/>
+                      <w:r>
+                        <w:rPr>
+                          <w:b/>
+                          <w:bCs/>
+                          <w:sz w:val="18"/>
+                          <w:szCs w:val="18"/>
+                        </w:rPr>
+                        <w:t>connection_factory</w:t>
+                      </w:r>
+                      <w:proofErr w:type="spellEnd"/>
+                      <w:r>
+                        <w:rPr>
+                          <w:b/>
+                          <w:bCs/>
+                          <w:sz w:val="18"/>
+                          <w:szCs w:val="18"/>
+                        </w:rPr>
+                        <w:t>, **</w:t>
+                      </w:r>
+                      <w:proofErr w:type="spellStart"/>
+                      <w:r>
+                        <w:rPr>
+                          <w:b/>
+                          <w:bCs/>
+                          <w:sz w:val="18"/>
+                          <w:szCs w:val="18"/>
+                        </w:rPr>
+                        <w:t>kwasync</w:t>
+                      </w:r>
+                      <w:proofErr w:type="spellEnd"/>
+                      <w:r>
+                        <w:rPr>
+                          <w:b/>
+                          <w:bCs/>
+                          <w:sz w:val="18"/>
+                          <w:szCs w:val="18"/>
+                        </w:rPr>
+                        <w:t>)</w:t>
                       </w:r>
                     </w:p>
                     <w:p>
@@ -3281,26 +5743,77 @@
                           <w:sz w:val="18"/>
                           <w:szCs w:val="18"/>
                         </w:rPr>
-                        <w:t>File "C:\Users\Bryan\AppData\Local\Programs\Python\Python314\Lib\threading.py", line 1081, in _bootstrap_inner</w:t>
-                      </w:r>
-                    </w:p>
-                    <w:p>
-                      <w:pPr>
-                        <w:rPr>
-                          <w:b/>
-                          <w:bCs/>
-                          <w:sz w:val="18"/>
-                          <w:szCs w:val="18"/>
-                        </w:rPr>
-                      </w:pPr>
-                      <w:r>
-                        <w:rPr>
-                          <w:b/>
-                          <w:bCs/>
-                          <w:sz w:val="18"/>
-                          <w:szCs w:val="18"/>
-                        </w:rPr>
-                        <w:t>self._context.run(self.run)</w:t>
+                        <w:t>File "C:\Users\Bryan\AppData\Local\Programs\Python\Python314\Lib\threading.py", line 1081, in _</w:t>
+                      </w:r>
+                      <w:proofErr w:type="spellStart"/>
+                      <w:r>
+                        <w:rPr>
+                          <w:b/>
+                          <w:bCs/>
+                          <w:sz w:val="18"/>
+                          <w:szCs w:val="18"/>
+                        </w:rPr>
+                        <w:t>bootstrap_inner</w:t>
+                      </w:r>
+                      <w:proofErr w:type="spellEnd"/>
+                    </w:p>
+                    <w:p>
+                      <w:pPr>
+                        <w:rPr>
+                          <w:b/>
+                          <w:bCs/>
+                          <w:sz w:val="18"/>
+                          <w:szCs w:val="18"/>
+                        </w:rPr>
+                      </w:pPr>
+                      <w:r>
+                        <w:rPr>
+                          <w:b/>
+                          <w:bCs/>
+                          <w:sz w:val="18"/>
+                          <w:szCs w:val="18"/>
+                        </w:rPr>
+                        <w:t>self._</w:t>
+                      </w:r>
+                      <w:proofErr w:type="spellStart"/>
+                      <w:r>
+                        <w:rPr>
+                          <w:b/>
+                          <w:bCs/>
+                          <w:sz w:val="18"/>
+                          <w:szCs w:val="18"/>
+                        </w:rPr>
+                        <w:t>context.run</w:t>
+                      </w:r>
+                      <w:proofErr w:type="spellEnd"/>
+                      <w:r>
+                        <w:rPr>
+                          <w:b/>
+                          <w:bCs/>
+                          <w:sz w:val="18"/>
+                          <w:szCs w:val="18"/>
+                        </w:rPr>
+                        <w:t>(</w:t>
+                      </w:r>
+                      <w:proofErr w:type="spellStart"/>
+                      <w:r>
+                        <w:rPr>
+                          <w:b/>
+                          <w:bCs/>
+                          <w:sz w:val="18"/>
+                          <w:szCs w:val="18"/>
+                        </w:rPr>
+                        <w:t>self.run</w:t>
+                      </w:r>
+                      <w:proofErr w:type="spellEnd"/>
+                      <w:r>
+                        <w:rPr>
+                          <w:b/>
+                          <w:bCs/>
+                          <w:sz w:val="18"/>
+                          <w:szCs w:val="18"/>
+                        </w:rPr>
+                        <w:t>)</w:t>
                       </w:r>
                     </w:p>
                     <w:p>
@@ -3350,14 +5863,98 @@
                           <w:szCs w:val="18"/>
                         </w:rPr>
                       </w:pPr>
-                      <w:r>
-                        <w:rPr>
-                          <w:b/>
-                          <w:bCs/>
-                          <w:sz w:val="18"/>
-                          <w:szCs w:val="18"/>
-                        </w:rPr>
-                        <w:t>self._target(*self._args, **self._kwargs)</w:t>
+                      <w:proofErr w:type="spellStart"/>
+                      <w:proofErr w:type="gramStart"/>
+                      <w:r>
+                        <w:rPr>
+                          <w:b/>
+                          <w:bCs/>
+                          <w:sz w:val="18"/>
+                          <w:szCs w:val="18"/>
+                        </w:rPr>
+                        <w:t>self._target</w:t>
+                      </w:r>
+                      <w:proofErr w:type="spellEnd"/>
+                      <w:r>
+                        <w:rPr>
+                          <w:b/>
+                          <w:bCs/>
+                          <w:sz w:val="18"/>
+                          <w:szCs w:val="18"/>
+                        </w:rPr>
+                        <w:t>(</w:t>
+                      </w:r>
+                      <w:proofErr w:type="gramEnd"/>
+                      <w:r>
+                        <w:rPr>
+                          <w:b/>
+                          <w:bCs/>
+                          <w:sz w:val="18"/>
+                          <w:szCs w:val="18"/>
+                        </w:rPr>
+                        <w:t>*</w:t>
+                      </w:r>
+                      <w:proofErr w:type="gramStart"/>
+                      <w:r>
+                        <w:rPr>
+                          <w:b/>
+                          <w:bCs/>
+                          <w:sz w:val="18"/>
+                          <w:szCs w:val="18"/>
+                        </w:rPr>
+                        <w:t>self._</w:t>
+                      </w:r>
+                      <w:proofErr w:type="spellStart"/>
+                      <w:proofErr w:type="gramEnd"/>
+                      <w:r>
+                        <w:rPr>
+                          <w:b/>
+                          <w:bCs/>
+                          <w:sz w:val="18"/>
+                          <w:szCs w:val="18"/>
+                        </w:rPr>
+                        <w:t>args</w:t>
+                      </w:r>
+                      <w:proofErr w:type="spellEnd"/>
+                      <w:r>
+                        <w:rPr>
+                          <w:b/>
+                          <w:bCs/>
+                          <w:sz w:val="18"/>
+                          <w:szCs w:val="18"/>
+                        </w:rPr>
+                        <w:t>, **</w:t>
+                      </w:r>
+                      <w:proofErr w:type="gramStart"/>
+                      <w:r>
+                        <w:rPr>
+                          <w:b/>
+                          <w:bCs/>
+                          <w:sz w:val="18"/>
+                          <w:szCs w:val="18"/>
+                        </w:rPr>
+                        <w:t>self._</w:t>
+                      </w:r>
+                      <w:proofErr w:type="spellStart"/>
+                      <w:proofErr w:type="gramEnd"/>
+                      <w:r>
+                        <w:rPr>
+                          <w:b/>
+                          <w:bCs/>
+                          <w:sz w:val="18"/>
+                          <w:szCs w:val="18"/>
+                        </w:rPr>
+                        <w:t>kwargs</w:t>
+                      </w:r>
+                      <w:proofErr w:type="spellEnd"/>
+                      <w:r>
+                        <w:rPr>
+                          <w:b/>
+                          <w:bCs/>
+                          <w:sz w:val="18"/>
+                          <w:szCs w:val="18"/>
+                        </w:rPr>
+                        <w:t>)</w:t>
                       </w:r>
                     </w:p>
                     <w:p>
@@ -3407,14 +6004,76 @@
                           <w:szCs w:val="18"/>
                         </w:rPr>
                       </w:pPr>
-                      <w:r>
-                        <w:rPr>
-                          <w:b/>
-                          <w:bCs/>
-                          <w:sz w:val="18"/>
-                          <w:szCs w:val="18"/>
-                        </w:rPr>
-                        <w:t>fn(*args, **kwargs)</w:t>
+                      <w:proofErr w:type="spellStart"/>
+                      <w:proofErr w:type="gramStart"/>
+                      <w:r>
+                        <w:rPr>
+                          <w:b/>
+                          <w:bCs/>
+                          <w:sz w:val="18"/>
+                          <w:szCs w:val="18"/>
+                        </w:rPr>
+                        <w:t>fn</w:t>
+                      </w:r>
+                      <w:proofErr w:type="spellEnd"/>
+                      <w:r>
+                        <w:rPr>
+                          <w:b/>
+                          <w:bCs/>
+                          <w:sz w:val="18"/>
+                          <w:szCs w:val="18"/>
+                        </w:rPr>
+                        <w:t>(</w:t>
+                      </w:r>
+                      <w:proofErr w:type="gramEnd"/>
+                      <w:r>
+                        <w:rPr>
+                          <w:b/>
+                          <w:bCs/>
+                          <w:sz w:val="18"/>
+                          <w:szCs w:val="18"/>
+                        </w:rPr>
+                        <w:t>*</w:t>
+                      </w:r>
+                      <w:proofErr w:type="spellStart"/>
+                      <w:r>
+                        <w:rPr>
+                          <w:b/>
+                          <w:bCs/>
+                          <w:sz w:val="18"/>
+                          <w:szCs w:val="18"/>
+                        </w:rPr>
+                        <w:t>args</w:t>
+                      </w:r>
+                      <w:proofErr w:type="spellEnd"/>
+                      <w:r>
+                        <w:rPr>
+                          <w:b/>
+                          <w:bCs/>
+                          <w:sz w:val="18"/>
+                          <w:szCs w:val="18"/>
+                        </w:rPr>
+                        <w:t>, **</w:t>
+                      </w:r>
+                      <w:proofErr w:type="spellStart"/>
+                      <w:r>
+                        <w:rPr>
+                          <w:b/>
+                          <w:bCs/>
+                          <w:sz w:val="18"/>
+                          <w:szCs w:val="18"/>
+                        </w:rPr>
+                        <w:t>kwargs</w:t>
+                      </w:r>
+                      <w:proofErr w:type="spellEnd"/>
+                      <w:r>
+                        <w:rPr>
+                          <w:b/>
+                          <w:bCs/>
+                          <w:sz w:val="18"/>
+                          <w:szCs w:val="18"/>
+                        </w:rPr>
+                        <w:t>)</w:t>
                       </w:r>
                     </w:p>
                     <w:p>
@@ -3452,26 +6111,79 @@
                           <w:sz w:val="18"/>
                           <w:szCs w:val="18"/>
                         </w:rPr>
-                        <w:t>File "C:\Users\Bryan\AppData\Local\Programs\Python\Python314\Lib\site-packages\django\core\management\commands\runserver.py", line 137, in inner_run</w:t>
-                      </w:r>
-                    </w:p>
-                    <w:p>
-                      <w:pPr>
-                        <w:rPr>
-                          <w:b/>
-                          <w:bCs/>
-                          <w:sz w:val="18"/>
-                          <w:szCs w:val="18"/>
-                        </w:rPr>
-                      </w:pPr>
-                      <w:r>
-                        <w:rPr>
-                          <w:b/>
-                          <w:bCs/>
-                          <w:sz w:val="18"/>
-                          <w:szCs w:val="18"/>
-                        </w:rPr>
-                        <w:t>self.check_migrations()</w:t>
+                        <w:t xml:space="preserve">File "C:\Users\Bryan\AppData\Local\Programs\Python\Python314\Lib\site-packages\django\core\management\commands\runserver.py", line 137, in </w:t>
+                      </w:r>
+                      <w:proofErr w:type="spellStart"/>
+                      <w:r>
+                        <w:rPr>
+                          <w:b/>
+                          <w:bCs/>
+                          <w:sz w:val="18"/>
+                          <w:szCs w:val="18"/>
+                        </w:rPr>
+                        <w:t>inner_run</w:t>
+                      </w:r>
+                      <w:proofErr w:type="spellEnd"/>
+                    </w:p>
+                    <w:p>
+                      <w:pPr>
+                        <w:rPr>
+                          <w:b/>
+                          <w:bCs/>
+                          <w:sz w:val="18"/>
+                          <w:szCs w:val="18"/>
+                        </w:rPr>
+                      </w:pPr>
+                      <w:proofErr w:type="spellStart"/>
+                      <w:proofErr w:type="gramStart"/>
+                      <w:r>
+                        <w:rPr>
+                          <w:b/>
+                          <w:bCs/>
+                          <w:sz w:val="18"/>
+                          <w:szCs w:val="18"/>
+                        </w:rPr>
+                        <w:t>self.check</w:t>
+                      </w:r>
+                      <w:proofErr w:type="gramEnd"/>
+                      <w:r>
+                        <w:rPr>
+                          <w:b/>
+                          <w:bCs/>
+                          <w:sz w:val="18"/>
+                          <w:szCs w:val="18"/>
+                        </w:rPr>
+                        <w:t>_</w:t>
+                      </w:r>
+                      <w:proofErr w:type="gramStart"/>
+                      <w:r>
+                        <w:rPr>
+                          <w:b/>
+                          <w:bCs/>
+                          <w:sz w:val="18"/>
+                          <w:szCs w:val="18"/>
+                        </w:rPr>
+                        <w:t>migrations</w:t>
+                      </w:r>
+                      <w:proofErr w:type="spellEnd"/>
+                      <w:r>
+                        <w:rPr>
+                          <w:b/>
+                          <w:bCs/>
+                          <w:sz w:val="18"/>
+                          <w:szCs w:val="18"/>
+                        </w:rPr>
+                        <w:t>(</w:t>
+                      </w:r>
+                      <w:proofErr w:type="gramEnd"/>
+                      <w:r>
+                        <w:rPr>
+                          <w:b/>
+                          <w:bCs/>
+                          <w:sz w:val="18"/>
+                          <w:szCs w:val="18"/>
+                        </w:rPr>
+                        <w:t>)</w:t>
                       </w:r>
                     </w:p>
                     <w:p>
@@ -3509,64 +6221,190 @@
                           <w:sz w:val="18"/>
                           <w:szCs w:val="18"/>
                         </w:rPr>
-                        <w:t>File "C:\Users\Bryan\AppData\Local\Programs\Python\Python314\Lib\site-packages\django\core\management\base.py", line 587, in check_migrations</w:t>
-                      </w:r>
-                    </w:p>
-                    <w:p>
-                      <w:pPr>
-                        <w:rPr>
-                          <w:b/>
-                          <w:bCs/>
-                          <w:sz w:val="18"/>
-                          <w:szCs w:val="18"/>
-                        </w:rPr>
-                      </w:pPr>
-                      <w:r>
-                        <w:rPr>
-                          <w:b/>
-                          <w:bCs/>
-                          <w:sz w:val="18"/>
-                          <w:szCs w:val="18"/>
-                        </w:rPr>
-                        <w:t>executor = MigrationExecutor(connections[DEFAULT_DB_ALIAS])</w:t>
-                      </w:r>
-                    </w:p>
-                    <w:p>
-                      <w:pPr>
-                        <w:rPr>
-                          <w:b/>
-                          <w:bCs/>
-                          <w:sz w:val="18"/>
-                          <w:szCs w:val="18"/>
-                        </w:rPr>
-                      </w:pPr>
-                      <w:r>
-                        <w:rPr>
-                          <w:b/>
-                          <w:bCs/>
-                          <w:sz w:val="18"/>
-                          <w:szCs w:val="18"/>
-                        </w:rPr>
-                        <w:t>File "C:\Users\Bryan\AppData\Local\Programs\Python\Python314\Lib\site-packages\django\db\migrations\executor.py", line 18, in __init__</w:t>
-                      </w:r>
-                    </w:p>
-                    <w:p>
-                      <w:pPr>
-                        <w:rPr>
-                          <w:b/>
-                          <w:bCs/>
-                          <w:sz w:val="18"/>
-                          <w:szCs w:val="18"/>
-                        </w:rPr>
-                      </w:pPr>
-                      <w:r>
-                        <w:rPr>
-                          <w:b/>
-                          <w:bCs/>
-                          <w:sz w:val="18"/>
-                          <w:szCs w:val="18"/>
-                        </w:rPr>
-                        <w:t>self.loader = MigrationLoader(self.connection)</w:t>
+                        <w:t xml:space="preserve">File "C:\Users\Bryan\AppData\Local\Programs\Python\Python314\Lib\site-packages\django\core\management\base.py", line 587, in </w:t>
+                      </w:r>
+                      <w:proofErr w:type="spellStart"/>
+                      <w:r>
+                        <w:rPr>
+                          <w:b/>
+                          <w:bCs/>
+                          <w:sz w:val="18"/>
+                          <w:szCs w:val="18"/>
+                        </w:rPr>
+                        <w:t>check_migrations</w:t>
+                      </w:r>
+                      <w:proofErr w:type="spellEnd"/>
+                    </w:p>
+                    <w:p>
+                      <w:pPr>
+                        <w:rPr>
+                          <w:b/>
+                          <w:bCs/>
+                          <w:sz w:val="18"/>
+                          <w:szCs w:val="18"/>
+                        </w:rPr>
+                      </w:pPr>
+                      <w:r>
+                        <w:rPr>
+                          <w:b/>
+                          <w:bCs/>
+                          <w:sz w:val="18"/>
+                          <w:szCs w:val="18"/>
+                        </w:rPr>
+                        <w:t xml:space="preserve">executor = </w:t>
+                      </w:r>
+                      <w:proofErr w:type="spellStart"/>
+                      <w:r>
+                        <w:rPr>
+                          <w:b/>
+                          <w:bCs/>
+                          <w:sz w:val="18"/>
+                          <w:szCs w:val="18"/>
+                        </w:rPr>
+                        <w:t>MigrationExecutor</w:t>
+                      </w:r>
+                      <w:proofErr w:type="spellEnd"/>
+                      <w:r>
+                        <w:rPr>
+                          <w:b/>
+                          <w:bCs/>
+                          <w:sz w:val="18"/>
+                          <w:szCs w:val="18"/>
+                        </w:rPr>
+                        <w:t>(</w:t>
+                      </w:r>
+                      <w:proofErr w:type="gramStart"/>
+                      <w:r>
+                        <w:rPr>
+                          <w:b/>
+                          <w:bCs/>
+                          <w:sz w:val="18"/>
+                          <w:szCs w:val="18"/>
+                        </w:rPr>
+                        <w:t>connections[</w:t>
+                      </w:r>
+                      <w:proofErr w:type="gramEnd"/>
+                      <w:r>
+                        <w:rPr>
+                          <w:b/>
+                          <w:bCs/>
+                          <w:sz w:val="18"/>
+                          <w:szCs w:val="18"/>
+                        </w:rPr>
+                        <w:t>DEFAULT_DB_ALIAS])</w:t>
+                      </w:r>
+                    </w:p>
+                    <w:p>
+                      <w:pPr>
+                        <w:rPr>
+                          <w:b/>
+                          <w:bCs/>
+                          <w:sz w:val="18"/>
+                          <w:szCs w:val="18"/>
+                        </w:rPr>
+                      </w:pPr>
+                      <w:r>
+                        <w:rPr>
+                          <w:b/>
+                          <w:bCs/>
+                          <w:sz w:val="18"/>
+                          <w:szCs w:val="18"/>
+                        </w:rPr>
+                        <w:t>File "C:\Users\Bryan\AppData\Local\Programs\Python\Python314\Lib\site-packages\django\db\migrations\executor.py", line 18, in __</w:t>
+                      </w:r>
+                      <w:proofErr w:type="spellStart"/>
+                      <w:r>
+                        <w:rPr>
+                          <w:b/>
+                          <w:bCs/>
+                          <w:sz w:val="18"/>
+                          <w:szCs w:val="18"/>
+                        </w:rPr>
+                        <w:t>init</w:t>
+                      </w:r>
+                      <w:proofErr w:type="spellEnd"/>
+                      <w:r>
+                        <w:rPr>
+                          <w:b/>
+                          <w:bCs/>
+                          <w:sz w:val="18"/>
+                          <w:szCs w:val="18"/>
+                        </w:rPr>
+                        <w:t>__</w:t>
+                      </w:r>
+                    </w:p>
+                    <w:p>
+                      <w:pPr>
+                        <w:rPr>
+                          <w:b/>
+                          <w:bCs/>
+                          <w:sz w:val="18"/>
+                          <w:szCs w:val="18"/>
+                        </w:rPr>
+                      </w:pPr>
+                      <w:proofErr w:type="spellStart"/>
+                      <w:proofErr w:type="gramStart"/>
+                      <w:r>
+                        <w:rPr>
+                          <w:b/>
+                          <w:bCs/>
+                          <w:sz w:val="18"/>
+                          <w:szCs w:val="18"/>
+                        </w:rPr>
+                        <w:t>self.loader</w:t>
+                      </w:r>
+                      <w:proofErr w:type="spellEnd"/>
+                      <w:proofErr w:type="gramEnd"/>
+                      <w:r>
+                        <w:rPr>
+                          <w:b/>
+                          <w:bCs/>
+                          <w:sz w:val="18"/>
+                          <w:szCs w:val="18"/>
+                        </w:rPr>
+                        <w:t xml:space="preserve"> = </w:t>
+                      </w:r>
+                      <w:proofErr w:type="spellStart"/>
+                      <w:r>
+                        <w:rPr>
+                          <w:b/>
+                          <w:bCs/>
+                          <w:sz w:val="18"/>
+                          <w:szCs w:val="18"/>
+                        </w:rPr>
+                        <w:t>MigrationLoader</w:t>
+                      </w:r>
+                      <w:proofErr w:type="spellEnd"/>
+                      <w:r>
+                        <w:rPr>
+                          <w:b/>
+                          <w:bCs/>
+                          <w:sz w:val="18"/>
+                          <w:szCs w:val="18"/>
+                        </w:rPr>
+                        <w:t>(</w:t>
+                      </w:r>
+                      <w:proofErr w:type="spellStart"/>
+                      <w:proofErr w:type="gramStart"/>
+                      <w:r>
+                        <w:rPr>
+                          <w:b/>
+                          <w:bCs/>
+                          <w:sz w:val="18"/>
+                          <w:szCs w:val="18"/>
+                        </w:rPr>
+                        <w:t>self.connection</w:t>
+                      </w:r>
+                      <w:proofErr w:type="spellEnd"/>
+                      <w:proofErr w:type="gramEnd"/>
+                      <w:r>
+                        <w:rPr>
+                          <w:b/>
+                          <w:bCs/>
+                          <w:sz w:val="18"/>
+                          <w:szCs w:val="18"/>
+                        </w:rPr>
+                        <w:t>)</w:t>
                       </w:r>
                     </w:p>
                     <w:p>
@@ -3604,26 +6442,88 @@
                           <w:sz w:val="18"/>
                           <w:szCs w:val="18"/>
                         </w:rPr>
-                        <w:t>File "C:\Users\Bryan\AppData\Local\Programs\Python\Python314\Lib\site-packages\django\db\migrations\loader.py", line 58, in __init__</w:t>
-                      </w:r>
-                    </w:p>
-                    <w:p>
-                      <w:pPr>
-                        <w:rPr>
-                          <w:b/>
-                          <w:bCs/>
-                          <w:sz w:val="18"/>
-                          <w:szCs w:val="18"/>
-                        </w:rPr>
-                      </w:pPr>
-                      <w:r>
-                        <w:rPr>
-                          <w:b/>
-                          <w:bCs/>
-                          <w:sz w:val="18"/>
-                          <w:szCs w:val="18"/>
-                        </w:rPr>
-                        <w:t>self.build_graph()</w:t>
+                        <w:t>File "C:\Users\Bryan\AppData\Local\Programs\Python\Python314\Lib\site-packages\django\db\migrations\loader.py", line 58, in __</w:t>
+                      </w:r>
+                      <w:proofErr w:type="spellStart"/>
+                      <w:r>
+                        <w:rPr>
+                          <w:b/>
+                          <w:bCs/>
+                          <w:sz w:val="18"/>
+                          <w:szCs w:val="18"/>
+                        </w:rPr>
+                        <w:t>init</w:t>
+                      </w:r>
+                      <w:proofErr w:type="spellEnd"/>
+                      <w:r>
+                        <w:rPr>
+                          <w:b/>
+                          <w:bCs/>
+                          <w:sz w:val="18"/>
+                          <w:szCs w:val="18"/>
+                        </w:rPr>
+                        <w:t>__</w:t>
+                      </w:r>
+                    </w:p>
+                    <w:p>
+                      <w:pPr>
+                        <w:rPr>
+                          <w:b/>
+                          <w:bCs/>
+                          <w:sz w:val="18"/>
+                          <w:szCs w:val="18"/>
+                        </w:rPr>
+                      </w:pPr>
+                      <w:proofErr w:type="spellStart"/>
+                      <w:proofErr w:type="gramStart"/>
+                      <w:r>
+                        <w:rPr>
+                          <w:b/>
+                          <w:bCs/>
+                          <w:sz w:val="18"/>
+                          <w:szCs w:val="18"/>
+                        </w:rPr>
+                        <w:t>self.build</w:t>
+                      </w:r>
+                      <w:proofErr w:type="gramEnd"/>
+                      <w:r>
+                        <w:rPr>
+                          <w:b/>
+                          <w:bCs/>
+                          <w:sz w:val="18"/>
+                          <w:szCs w:val="18"/>
+                        </w:rPr>
+                        <w:t>_</w:t>
+                      </w:r>
+                      <w:proofErr w:type="gramStart"/>
+                      <w:r>
+                        <w:rPr>
+                          <w:b/>
+                          <w:bCs/>
+                          <w:sz w:val="18"/>
+                          <w:szCs w:val="18"/>
+                        </w:rPr>
+                        <w:t>graph</w:t>
+                      </w:r>
+                      <w:proofErr w:type="spellEnd"/>
+                      <w:r>
+                        <w:rPr>
+                          <w:b/>
+                          <w:bCs/>
+                          <w:sz w:val="18"/>
+                          <w:szCs w:val="18"/>
+                        </w:rPr>
+                        <w:t>(</w:t>
+                      </w:r>
+                      <w:proofErr w:type="gramEnd"/>
+                      <w:r>
+                        <w:rPr>
+                          <w:b/>
+                          <w:bCs/>
+                          <w:sz w:val="18"/>
+                          <w:szCs w:val="18"/>
+                        </w:rPr>
+                        <w:t>)</w:t>
                       </w:r>
                     </w:p>
                     <w:p>
@@ -3661,26 +6561,110 @@
                           <w:sz w:val="18"/>
                           <w:szCs w:val="18"/>
                         </w:rPr>
-                        <w:t>File "C:\Users\Bryan\AppData\Local\Programs\Python\Python314\Lib\site-packages\django\db\migrations\loader.py", line 235, in build_graph</w:t>
-                      </w:r>
-                    </w:p>
-                    <w:p>
-                      <w:pPr>
-                        <w:rPr>
-                          <w:b/>
-                          <w:bCs/>
-                          <w:sz w:val="18"/>
-                          <w:szCs w:val="18"/>
-                        </w:rPr>
-                      </w:pPr>
-                      <w:r>
-                        <w:rPr>
-                          <w:b/>
-                          <w:bCs/>
-                          <w:sz w:val="18"/>
-                          <w:szCs w:val="18"/>
-                        </w:rPr>
-                        <w:t>self.applied_migrations = recorder.applied_migrations()</w:t>
+                        <w:t xml:space="preserve">File "C:\Users\Bryan\AppData\Local\Programs\Python\Python314\Lib\site-packages\django\db\migrations\loader.py", line 235, in </w:t>
+                      </w:r>
+                      <w:proofErr w:type="spellStart"/>
+                      <w:r>
+                        <w:rPr>
+                          <w:b/>
+                          <w:bCs/>
+                          <w:sz w:val="18"/>
+                          <w:szCs w:val="18"/>
+                        </w:rPr>
+                        <w:t>build_graph</w:t>
+                      </w:r>
+                      <w:proofErr w:type="spellEnd"/>
+                    </w:p>
+                    <w:p>
+                      <w:pPr>
+                        <w:rPr>
+                          <w:b/>
+                          <w:bCs/>
+                          <w:sz w:val="18"/>
+                          <w:szCs w:val="18"/>
+                        </w:rPr>
+                      </w:pPr>
+                      <w:proofErr w:type="spellStart"/>
+                      <w:proofErr w:type="gramStart"/>
+                      <w:r>
+                        <w:rPr>
+                          <w:b/>
+                          <w:bCs/>
+                          <w:sz w:val="18"/>
+                          <w:szCs w:val="18"/>
+                        </w:rPr>
+                        <w:t>self.applied</w:t>
+                      </w:r>
+                      <w:proofErr w:type="gramEnd"/>
+                      <w:r>
+                        <w:rPr>
+                          <w:b/>
+                          <w:bCs/>
+                          <w:sz w:val="18"/>
+                          <w:szCs w:val="18"/>
+                        </w:rPr>
+                        <w:t>_migrations</w:t>
+                      </w:r>
+                      <w:proofErr w:type="spellEnd"/>
+                      <w:r>
+                        <w:rPr>
+                          <w:b/>
+                          <w:bCs/>
+                          <w:sz w:val="18"/>
+                          <w:szCs w:val="18"/>
+                        </w:rPr>
+                        <w:t xml:space="preserve"> = </w:t>
+                      </w:r>
+                      <w:proofErr w:type="spellStart"/>
+                      <w:proofErr w:type="gramStart"/>
+                      <w:r>
+                        <w:rPr>
+                          <w:b/>
+                          <w:bCs/>
+                          <w:sz w:val="18"/>
+                          <w:szCs w:val="18"/>
+                        </w:rPr>
+                        <w:t>recorder.applied</w:t>
+                      </w:r>
+                      <w:proofErr w:type="gramEnd"/>
+                      <w:r>
+                        <w:rPr>
+                          <w:b/>
+                          <w:bCs/>
+                          <w:sz w:val="18"/>
+                          <w:szCs w:val="18"/>
+                        </w:rPr>
+                        <w:t>_</w:t>
+                      </w:r>
+                      <w:proofErr w:type="gramStart"/>
+                      <w:r>
+                        <w:rPr>
+                          <w:b/>
+                          <w:bCs/>
+                          <w:sz w:val="18"/>
+                          <w:szCs w:val="18"/>
+                        </w:rPr>
+                        <w:t>migrations</w:t>
+                      </w:r>
+                      <w:proofErr w:type="spellEnd"/>
+                      <w:r>
+                        <w:rPr>
+                          <w:b/>
+                          <w:bCs/>
+                          <w:sz w:val="18"/>
+                          <w:szCs w:val="18"/>
+                        </w:rPr>
+                        <w:t>(</w:t>
+                      </w:r>
+                      <w:proofErr w:type="gramEnd"/>
+                      <w:r>
+                        <w:rPr>
+                          <w:b/>
+                          <w:bCs/>
+                          <w:sz w:val="18"/>
+                          <w:szCs w:val="18"/>
+                        </w:rPr>
+                        <w:t>)</w:t>
                       </w:r>
                     </w:p>
                     <w:p>
@@ -3718,26 +6702,77 @@
                           <w:sz w:val="18"/>
                           <w:szCs w:val="18"/>
                         </w:rPr>
-                        <w:t>File "C:\Users\Bryan\AppData\Local\Programs\Python\Python314\Lib\site-packages\django\db\migrations\recorder.py", line 89, in applied_migrations</w:t>
-                      </w:r>
-                    </w:p>
-                    <w:p>
-                      <w:pPr>
-                        <w:rPr>
-                          <w:b/>
-                          <w:bCs/>
-                          <w:sz w:val="18"/>
-                          <w:szCs w:val="18"/>
-                        </w:rPr>
-                      </w:pPr>
-                      <w:r>
-                        <w:rPr>
-                          <w:b/>
-                          <w:bCs/>
-                          <w:sz w:val="18"/>
-                          <w:szCs w:val="18"/>
-                        </w:rPr>
-                        <w:t>if self.has_table():</w:t>
+                        <w:t xml:space="preserve">File "C:\Users\Bryan\AppData\Local\Programs\Python\Python314\Lib\site-packages\django\db\migrations\recorder.py", line 89, in </w:t>
+                      </w:r>
+                      <w:proofErr w:type="spellStart"/>
+                      <w:r>
+                        <w:rPr>
+                          <w:b/>
+                          <w:bCs/>
+                          <w:sz w:val="18"/>
+                          <w:szCs w:val="18"/>
+                        </w:rPr>
+                        <w:t>applied_migrations</w:t>
+                      </w:r>
+                      <w:proofErr w:type="spellEnd"/>
+                    </w:p>
+                    <w:p>
+                      <w:pPr>
+                        <w:rPr>
+                          <w:b/>
+                          <w:bCs/>
+                          <w:sz w:val="18"/>
+                          <w:szCs w:val="18"/>
+                        </w:rPr>
+                      </w:pPr>
+                      <w:r>
+                        <w:rPr>
+                          <w:b/>
+                          <w:bCs/>
+                          <w:sz w:val="18"/>
+                          <w:szCs w:val="18"/>
+                        </w:rPr>
+                        <w:t xml:space="preserve">if </w:t>
+                      </w:r>
+                      <w:proofErr w:type="spellStart"/>
+                      <w:r>
+                        <w:rPr>
+                          <w:b/>
+                          <w:bCs/>
+                          <w:sz w:val="18"/>
+                          <w:szCs w:val="18"/>
+                        </w:rPr>
+                        <w:t>self.has_</w:t>
+                      </w:r>
+                      <w:proofErr w:type="gramStart"/>
+                      <w:r>
+                        <w:rPr>
+                          <w:b/>
+                          <w:bCs/>
+                          <w:sz w:val="18"/>
+                          <w:szCs w:val="18"/>
+                        </w:rPr>
+                        <w:t>table</w:t>
+                      </w:r>
+                      <w:proofErr w:type="spellEnd"/>
+                      <w:r>
+                        <w:rPr>
+                          <w:b/>
+                          <w:bCs/>
+                          <w:sz w:val="18"/>
+                          <w:szCs w:val="18"/>
+                        </w:rPr>
+                        <w:t>(</w:t>
+                      </w:r>
+                      <w:proofErr w:type="gramEnd"/>
+                      <w:r>
+                        <w:rPr>
+                          <w:b/>
+                          <w:bCs/>
+                          <w:sz w:val="18"/>
+                          <w:szCs w:val="18"/>
+                        </w:rPr>
+                        <w:t>):</w:t>
                       </w:r>
                     </w:p>
                     <w:p>
@@ -3775,26 +6810,88 @@
                           <w:sz w:val="18"/>
                           <w:szCs w:val="18"/>
                         </w:rPr>
-                        <w:t>File "C:\Users\Bryan\AppData\Local\Programs\Python\Python314\Lib\site-packages\django\db\migrations\recorder.py", line 63, in has_table</w:t>
-                      </w:r>
-                    </w:p>
-                    <w:p>
-                      <w:pPr>
-                        <w:rPr>
-                          <w:b/>
-                          <w:bCs/>
-                          <w:sz w:val="18"/>
-                          <w:szCs w:val="18"/>
-                        </w:rPr>
-                      </w:pPr>
-                      <w:r>
-                        <w:rPr>
-                          <w:b/>
-                          <w:bCs/>
-                          <w:sz w:val="18"/>
-                          <w:szCs w:val="18"/>
-                        </w:rPr>
-                        <w:t>with self.connection.cursor() as cursor:</w:t>
+                        <w:t xml:space="preserve">File "C:\Users\Bryan\AppData\Local\Programs\Python\Python314\Lib\site-packages\django\db\migrations\recorder.py", line 63, in </w:t>
+                      </w:r>
+                      <w:proofErr w:type="spellStart"/>
+                      <w:r>
+                        <w:rPr>
+                          <w:b/>
+                          <w:bCs/>
+                          <w:sz w:val="18"/>
+                          <w:szCs w:val="18"/>
+                        </w:rPr>
+                        <w:t>has_table</w:t>
+                      </w:r>
+                      <w:proofErr w:type="spellEnd"/>
+                    </w:p>
+                    <w:p>
+                      <w:pPr>
+                        <w:rPr>
+                          <w:b/>
+                          <w:bCs/>
+                          <w:sz w:val="18"/>
+                          <w:szCs w:val="18"/>
+                        </w:rPr>
+                      </w:pPr>
+                      <w:r>
+                        <w:rPr>
+                          <w:b/>
+                          <w:bCs/>
+                          <w:sz w:val="18"/>
+                          <w:szCs w:val="18"/>
+                        </w:rPr>
+                        <w:t xml:space="preserve">with </w:t>
+                      </w:r>
+                      <w:proofErr w:type="spellStart"/>
+                      <w:proofErr w:type="gramStart"/>
+                      <w:r>
+                        <w:rPr>
+                          <w:b/>
+                          <w:bCs/>
+                          <w:sz w:val="18"/>
+                          <w:szCs w:val="18"/>
+                        </w:rPr>
+                        <w:t>self.connection</w:t>
+                      </w:r>
+                      <w:proofErr w:type="gramEnd"/>
+                      <w:r>
+                        <w:rPr>
+                          <w:b/>
+                          <w:bCs/>
+                          <w:sz w:val="18"/>
+                          <w:szCs w:val="18"/>
+                        </w:rPr>
+                        <w:t>.</w:t>
+                      </w:r>
+                      <w:proofErr w:type="gramStart"/>
+                      <w:r>
+                        <w:rPr>
+                          <w:b/>
+                          <w:bCs/>
+                          <w:sz w:val="18"/>
+                          <w:szCs w:val="18"/>
+                        </w:rPr>
+                        <w:t>cursor</w:t>
+                      </w:r>
+                      <w:proofErr w:type="spellEnd"/>
+                      <w:r>
+                        <w:rPr>
+                          <w:b/>
+                          <w:bCs/>
+                          <w:sz w:val="18"/>
+                          <w:szCs w:val="18"/>
+                        </w:rPr>
+                        <w:t>(</w:t>
+                      </w:r>
+                      <w:proofErr w:type="gramEnd"/>
+                      <w:r>
+                        <w:rPr>
+                          <w:b/>
+                          <w:bCs/>
+                          <w:sz w:val="18"/>
+                          <w:szCs w:val="18"/>
+                        </w:rPr>
+                        <w:t>) as cursor:</w:t>
                       </w:r>
                     </w:p>
                     <w:p>
@@ -3851,7 +6948,78 @@
                           <w:sz w:val="18"/>
                           <w:szCs w:val="18"/>
                         </w:rPr>
-                        <w:t>return func(*args, **kwargs)</w:t>
+                        <w:t xml:space="preserve">return </w:t>
+                      </w:r>
+                      <w:proofErr w:type="spellStart"/>
+                      <w:proofErr w:type="gramStart"/>
+                      <w:r>
+                        <w:rPr>
+                          <w:b/>
+                          <w:bCs/>
+                          <w:sz w:val="18"/>
+                          <w:szCs w:val="18"/>
+                        </w:rPr>
+                        <w:t>func</w:t>
+                      </w:r>
+                      <w:proofErr w:type="spellEnd"/>
+                      <w:r>
+                        <w:rPr>
+                          <w:b/>
+                          <w:bCs/>
+                          <w:sz w:val="18"/>
+                          <w:szCs w:val="18"/>
+                        </w:rPr>
+                        <w:t>(</w:t>
+                      </w:r>
+                      <w:proofErr w:type="gramEnd"/>
+                      <w:r>
+                        <w:rPr>
+                          <w:b/>
+                          <w:bCs/>
+                          <w:sz w:val="18"/>
+                          <w:szCs w:val="18"/>
+                        </w:rPr>
+                        <w:t>*</w:t>
+                      </w:r>
+                      <w:proofErr w:type="spellStart"/>
+                      <w:r>
+                        <w:rPr>
+                          <w:b/>
+                          <w:bCs/>
+                          <w:sz w:val="18"/>
+                          <w:szCs w:val="18"/>
+                        </w:rPr>
+                        <w:t>args</w:t>
+                      </w:r>
+                      <w:proofErr w:type="spellEnd"/>
+                      <w:r>
+                        <w:rPr>
+                          <w:b/>
+                          <w:bCs/>
+                          <w:sz w:val="18"/>
+                          <w:szCs w:val="18"/>
+                        </w:rPr>
+                        <w:t>, **</w:t>
+                      </w:r>
+                      <w:proofErr w:type="spellStart"/>
+                      <w:r>
+                        <w:rPr>
+                          <w:b/>
+                          <w:bCs/>
+                          <w:sz w:val="18"/>
+                          <w:szCs w:val="18"/>
+                        </w:rPr>
+                        <w:t>kwargs</w:t>
+                      </w:r>
+                      <w:proofErr w:type="spellEnd"/>
+                      <w:r>
+                        <w:rPr>
+                          <w:b/>
+                          <w:bCs/>
+                          <w:sz w:val="18"/>
+                          <w:szCs w:val="18"/>
+                        </w:rPr>
+                        <w:t>)</w:t>
                       </w:r>
                     </w:p>
                     <w:p>
@@ -3889,7 +7057,38 @@
                           <w:sz w:val="18"/>
                           <w:szCs w:val="18"/>
                         </w:rPr>
-                        <w:t>return self._cursor()</w:t>
+                        <w:t xml:space="preserve">return </w:t>
+                      </w:r>
+                      <w:proofErr w:type="spellStart"/>
+                      <w:proofErr w:type="gramStart"/>
+                      <w:r>
+                        <w:rPr>
+                          <w:b/>
+                          <w:bCs/>
+                          <w:sz w:val="18"/>
+                          <w:szCs w:val="18"/>
+                        </w:rPr>
+                        <w:t>self._cursor</w:t>
+                      </w:r>
+                      <w:proofErr w:type="spellEnd"/>
+                      <w:r>
+                        <w:rPr>
+                          <w:b/>
+                          <w:bCs/>
+                          <w:sz w:val="18"/>
+                          <w:szCs w:val="18"/>
+                        </w:rPr>
+                        <w:t>(</w:t>
+                      </w:r>
+                      <w:proofErr w:type="gramEnd"/>
+                      <w:r>
+                        <w:rPr>
+                          <w:b/>
+                          <w:bCs/>
+                          <w:sz w:val="18"/>
+                          <w:szCs w:val="18"/>
+                        </w:rPr>
+                        <w:t>)</w:t>
                       </w:r>
                     </w:p>
                     <w:p>
@@ -3939,14 +7138,56 @@
                           <w:szCs w:val="18"/>
                         </w:rPr>
                       </w:pPr>
-                      <w:r>
-                        <w:rPr>
-                          <w:b/>
-                          <w:bCs/>
-                          <w:sz w:val="18"/>
-                          <w:szCs w:val="18"/>
-                        </w:rPr>
-                        <w:t>self.ensure_connection()</w:t>
+                      <w:proofErr w:type="spellStart"/>
+                      <w:proofErr w:type="gramStart"/>
+                      <w:r>
+                        <w:rPr>
+                          <w:b/>
+                          <w:bCs/>
+                          <w:sz w:val="18"/>
+                          <w:szCs w:val="18"/>
+                        </w:rPr>
+                        <w:t>self.ensure</w:t>
+                      </w:r>
+                      <w:proofErr w:type="gramEnd"/>
+                      <w:r>
+                        <w:rPr>
+                          <w:b/>
+                          <w:bCs/>
+                          <w:sz w:val="18"/>
+                          <w:szCs w:val="18"/>
+                        </w:rPr>
+                        <w:t>_</w:t>
+                      </w:r>
+                      <w:proofErr w:type="gramStart"/>
+                      <w:r>
+                        <w:rPr>
+                          <w:b/>
+                          <w:bCs/>
+                          <w:sz w:val="18"/>
+                          <w:szCs w:val="18"/>
+                        </w:rPr>
+                        <w:t>connection</w:t>
+                      </w:r>
+                      <w:proofErr w:type="spellEnd"/>
+                      <w:r>
+                        <w:rPr>
+                          <w:b/>
+                          <w:bCs/>
+                          <w:sz w:val="18"/>
+                          <w:szCs w:val="18"/>
+                        </w:rPr>
+                        <w:t>(</w:t>
+                      </w:r>
+                      <w:proofErr w:type="gramEnd"/>
+                      <w:r>
+                        <w:rPr>
+                          <w:b/>
+                          <w:bCs/>
+                          <w:sz w:val="18"/>
+                          <w:szCs w:val="18"/>
+                        </w:rPr>
+                        <w:t>)</w:t>
                       </w:r>
                     </w:p>
                     <w:p>
@@ -4003,45 +7244,158 @@
                           <w:sz w:val="18"/>
                           <w:szCs w:val="18"/>
                         </w:rPr>
-                        <w:t>return func(*args, **kwargs)</w:t>
-                      </w:r>
-                    </w:p>
-                    <w:p>
-                      <w:pPr>
-                        <w:rPr>
-                          <w:b/>
-                          <w:bCs/>
-                          <w:sz w:val="18"/>
-                          <w:szCs w:val="18"/>
-                        </w:rPr>
-                      </w:pPr>
-                      <w:r>
-                        <w:rPr>
-                          <w:b/>
-                          <w:bCs/>
-                          <w:sz w:val="18"/>
-                          <w:szCs w:val="18"/>
-                        </w:rPr>
-                        <w:t>File "C:\Users\Bryan\AppData\Local\Programs\Python\Python314\Lib\site-packages\django\db\backends\base\base.py", line 278, in ensure_connection</w:t>
-                      </w:r>
-                    </w:p>
-                    <w:p>
-                      <w:pPr>
-                        <w:rPr>
-                          <w:b/>
-                          <w:bCs/>
-                          <w:sz w:val="18"/>
-                          <w:szCs w:val="18"/>
-                        </w:rPr>
-                      </w:pPr>
-                      <w:r>
-                        <w:rPr>
-                          <w:b/>
-                          <w:bCs/>
-                          <w:sz w:val="18"/>
-                          <w:szCs w:val="18"/>
-                        </w:rPr>
-                        <w:t>with self.wrap_database_errors:</w:t>
+                        <w:t xml:space="preserve">return </w:t>
+                      </w:r>
+                      <w:proofErr w:type="spellStart"/>
+                      <w:proofErr w:type="gramStart"/>
+                      <w:r>
+                        <w:rPr>
+                          <w:b/>
+                          <w:bCs/>
+                          <w:sz w:val="18"/>
+                          <w:szCs w:val="18"/>
+                        </w:rPr>
+                        <w:t>func</w:t>
+                      </w:r>
+                      <w:proofErr w:type="spellEnd"/>
+                      <w:r>
+                        <w:rPr>
+                          <w:b/>
+                          <w:bCs/>
+                          <w:sz w:val="18"/>
+                          <w:szCs w:val="18"/>
+                        </w:rPr>
+                        <w:t>(</w:t>
+                      </w:r>
+                      <w:proofErr w:type="gramEnd"/>
+                      <w:r>
+                        <w:rPr>
+                          <w:b/>
+                          <w:bCs/>
+                          <w:sz w:val="18"/>
+                          <w:szCs w:val="18"/>
+                        </w:rPr>
+                        <w:t>*</w:t>
+                      </w:r>
+                      <w:proofErr w:type="spellStart"/>
+                      <w:r>
+                        <w:rPr>
+                          <w:b/>
+                          <w:bCs/>
+                          <w:sz w:val="18"/>
+                          <w:szCs w:val="18"/>
+                        </w:rPr>
+                        <w:t>args</w:t>
+                      </w:r>
+                      <w:proofErr w:type="spellEnd"/>
+                      <w:r>
+                        <w:rPr>
+                          <w:b/>
+                          <w:bCs/>
+                          <w:sz w:val="18"/>
+                          <w:szCs w:val="18"/>
+                        </w:rPr>
+                        <w:t>, **</w:t>
+                      </w:r>
+                      <w:proofErr w:type="spellStart"/>
+                      <w:r>
+                        <w:rPr>
+                          <w:b/>
+                          <w:bCs/>
+                          <w:sz w:val="18"/>
+                          <w:szCs w:val="18"/>
+                        </w:rPr>
+                        <w:t>kwargs</w:t>
+                      </w:r>
+                      <w:proofErr w:type="spellEnd"/>
+                      <w:r>
+                        <w:rPr>
+                          <w:b/>
+                          <w:bCs/>
+                          <w:sz w:val="18"/>
+                          <w:szCs w:val="18"/>
+                        </w:rPr>
+                        <w:t>)</w:t>
+                      </w:r>
+                    </w:p>
+                    <w:p>
+                      <w:pPr>
+                        <w:rPr>
+                          <w:b/>
+                          <w:bCs/>
+                          <w:sz w:val="18"/>
+                          <w:szCs w:val="18"/>
+                        </w:rPr>
+                      </w:pPr>
+                      <w:r>
+                        <w:rPr>
+                          <w:b/>
+                          <w:bCs/>
+                          <w:sz w:val="18"/>
+                          <w:szCs w:val="18"/>
+                        </w:rPr>
+                        <w:t xml:space="preserve">File "C:\Users\Bryan\AppData\Local\Programs\Python\Python314\Lib\site-packages\django\db\backends\base\base.py", line 278, in </w:t>
+                      </w:r>
+                      <w:proofErr w:type="spellStart"/>
+                      <w:r>
+                        <w:rPr>
+                          <w:b/>
+                          <w:bCs/>
+                          <w:sz w:val="18"/>
+                          <w:szCs w:val="18"/>
+                        </w:rPr>
+                        <w:t>ensure_connection</w:t>
+                      </w:r>
+                      <w:proofErr w:type="spellEnd"/>
+                    </w:p>
+                    <w:p>
+                      <w:pPr>
+                        <w:rPr>
+                          <w:b/>
+                          <w:bCs/>
+                          <w:sz w:val="18"/>
+                          <w:szCs w:val="18"/>
+                        </w:rPr>
+                      </w:pPr>
+                      <w:r>
+                        <w:rPr>
+                          <w:b/>
+                          <w:bCs/>
+                          <w:sz w:val="18"/>
+                          <w:szCs w:val="18"/>
+                        </w:rPr>
+                        <w:t xml:space="preserve">with </w:t>
+                      </w:r>
+                      <w:proofErr w:type="spellStart"/>
+                      <w:proofErr w:type="gramStart"/>
+                      <w:r>
+                        <w:rPr>
+                          <w:b/>
+                          <w:bCs/>
+                          <w:sz w:val="18"/>
+                          <w:szCs w:val="18"/>
+                        </w:rPr>
+                        <w:t>self.wrap</w:t>
+                      </w:r>
+                      <w:proofErr w:type="gramEnd"/>
+                      <w:r>
+                        <w:rPr>
+                          <w:b/>
+                          <w:bCs/>
+                          <w:sz w:val="18"/>
+                          <w:szCs w:val="18"/>
+                        </w:rPr>
+                        <w:t>_database_errors</w:t>
+                      </w:r>
+                      <w:proofErr w:type="spellEnd"/>
+                      <w:r>
+                        <w:rPr>
+                          <w:b/>
+                          <w:bCs/>
+                          <w:sz w:val="18"/>
+                          <w:szCs w:val="18"/>
+                        </w:rPr>
+                        <w:t>:</w:t>
                       </w:r>
                     </w:p>
                     <w:p>
@@ -4098,45 +7452,120 @@
                           <w:sz w:val="18"/>
                           <w:szCs w:val="18"/>
                         </w:rPr>
-                        <w:t>raise dj_exc_value.with_traceback(traceback) from exc_value</w:t>
-                      </w:r>
-                    </w:p>
-                    <w:p>
-                      <w:pPr>
-                        <w:rPr>
-                          <w:b/>
-                          <w:bCs/>
-                          <w:sz w:val="18"/>
-                          <w:szCs w:val="18"/>
-                        </w:rPr>
-                      </w:pPr>
-                      <w:r>
-                        <w:rPr>
-                          <w:b/>
-                          <w:bCs/>
-                          <w:sz w:val="18"/>
-                          <w:szCs w:val="18"/>
-                        </w:rPr>
-                        <w:t>File "C:\Users\Bryan\AppData\Local\Programs\Python\Python314\Lib\site-packages\django\db\backends\base\base.py", line 279, in ensure_connection</w:t>
-                      </w:r>
-                    </w:p>
-                    <w:p>
-                      <w:pPr>
-                        <w:rPr>
-                          <w:b/>
-                          <w:bCs/>
-                          <w:sz w:val="18"/>
-                          <w:szCs w:val="18"/>
-                        </w:rPr>
-                      </w:pPr>
-                      <w:r>
-                        <w:rPr>
-                          <w:b/>
-                          <w:bCs/>
-                          <w:sz w:val="18"/>
-                          <w:szCs w:val="18"/>
-                        </w:rPr>
-                        <w:t>self.connect()</w:t>
+                        <w:t xml:space="preserve">raise </w:t>
+                      </w:r>
+                      <w:proofErr w:type="spellStart"/>
+                      <w:r>
+                        <w:rPr>
+                          <w:b/>
+                          <w:bCs/>
+                          <w:sz w:val="18"/>
+                          <w:szCs w:val="18"/>
+                        </w:rPr>
+                        <w:t>dj_exc_</w:t>
+                      </w:r>
+                      <w:proofErr w:type="gramStart"/>
+                      <w:r>
+                        <w:rPr>
+                          <w:b/>
+                          <w:bCs/>
+                          <w:sz w:val="18"/>
+                          <w:szCs w:val="18"/>
+                        </w:rPr>
+                        <w:t>value.with</w:t>
+                      </w:r>
+                      <w:proofErr w:type="gramEnd"/>
+                      <w:r>
+                        <w:rPr>
+                          <w:b/>
+                          <w:bCs/>
+                          <w:sz w:val="18"/>
+                          <w:szCs w:val="18"/>
+                        </w:rPr>
+                        <w:t>_traceback</w:t>
+                      </w:r>
+                      <w:proofErr w:type="spellEnd"/>
+                      <w:r>
+                        <w:rPr>
+                          <w:b/>
+                          <w:bCs/>
+                          <w:sz w:val="18"/>
+                          <w:szCs w:val="18"/>
+                        </w:rPr>
+                        <w:t xml:space="preserve">(traceback) from </w:t>
+                      </w:r>
+                      <w:proofErr w:type="spellStart"/>
+                      <w:r>
+                        <w:rPr>
+                          <w:b/>
+                          <w:bCs/>
+                          <w:sz w:val="18"/>
+                          <w:szCs w:val="18"/>
+                        </w:rPr>
+                        <w:t>exc_value</w:t>
+                      </w:r>
+                      <w:proofErr w:type="spellEnd"/>
+                    </w:p>
+                    <w:p>
+                      <w:pPr>
+                        <w:rPr>
+                          <w:b/>
+                          <w:bCs/>
+                          <w:sz w:val="18"/>
+                          <w:szCs w:val="18"/>
+                        </w:rPr>
+                      </w:pPr>
+                      <w:r>
+                        <w:rPr>
+                          <w:b/>
+                          <w:bCs/>
+                          <w:sz w:val="18"/>
+                          <w:szCs w:val="18"/>
+                        </w:rPr>
+                        <w:t xml:space="preserve">File "C:\Users\Bryan\AppData\Local\Programs\Python\Python314\Lib\site-packages\django\db\backends\base\base.py", line 279, in </w:t>
+                      </w:r>
+                      <w:proofErr w:type="spellStart"/>
+                      <w:r>
+                        <w:rPr>
+                          <w:b/>
+                          <w:bCs/>
+                          <w:sz w:val="18"/>
+                          <w:szCs w:val="18"/>
+                        </w:rPr>
+                        <w:t>ensure_connection</w:t>
+                      </w:r>
+                      <w:proofErr w:type="spellEnd"/>
+                    </w:p>
+                    <w:p>
+                      <w:pPr>
+                        <w:rPr>
+                          <w:b/>
+                          <w:bCs/>
+                          <w:sz w:val="18"/>
+                          <w:szCs w:val="18"/>
+                        </w:rPr>
+                      </w:pPr>
+                      <w:proofErr w:type="spellStart"/>
+                      <w:proofErr w:type="gramStart"/>
+                      <w:r>
+                        <w:rPr>
+                          <w:b/>
+                          <w:bCs/>
+                          <w:sz w:val="18"/>
+                          <w:szCs w:val="18"/>
+                        </w:rPr>
+                        <w:t>self.connect</w:t>
+                      </w:r>
+                      <w:proofErr w:type="spellEnd"/>
+                      <w:proofErr w:type="gramEnd"/>
+                      <w:r>
+                        <w:rPr>
+                          <w:b/>
+                          <w:bCs/>
+                          <w:sz w:val="18"/>
+                          <w:szCs w:val="18"/>
+                        </w:rPr>
+                        <w:t>()</w:t>
                       </w:r>
                     </w:p>
                     <w:p>
@@ -4193,7 +7622,78 @@
                           <w:sz w:val="18"/>
                           <w:szCs w:val="18"/>
                         </w:rPr>
-                        <w:t>return func(*args, **kwargs)</w:t>
+                        <w:t xml:space="preserve">return </w:t>
+                      </w:r>
+                      <w:proofErr w:type="spellStart"/>
+                      <w:proofErr w:type="gramStart"/>
+                      <w:r>
+                        <w:rPr>
+                          <w:b/>
+                          <w:bCs/>
+                          <w:sz w:val="18"/>
+                          <w:szCs w:val="18"/>
+                        </w:rPr>
+                        <w:t>func</w:t>
+                      </w:r>
+                      <w:proofErr w:type="spellEnd"/>
+                      <w:r>
+                        <w:rPr>
+                          <w:b/>
+                          <w:bCs/>
+                          <w:sz w:val="18"/>
+                          <w:szCs w:val="18"/>
+                        </w:rPr>
+                        <w:t>(</w:t>
+                      </w:r>
+                      <w:proofErr w:type="gramEnd"/>
+                      <w:r>
+                        <w:rPr>
+                          <w:b/>
+                          <w:bCs/>
+                          <w:sz w:val="18"/>
+                          <w:szCs w:val="18"/>
+                        </w:rPr>
+                        <w:t>*</w:t>
+                      </w:r>
+                      <w:proofErr w:type="spellStart"/>
+                      <w:r>
+                        <w:rPr>
+                          <w:b/>
+                          <w:bCs/>
+                          <w:sz w:val="18"/>
+                          <w:szCs w:val="18"/>
+                        </w:rPr>
+                        <w:t>args</w:t>
+                      </w:r>
+                      <w:proofErr w:type="spellEnd"/>
+                      <w:r>
+                        <w:rPr>
+                          <w:b/>
+                          <w:bCs/>
+                          <w:sz w:val="18"/>
+                          <w:szCs w:val="18"/>
+                        </w:rPr>
+                        <w:t>, **</w:t>
+                      </w:r>
+                      <w:proofErr w:type="spellStart"/>
+                      <w:r>
+                        <w:rPr>
+                          <w:b/>
+                          <w:bCs/>
+                          <w:sz w:val="18"/>
+                          <w:szCs w:val="18"/>
+                        </w:rPr>
+                        <w:t>kwargs</w:t>
+                      </w:r>
+                      <w:proofErr w:type="spellEnd"/>
+                      <w:r>
+                        <w:rPr>
+                          <w:b/>
+                          <w:bCs/>
+                          <w:sz w:val="18"/>
+                          <w:szCs w:val="18"/>
+                        </w:rPr>
+                        <w:t>)</w:t>
                       </w:r>
                     </w:p>
                     <w:p>
@@ -4224,14 +7724,67 @@
                           <w:szCs w:val="18"/>
                         </w:rPr>
                       </w:pPr>
-                      <w:r>
-                        <w:rPr>
-                          <w:b/>
-                          <w:bCs/>
-                          <w:sz w:val="18"/>
-                          <w:szCs w:val="18"/>
-                        </w:rPr>
-                        <w:t>self.connection = self.get_new_connection(conn_params)</w:t>
+                      <w:proofErr w:type="spellStart"/>
+                      <w:proofErr w:type="gramStart"/>
+                      <w:r>
+                        <w:rPr>
+                          <w:b/>
+                          <w:bCs/>
+                          <w:sz w:val="18"/>
+                          <w:szCs w:val="18"/>
+                        </w:rPr>
+                        <w:t>self.connection</w:t>
+                      </w:r>
+                      <w:proofErr w:type="spellEnd"/>
+                      <w:proofErr w:type="gramEnd"/>
+                      <w:r>
+                        <w:rPr>
+                          <w:b/>
+                          <w:bCs/>
+                          <w:sz w:val="18"/>
+                          <w:szCs w:val="18"/>
+                        </w:rPr>
+                        <w:t xml:space="preserve"> = </w:t>
+                      </w:r>
+                      <w:proofErr w:type="spellStart"/>
+                      <w:r>
+                        <w:rPr>
+                          <w:b/>
+                          <w:bCs/>
+                          <w:sz w:val="18"/>
+                          <w:szCs w:val="18"/>
+                        </w:rPr>
+                        <w:t>self.get_new_connection</w:t>
+                      </w:r>
+                      <w:proofErr w:type="spellEnd"/>
+                      <w:r>
+                        <w:rPr>
+                          <w:b/>
+                          <w:bCs/>
+                          <w:sz w:val="18"/>
+                          <w:szCs w:val="18"/>
+                        </w:rPr>
+                        <w:t>(</w:t>
+                      </w:r>
+                      <w:proofErr w:type="spellStart"/>
+                      <w:r>
+                        <w:rPr>
+                          <w:b/>
+                          <w:bCs/>
+                          <w:sz w:val="18"/>
+                          <w:szCs w:val="18"/>
+                        </w:rPr>
+                        <w:t>conn_params</w:t>
+                      </w:r>
+                      <w:proofErr w:type="spellEnd"/>
+                      <w:r>
+                        <w:rPr>
+                          <w:b/>
+                          <w:bCs/>
+                          <w:sz w:val="18"/>
+                          <w:szCs w:val="18"/>
+                        </w:rPr>
+                        <w:t>)</w:t>
                       </w:r>
                     </w:p>
                     <w:p>
@@ -4288,45 +7841,169 @@
                           <w:sz w:val="18"/>
                           <w:szCs w:val="18"/>
                         </w:rPr>
-                        <w:t>return func(*args, **kwargs)</w:t>
-                      </w:r>
-                    </w:p>
-                    <w:p>
-                      <w:pPr>
-                        <w:rPr>
-                          <w:b/>
-                          <w:bCs/>
-                          <w:sz w:val="18"/>
-                          <w:szCs w:val="18"/>
-                        </w:rPr>
-                      </w:pPr>
-                      <w:r>
-                        <w:rPr>
-                          <w:b/>
-                          <w:bCs/>
-                          <w:sz w:val="18"/>
-                          <w:szCs w:val="18"/>
-                        </w:rPr>
-                        <w:t>File "C:\Users\Bryan\AppData\Local\Programs\Python\Python314\Lib\site-packages\django\db\backends\postgresql\base.py", line 332, in get_new_connection</w:t>
-                      </w:r>
-                    </w:p>
-                    <w:p>
-                      <w:pPr>
-                        <w:rPr>
-                          <w:b/>
-                          <w:bCs/>
-                          <w:sz w:val="18"/>
-                          <w:szCs w:val="18"/>
-                        </w:rPr>
-                      </w:pPr>
-                      <w:r>
-                        <w:rPr>
-                          <w:b/>
-                          <w:bCs/>
-                          <w:sz w:val="18"/>
-                          <w:szCs w:val="18"/>
-                        </w:rPr>
-                        <w:t>connection = self.Database.connect(**conn_params)</w:t>
+                        <w:t xml:space="preserve">return </w:t>
+                      </w:r>
+                      <w:proofErr w:type="spellStart"/>
+                      <w:proofErr w:type="gramStart"/>
+                      <w:r>
+                        <w:rPr>
+                          <w:b/>
+                          <w:bCs/>
+                          <w:sz w:val="18"/>
+                          <w:szCs w:val="18"/>
+                        </w:rPr>
+                        <w:t>func</w:t>
+                      </w:r>
+                      <w:proofErr w:type="spellEnd"/>
+                      <w:r>
+                        <w:rPr>
+                          <w:b/>
+                          <w:bCs/>
+                          <w:sz w:val="18"/>
+                          <w:szCs w:val="18"/>
+                        </w:rPr>
+                        <w:t>(</w:t>
+                      </w:r>
+                      <w:proofErr w:type="gramEnd"/>
+                      <w:r>
+                        <w:rPr>
+                          <w:b/>
+                          <w:bCs/>
+                          <w:sz w:val="18"/>
+                          <w:szCs w:val="18"/>
+                        </w:rPr>
+                        <w:t>*</w:t>
+                      </w:r>
+                      <w:proofErr w:type="spellStart"/>
+                      <w:r>
+                        <w:rPr>
+                          <w:b/>
+                          <w:bCs/>
+                          <w:sz w:val="18"/>
+                          <w:szCs w:val="18"/>
+                        </w:rPr>
+                        <w:t>args</w:t>
+                      </w:r>
+                      <w:proofErr w:type="spellEnd"/>
+                      <w:r>
+                        <w:rPr>
+                          <w:b/>
+                          <w:bCs/>
+                          <w:sz w:val="18"/>
+                          <w:szCs w:val="18"/>
+                        </w:rPr>
+                        <w:t>, **</w:t>
+                      </w:r>
+                      <w:proofErr w:type="spellStart"/>
+                      <w:r>
+                        <w:rPr>
+                          <w:b/>
+                          <w:bCs/>
+                          <w:sz w:val="18"/>
+                          <w:szCs w:val="18"/>
+                        </w:rPr>
+                        <w:t>kwargs</w:t>
+                      </w:r>
+                      <w:proofErr w:type="spellEnd"/>
+                      <w:r>
+                        <w:rPr>
+                          <w:b/>
+                          <w:bCs/>
+                          <w:sz w:val="18"/>
+                          <w:szCs w:val="18"/>
+                        </w:rPr>
+                        <w:t>)</w:t>
+                      </w:r>
+                    </w:p>
+                    <w:p>
+                      <w:pPr>
+                        <w:rPr>
+                          <w:b/>
+                          <w:bCs/>
+                          <w:sz w:val="18"/>
+                          <w:szCs w:val="18"/>
+                        </w:rPr>
+                      </w:pPr>
+                      <w:r>
+                        <w:rPr>
+                          <w:b/>
+                          <w:bCs/>
+                          <w:sz w:val="18"/>
+                          <w:szCs w:val="18"/>
+                        </w:rPr>
+                        <w:t xml:space="preserve">File "C:\Users\Bryan\AppData\Local\Programs\Python\Python314\Lib\site-packages\django\db\backends\postgresql\base.py", line 332, in </w:t>
+                      </w:r>
+                      <w:proofErr w:type="spellStart"/>
+                      <w:r>
+                        <w:rPr>
+                          <w:b/>
+                          <w:bCs/>
+                          <w:sz w:val="18"/>
+                          <w:szCs w:val="18"/>
+                        </w:rPr>
+                        <w:t>get_new_connection</w:t>
+                      </w:r>
+                      <w:proofErr w:type="spellEnd"/>
+                    </w:p>
+                    <w:p>
+                      <w:pPr>
+                        <w:rPr>
+                          <w:b/>
+                          <w:bCs/>
+                          <w:sz w:val="18"/>
+                          <w:szCs w:val="18"/>
+                        </w:rPr>
+                      </w:pPr>
+                      <w:r>
+                        <w:rPr>
+                          <w:b/>
+                          <w:bCs/>
+                          <w:sz w:val="18"/>
+                          <w:szCs w:val="18"/>
+                        </w:rPr>
+                        <w:t xml:space="preserve">connection = </w:t>
+                      </w:r>
+                      <w:proofErr w:type="spellStart"/>
+                      <w:proofErr w:type="gramStart"/>
+                      <w:r>
+                        <w:rPr>
+                          <w:b/>
+                          <w:bCs/>
+                          <w:sz w:val="18"/>
+                          <w:szCs w:val="18"/>
+                        </w:rPr>
+                        <w:t>self.Database.connect</w:t>
+                      </w:r>
+                      <w:proofErr w:type="spellEnd"/>
+                      <w:proofErr w:type="gramEnd"/>
+                      <w:r>
+                        <w:rPr>
+                          <w:b/>
+                          <w:bCs/>
+                          <w:sz w:val="18"/>
+                          <w:szCs w:val="18"/>
+                        </w:rPr>
+                        <w:t>(**</w:t>
+                      </w:r>
+                      <w:proofErr w:type="spellStart"/>
+                      <w:r>
+                        <w:rPr>
+                          <w:b/>
+                          <w:bCs/>
+                          <w:sz w:val="18"/>
+                          <w:szCs w:val="18"/>
+                        </w:rPr>
+                        <w:t>conn_params</w:t>
+                      </w:r>
+                      <w:proofErr w:type="spellEnd"/>
+                      <w:r>
+                        <w:rPr>
+                          <w:b/>
+                          <w:bCs/>
+                          <w:sz w:val="18"/>
+                          <w:szCs w:val="18"/>
+                        </w:rPr>
+                        <w:t>)</w:t>
                       </w:r>
                     </w:p>
                     <w:p>
@@ -4364,27 +8041,160 @@
                           <w:sz w:val="18"/>
                           <w:szCs w:val="18"/>
                         </w:rPr>
-                        <w:t>conn = _connect(dsn, connection_factory=connection_factory, **kwasync)</w:t>
-                      </w:r>
-                    </w:p>
-                    <w:p>
-                      <w:pPr>
-                        <w:rPr>
-                          <w:b/>
-                          <w:bCs/>
-                          <w:sz w:val="18"/>
-                          <w:szCs w:val="18"/>
-                        </w:rPr>
-                      </w:pPr>
-                      <w:r>
-                        <w:rPr>
-                          <w:b/>
-                          <w:bCs/>
-                          <w:sz w:val="18"/>
-                          <w:szCs w:val="18"/>
-                        </w:rPr>
-                        <w:t>django.db.utils.OperationalError: could not translate host name "aws-1-ap-northeast-1.pooler.supabase.com" to address: Name or service not knownmber</w:t>
-                      </w:r>
+                        <w:t>conn = _</w:t>
+                      </w:r>
+                      <w:proofErr w:type="gramStart"/>
+                      <w:r>
+                        <w:rPr>
+                          <w:b/>
+                          <w:bCs/>
+                          <w:sz w:val="18"/>
+                          <w:szCs w:val="18"/>
+                        </w:rPr>
+                        <w:t>connect(</w:t>
+                      </w:r>
+                      <w:proofErr w:type="spellStart"/>
+                      <w:proofErr w:type="gramEnd"/>
+                      <w:r>
+                        <w:rPr>
+                          <w:b/>
+                          <w:bCs/>
+                          <w:sz w:val="18"/>
+                          <w:szCs w:val="18"/>
+                        </w:rPr>
+                        <w:t>dsn</w:t>
+                      </w:r>
+                      <w:proofErr w:type="spellEnd"/>
+                      <w:r>
+                        <w:rPr>
+                          <w:b/>
+                          <w:bCs/>
+                          <w:sz w:val="18"/>
+                          <w:szCs w:val="18"/>
+                        </w:rPr>
+                        <w:t xml:space="preserve">, </w:t>
+                      </w:r>
+                      <w:proofErr w:type="spellStart"/>
+                      <w:r>
+                        <w:rPr>
+                          <w:b/>
+                          <w:bCs/>
+                          <w:sz w:val="18"/>
+                          <w:szCs w:val="18"/>
+                        </w:rPr>
+                        <w:t>connection_factory</w:t>
+                      </w:r>
+                      <w:proofErr w:type="spellEnd"/>
+                      <w:r>
+                        <w:rPr>
+                          <w:b/>
+                          <w:bCs/>
+                          <w:sz w:val="18"/>
+                          <w:szCs w:val="18"/>
+                        </w:rPr>
+                        <w:t>=</w:t>
+                      </w:r>
+                      <w:proofErr w:type="spellStart"/>
+                      <w:r>
+                        <w:rPr>
+                          <w:b/>
+                          <w:bCs/>
+                          <w:sz w:val="18"/>
+                          <w:szCs w:val="18"/>
+                        </w:rPr>
+                        <w:t>connection_factory</w:t>
+                      </w:r>
+                      <w:proofErr w:type="spellEnd"/>
+                      <w:r>
+                        <w:rPr>
+                          <w:b/>
+                          <w:bCs/>
+                          <w:sz w:val="18"/>
+                          <w:szCs w:val="18"/>
+                        </w:rPr>
+                        <w:t>, **</w:t>
+                      </w:r>
+                      <w:proofErr w:type="spellStart"/>
+                      <w:r>
+                        <w:rPr>
+                          <w:b/>
+                          <w:bCs/>
+                          <w:sz w:val="18"/>
+                          <w:szCs w:val="18"/>
+                        </w:rPr>
+                        <w:t>kwasync</w:t>
+                      </w:r>
+                      <w:proofErr w:type="spellEnd"/>
+                      <w:r>
+                        <w:rPr>
+                          <w:b/>
+                          <w:bCs/>
+                          <w:sz w:val="18"/>
+                          <w:szCs w:val="18"/>
+                        </w:rPr>
+                        <w:t>)</w:t>
+                      </w:r>
+                    </w:p>
+                    <w:p>
+                      <w:pPr>
+                        <w:rPr>
+                          <w:b/>
+                          <w:bCs/>
+                          <w:sz w:val="18"/>
+                          <w:szCs w:val="18"/>
+                        </w:rPr>
+                      </w:pPr>
+                      <w:proofErr w:type="spellStart"/>
+                      <w:r>
+                        <w:rPr>
+                          <w:b/>
+                          <w:bCs/>
+                          <w:sz w:val="18"/>
+                          <w:szCs w:val="18"/>
+                        </w:rPr>
+                        <w:t>django.</w:t>
+                      </w:r>
+                      <w:proofErr w:type="gramStart"/>
+                      <w:r>
+                        <w:rPr>
+                          <w:b/>
+                          <w:bCs/>
+                          <w:sz w:val="18"/>
+                          <w:szCs w:val="18"/>
+                        </w:rPr>
+                        <w:t>db.utils</w:t>
+                      </w:r>
+                      <w:proofErr w:type="gramEnd"/>
+                      <w:r>
+                        <w:rPr>
+                          <w:b/>
+                          <w:bCs/>
+                          <w:sz w:val="18"/>
+                          <w:szCs w:val="18"/>
+                        </w:rPr>
+                        <w:t>.OperationalError</w:t>
+                      </w:r>
+                      <w:proofErr w:type="spellEnd"/>
+                      <w:r>
+                        <w:rPr>
+                          <w:b/>
+                          <w:bCs/>
+                          <w:sz w:val="18"/>
+                          <w:szCs w:val="18"/>
+                        </w:rPr>
+                        <w:t xml:space="preserve">: could not translate host name "aws-1-ap-northeast-1.pooler.supabase.com" to address: Name or service not </w:t>
+                      </w:r>
+                      <w:proofErr w:type="spellStart"/>
+                      <w:r>
+                        <w:rPr>
+                          <w:b/>
+                          <w:bCs/>
+                          <w:sz w:val="18"/>
+                          <w:szCs w:val="18"/>
+                        </w:rPr>
+                        <w:t>knownmber</w:t>
+                      </w:r>
+                      <w:proofErr w:type="spellEnd"/>
                     </w:p>
                   </w:txbxContent>
                 </v:textbox>
@@ -4396,7 +8206,7 @@
       </w:r>
     </w:p>
     <w:sectPr>
-      <w:pgSz w:w="4876" w:h="3062" w:orient="landscape" w:code="168"/>
+      <w:pgSz w:w="4876" w:h="3061" w:orient="landscape" w:code="168"/>
       <w:pgMar w:top="1440" w:right="1440" w:bottom="1440" w:left="1440" w:header="709" w:footer="709" w:gutter="0"/>
       <w:cols w:space="708"/>
       <w:docGrid w:linePitch="360"/>
